--- a/06-转换电路/02-数模转换DAC/PWM型DAC电路/PWM型DAC电路.docx
+++ b/06-转换电路/02-数模转换DAC/PWM型DAC电路/PWM型DAC电路.docx
@@ -2704,6 +2704,20 @@
     </w:p>
     <w:bookmarkEnd w:id="26"/>
     <w:bookmarkEnd w:id="27"/>
+    <w:p>
+      <w:pPr>
+        <w:spacing w:before="360"/>
+        <w:jc w:val="center"/>
+      </w:pPr>
+      <w:r>
+        <w:rPr>
+          <w:rFonts w:ascii="Times New Roman" w:hAnsi="Times New Roman"/>
+          <w:color w:val="555555"/>
+          <w:sz w:val="21"/>
+        </w:rPr>
+        <w:t>材料收集者：杜文杰</w:t>
+      </w:r>
+    </w:p>
     <w:sectPr>
       <w:headerReference r:id="rId9" w:type="default"/>
       <w:footerReference r:id="rId10" w:type="default"/>

--- a/06-转换电路/02-数模转换DAC/PWM型DAC电路/PWM型DAC电路.docx
+++ b/06-转换电路/02-数模转换DAC/PWM型DAC电路/PWM型DAC电路.docx
@@ -1,6 +1,6 @@
 
 <file path=word/document.xml><?xml version="1.0" encoding="utf-8"?>
-<w:document xmlns:w="http://schemas.openxmlformats.org/wordprocessingml/2006/main" xmlns:m="http://schemas.openxmlformats.org/officeDocument/2006/math" xmlns:r="http://schemas.openxmlformats.org/officeDocument/2006/relationships" xmlns:o="urn:schemas-microsoft-com:office:office" xmlns:v="urn:schemas-microsoft-com:vml" xmlns:w10="urn:schemas-microsoft-com:office:word" xmlns:a="http://schemas.openxmlformats.org/drawingml/2006/main" xmlns:pic="http://schemas.openxmlformats.org/drawingml/2006/picture" xmlns:wp="http://schemas.openxmlformats.org/drawingml/2006/wordprocessingDrawing">
+<w:document xmlns:m="http://schemas.openxmlformats.org/officeDocument/2006/math" xmlns:r="http://schemas.openxmlformats.org/officeDocument/2006/relationships" xmlns:w="http://schemas.openxmlformats.org/wordprocessingml/2006/main" xmlns:o="urn:schemas-microsoft-com:office:office" xmlns:v="urn:schemas-microsoft-com:vml" xmlns:w10="urn:schemas-microsoft-com:office:word" xmlns:a="http://schemas.openxmlformats.org/drawingml/2006/main" xmlns:pic="http://schemas.openxmlformats.org/drawingml/2006/picture" xmlns:wp="http://schemas.openxmlformats.org/drawingml/2006/wordprocessingDrawing">
   <w:body>
     <w:bookmarkStart w:id="27" w:name="pwm-型-dac-电路"/>
     <w:p>
@@ -8,20 +8,26 @@
         <w:pStyle w:val="Heading1"/>
       </w:pPr>
       <w:r>
+        <w:rPr>
+          <w:rFonts w:eastAsia="黑体"/>
+        </w:rPr>
         <w:t xml:space="preserve">PWM </w:t>
       </w:r>
       <w:r>
         <w:rPr>
-          <w:rFonts w:hint="eastAsia"/>
+          <w:rFonts w:hint="eastAsia" w:eastAsia="黑体"/>
         </w:rPr>
         <w:t xml:space="preserve">型</w:t>
       </w:r>
       <w:r>
+        <w:rPr>
+          <w:rFonts w:eastAsia="黑体"/>
+        </w:rPr>
         <w:t xml:space="preserve"> DAC </w:t>
       </w:r>
       <w:r>
         <w:rPr>
-          <w:rFonts w:hint="eastAsia"/>
+          <w:rFonts w:hint="eastAsia" w:eastAsia="黑体"/>
         </w:rPr>
         <w:t xml:space="preserve">电路</w:t>
       </w:r>
@@ -33,7 +39,7 @@
       </w:pPr>
       <w:r>
         <w:rPr>
-          <w:rFonts w:hint="eastAsia"/>
+          <w:rFonts w:hint="eastAsia" w:eastAsia="黑体"/>
         </w:rPr>
         <w:t xml:space="preserve">拓扑描述</w:t>
       </w:r>
@@ -44,15 +50,19 @@
       </w:pPr>
       <w:r>
         <w:rPr>
-          <w:rFonts w:hint="eastAsia"/>
+          <w:rFonts w:hint="eastAsia" w:eastAsia="黑体"/>
         </w:rPr>
         <w:t xml:space="preserve">由</w:t>
       </w:r>
       <w:r>
+        <w:rPr>
+          <w:rFonts w:eastAsia="黑体"/>
+        </w:rPr>
         <w:t xml:space="preserve"> </w:t>
       </w:r>
       <w:r>
         <w:rPr>
+          <w:rFonts w:eastAsia="黑体"/>
           <w:b/>
           <w:bCs/>
         </w:rPr>
@@ -60,7 +70,7 @@
       </w:r>
       <w:r>
         <w:rPr>
-          <w:rFonts w:hint="eastAsia"/>
+          <w:rFonts w:hint="eastAsia" w:eastAsia="黑体"/>
           <w:b/>
           <w:bCs/>
         </w:rPr>
@@ -68,17 +78,21 @@
       </w:r>
       <w:r>
         <w:rPr>
+          <w:rFonts w:eastAsia="黑体"/>
           <w:b/>
           <w:bCs/>
         </w:rPr>
         <w:t xml:space="preserve"> PWM1</w:t>
       </w:r>
       <w:r>
+        <w:rPr>
+          <w:rFonts w:eastAsia="黑体"/>
+        </w:rPr>
         <w:t xml:space="preserve">、</w:t>
       </w:r>
       <w:r>
         <w:rPr>
-          <w:rFonts w:hint="eastAsia"/>
+          <w:rFonts w:hint="eastAsia" w:eastAsia="黑体"/>
           <w:b/>
           <w:bCs/>
         </w:rPr>
@@ -86,6 +100,7 @@
       </w:r>
       <w:r>
         <w:rPr>
+          <w:rFonts w:eastAsia="黑体"/>
           <w:b/>
           <w:bCs/>
         </w:rPr>
@@ -93,7 +108,7 @@
       </w:r>
       <w:r>
         <w:rPr>
-          <w:rFonts w:hint="eastAsia"/>
+          <w:rFonts w:hint="eastAsia" w:eastAsia="黑体"/>
           <w:b/>
           <w:bCs/>
         </w:rPr>
@@ -101,7 +116,7 @@
       </w:r>
       <w:r>
         <w:rPr>
-          <w:rFonts w:hint="eastAsia"/>
+          <w:rFonts w:hint="eastAsia" w:eastAsia="黑体"/>
         </w:rPr>
         <w:t xml:space="preserve">（</w:t>
       </w:r>
@@ -120,6 +135,9 @@
         </m:sSub>
       </m:oMath>
       <w:r>
+        <w:rPr>
+          <w:rFonts w:eastAsia="黑体"/>
+        </w:rPr>
         <w:t xml:space="preserve">、</w:t>
       </w:r>
       <m:oMath>
@@ -138,16 +156,19 @@
       </m:oMath>
       <w:r>
         <w:rPr>
-          <w:rFonts w:hint="eastAsia"/>
+          <w:rFonts w:hint="eastAsia" w:eastAsia="黑体"/>
         </w:rPr>
         <w:t xml:space="preserve">，或高阶有源滤波）与</w:t>
       </w:r>
       <w:r>
+        <w:rPr>
+          <w:rFonts w:eastAsia="黑体"/>
+        </w:rPr>
         <w:t xml:space="preserve"> </w:t>
       </w:r>
       <w:r>
         <w:rPr>
-          <w:rFonts w:hint="eastAsia"/>
+          <w:rFonts w:hint="eastAsia" w:eastAsia="黑体"/>
           <w:b/>
           <w:bCs/>
         </w:rPr>
@@ -155,32 +176,39 @@
       </w:r>
       <w:r>
         <w:rPr>
+          <w:rFonts w:eastAsia="黑体"/>
           <w:b/>
           <w:bCs/>
         </w:rPr>
         <w:t xml:space="preserve"> A1</w:t>
       </w:r>
       <w:r>
+        <w:rPr>
+          <w:rFonts w:eastAsia="黑体"/>
+        </w:rPr>
         <w:t xml:space="preserve"> </w:t>
       </w:r>
       <w:r>
         <w:rPr>
-          <w:rFonts w:hint="eastAsia"/>
+          <w:rFonts w:hint="eastAsia" w:eastAsia="黑体"/>
         </w:rPr>
         <w:t xml:space="preserve">组成。电路共有</w:t>
       </w:r>
       <w:r>
+        <w:rPr>
+          <w:rFonts w:eastAsia="黑体"/>
+        </w:rPr>
         <w:t xml:space="preserve"> 5 </w:t>
       </w:r>
       <w:r>
         <w:rPr>
-          <w:rFonts w:hint="eastAsia"/>
+          <w:rFonts w:hint="eastAsia" w:eastAsia="黑体"/>
         </w:rPr>
         <w:t xml:space="preserve">个关键节点：</w:t>
       </w:r>
       <w:r>
         <w:rPr>
-          <w:rFonts w:hint="eastAsia"/>
+          <w:rFonts w:hint="eastAsia" w:eastAsia="黑体"/>
           <w:b/>
           <w:bCs/>
         </w:rPr>
@@ -188,6 +216,7 @@
       </w:r>
       <w:r>
         <w:rPr>
+          <w:rFonts w:eastAsia="黑体"/>
           <w:b/>
           <w:bCs/>
         </w:rPr>
@@ -195,7 +224,7 @@
       </w:r>
       <w:r>
         <w:rPr>
-          <w:rFonts w:hint="eastAsia"/>
+          <w:rFonts w:hint="eastAsia" w:eastAsia="黑体"/>
           <w:b/>
           <w:bCs/>
         </w:rPr>
@@ -203,20 +232,26 @@
       </w:r>
       <w:r>
         <w:rPr>
-          <w:rFonts w:hint="eastAsia"/>
+          <w:rFonts w:hint="eastAsia" w:eastAsia="黑体"/>
         </w:rPr>
         <w:t xml:space="preserve">（PWM1</w:t>
       </w:r>
       <w:r>
+        <w:rPr>
+          <w:rFonts w:eastAsia="黑体"/>
+        </w:rPr>
         <w:t xml:space="preserve"> </w:t>
       </w:r>
       <w:r>
         <w:rPr>
-          <w:rFonts w:hint="eastAsia"/>
+          <w:rFonts w:hint="eastAsia" w:eastAsia="黑体"/>
         </w:rPr>
         <w:t xml:space="preserve">的输出方波，高电平为</w:t>
       </w:r>
       <w:r>
+        <w:rPr>
+          <w:rFonts w:eastAsia="黑体"/>
+        </w:rPr>
         <w:t xml:space="preserve"> </w:t>
       </w:r>
       <m:oMath>
@@ -238,13 +273,13 @@
       </m:oMath>
       <w:r>
         <w:rPr>
-          <w:rFonts w:hint="eastAsia"/>
+          <w:rFonts w:hint="eastAsia" w:eastAsia="黑体"/>
         </w:rPr>
         <w:t xml:space="preserve">）；</w:t>
       </w:r>
       <w:r>
         <w:rPr>
-          <w:rFonts w:hint="eastAsia"/>
+          <w:rFonts w:hint="eastAsia" w:eastAsia="黑体"/>
           <w:b/>
           <w:bCs/>
         </w:rPr>
@@ -252,6 +287,7 @@
       </w:r>
       <w:r>
         <w:rPr>
+          <w:rFonts w:eastAsia="黑体"/>
           <w:b/>
           <w:bCs/>
         </w:rPr>
@@ -259,7 +295,7 @@
       </w:r>
       <w:r>
         <w:rPr>
-          <w:rFonts w:hint="eastAsia"/>
+          <w:rFonts w:hint="eastAsia" w:eastAsia="黑体"/>
           <w:b/>
           <w:bCs/>
         </w:rPr>
@@ -267,7 +303,7 @@
       </w:r>
       <w:r>
         <w:rPr>
-          <w:rFonts w:hint="eastAsia"/>
+          <w:rFonts w:hint="eastAsia" w:eastAsia="黑体"/>
         </w:rPr>
         <w:t xml:space="preserve">（</w:t>
       </w:r>
@@ -286,11 +322,14 @@
         </m:sSub>
       </m:oMath>
       <w:r>
+        <w:rPr>
+          <w:rFonts w:eastAsia="黑体"/>
+        </w:rPr>
         <w:t xml:space="preserve"> </w:t>
       </w:r>
       <w:r>
         <w:rPr>
-          <w:rFonts w:hint="eastAsia"/>
+          <w:rFonts w:hint="eastAsia" w:eastAsia="黑体"/>
         </w:rPr>
         <w:t xml:space="preserve">下端、</w:t>
       </w:r>
@@ -309,44 +348,56 @@
         </m:sSub>
       </m:oMath>
       <w:r>
+        <w:rPr>
+          <w:rFonts w:eastAsia="黑体"/>
+        </w:rPr>
         <w:t xml:space="preserve"> </w:t>
       </w:r>
       <w:r>
         <w:rPr>
-          <w:rFonts w:hint="eastAsia"/>
+          <w:rFonts w:hint="eastAsia" w:eastAsia="黑体"/>
         </w:rPr>
         <w:t xml:space="preserve">上端、A1</w:t>
       </w:r>
       <w:r>
+        <w:rPr>
+          <w:rFonts w:eastAsia="黑体"/>
+        </w:rPr>
         <w:t xml:space="preserve"> </w:t>
       </w:r>
       <w:r>
         <w:rPr>
-          <w:rFonts w:hint="eastAsia"/>
+          <w:rFonts w:hint="eastAsia" w:eastAsia="黑体"/>
         </w:rPr>
         <w:t xml:space="preserve">的同相输入</w:t>
       </w:r>
       <w:r>
+        <w:rPr>
+          <w:rFonts w:eastAsia="黑体"/>
+        </w:rPr>
         <w:t xml:space="preserve"> IN+ </w:t>
       </w:r>
       <w:r>
         <w:rPr>
-          <w:rFonts w:hint="eastAsia"/>
+          <w:rFonts w:hint="eastAsia" w:eastAsia="黑体"/>
         </w:rPr>
         <w:t xml:space="preserve">三者相连，即</w:t>
       </w:r>
       <w:r>
+        <w:rPr>
+          <w:rFonts w:eastAsia="黑体"/>
+        </w:rPr>
         <w:t xml:space="preserve"> PWM </w:t>
       </w:r>
       <w:r>
         <w:rPr>
-          <w:rFonts w:hint="eastAsia"/>
+          <w:rFonts w:hint="eastAsia" w:eastAsia="黑体"/>
         </w:rPr>
         <w:t xml:space="preserve">的直流分量）；</w:t>
       </w:r>
       <w:r>
         <w:rPr>
-          <w:rFonts w:hint="eastAsia"/>
+          <w:rFonts w:hint="eastAsia" w:eastAsia="黑体"/>
           <w:b/>
           <w:bCs/>
         </w:rPr>
@@ -354,6 +405,7 @@
       </w:r>
       <w:r>
         <w:rPr>
+          <w:rFonts w:eastAsia="黑体"/>
           <w:b/>
           <w:bCs/>
         </w:rPr>
@@ -361,7 +413,7 @@
       </w:r>
       <w:r>
         <w:rPr>
-          <w:rFonts w:hint="eastAsia"/>
+          <w:rFonts w:hint="eastAsia" w:eastAsia="黑体"/>
           <w:b/>
           <w:bCs/>
         </w:rPr>
@@ -369,29 +421,38 @@
       </w:r>
       <w:r>
         <w:rPr>
-          <w:rFonts w:hint="eastAsia"/>
+          <w:rFonts w:hint="eastAsia" w:eastAsia="黑体"/>
         </w:rPr>
         <w:t xml:space="preserve">（A1</w:t>
       </w:r>
       <w:r>
+        <w:rPr>
+          <w:rFonts w:eastAsia="黑体"/>
+        </w:rPr>
         <w:t xml:space="preserve"> </w:t>
       </w:r>
       <w:r>
         <w:rPr>
-          <w:rFonts w:hint="eastAsia"/>
+          <w:rFonts w:hint="eastAsia" w:eastAsia="黑体"/>
         </w:rPr>
         <w:t xml:space="preserve">的输出</w:t>
       </w:r>
       <w:r>
+        <w:rPr>
+          <w:rFonts w:eastAsia="黑体"/>
+        </w:rPr>
         <w:t xml:space="preserve"> OUT </w:t>
       </w:r>
       <w:r>
         <w:rPr>
-          <w:rFonts w:hint="eastAsia"/>
+          <w:rFonts w:hint="eastAsia" w:eastAsia="黑体"/>
         </w:rPr>
         <w:t xml:space="preserve">作为</w:t>
       </w:r>
       <w:r>
+        <w:rPr>
+          <w:rFonts w:eastAsia="黑体"/>
+        </w:rPr>
         <w:t xml:space="preserve"> </w:t>
       </w:r>
       <m:oMath>
@@ -416,13 +477,13 @@
       </m:oMath>
       <w:r>
         <w:rPr>
-          <w:rFonts w:hint="eastAsia"/>
+          <w:rFonts w:hint="eastAsia" w:eastAsia="黑体"/>
         </w:rPr>
         <w:t xml:space="preserve">）；</w:t>
       </w:r>
       <w:r>
         <w:rPr>
-          <w:rFonts w:hint="eastAsia"/>
+          <w:rFonts w:hint="eastAsia" w:eastAsia="黑体"/>
           <w:b/>
           <w:bCs/>
         </w:rPr>
@@ -430,6 +491,7 @@
       </w:r>
       <w:r>
         <w:rPr>
+          <w:rFonts w:eastAsia="黑体"/>
           <w:b/>
           <w:bCs/>
         </w:rPr>
@@ -437,7 +499,7 @@
       </w:r>
       <w:r>
         <w:rPr>
-          <w:rFonts w:hint="eastAsia"/>
+          <w:rFonts w:hint="eastAsia" w:eastAsia="黑体"/>
           <w:b/>
           <w:bCs/>
         </w:rPr>
@@ -445,7 +507,7 @@
       </w:r>
       <w:r>
         <w:rPr>
-          <w:rFonts w:hint="eastAsia"/>
+          <w:rFonts w:hint="eastAsia" w:eastAsia="黑体"/>
         </w:rPr>
         <w:t xml:space="preserve">（</w:t>
       </w:r>
@@ -464,44 +526,56 @@
         </m:sSub>
       </m:oMath>
       <w:r>
+        <w:rPr>
+          <w:rFonts w:eastAsia="黑体"/>
+        </w:rPr>
         <w:t xml:space="preserve"> </w:t>
       </w:r>
       <w:r>
         <w:rPr>
-          <w:rFonts w:hint="eastAsia"/>
+          <w:rFonts w:hint="eastAsia" w:eastAsia="黑体"/>
         </w:rPr>
         <w:t xml:space="preserve">下端与</w:t>
       </w:r>
       <w:r>
+        <w:rPr>
+          <w:rFonts w:eastAsia="黑体"/>
+        </w:rPr>
         <w:t xml:space="preserve"> A1 </w:t>
       </w:r>
       <w:r>
         <w:rPr>
-          <w:rFonts w:hint="eastAsia"/>
+          <w:rFonts w:hint="eastAsia" w:eastAsia="黑体"/>
         </w:rPr>
         <w:t xml:space="preserve">的反相输入</w:t>
       </w:r>
       <w:r>
+        <w:rPr>
+          <w:rFonts w:eastAsia="黑体"/>
+        </w:rPr>
         <w:t xml:space="preserve"> IN− </w:t>
       </w:r>
       <w:r>
         <w:rPr>
-          <w:rFonts w:hint="eastAsia"/>
+          <w:rFonts w:hint="eastAsia" w:eastAsia="黑体"/>
         </w:rPr>
         <w:t xml:space="preserve">接</w:t>
       </w:r>
       <w:r>
+        <w:rPr>
+          <w:rFonts w:eastAsia="黑体"/>
+        </w:rPr>
         <w:t xml:space="preserve"> </w:t>
       </w:r>
       <w:r>
         <w:rPr>
-          <w:rFonts w:hint="eastAsia"/>
+          <w:rFonts w:hint="eastAsia" w:eastAsia="黑体"/>
         </w:rPr>
         <w:t xml:space="preserve">GND）；</w:t>
       </w:r>
       <w:r>
         <w:rPr>
-          <w:rFonts w:hint="eastAsia"/>
+          <w:rFonts w:hint="eastAsia" w:eastAsia="黑体"/>
           <w:b/>
           <w:bCs/>
         </w:rPr>
@@ -509,6 +583,7 @@
       </w:r>
       <w:r>
         <w:rPr>
+          <w:rFonts w:eastAsia="黑体"/>
           <w:b/>
           <w:bCs/>
         </w:rPr>
@@ -516,7 +591,7 @@
       </w:r>
       <w:r>
         <w:rPr>
-          <w:rFonts w:hint="eastAsia"/>
+          <w:rFonts w:hint="eastAsia" w:eastAsia="黑体"/>
           <w:b/>
           <w:bCs/>
         </w:rPr>
@@ -524,20 +599,26 @@
       </w:r>
       <w:r>
         <w:rPr>
-          <w:rFonts w:hint="eastAsia"/>
+          <w:rFonts w:hint="eastAsia" w:eastAsia="黑体"/>
         </w:rPr>
         <w:t xml:space="preserve">（PWM1</w:t>
       </w:r>
       <w:r>
+        <w:rPr>
+          <w:rFonts w:eastAsia="黑体"/>
+        </w:rPr>
         <w:t xml:space="preserve"> </w:t>
       </w:r>
       <w:r>
         <w:rPr>
-          <w:rFonts w:hint="eastAsia"/>
+          <w:rFonts w:hint="eastAsia" w:eastAsia="黑体"/>
         </w:rPr>
         <w:t xml:space="preserve">的高电平为</w:t>
       </w:r>
       <w:r>
+        <w:rPr>
+          <w:rFonts w:eastAsia="黑体"/>
+        </w:rPr>
         <w:t xml:space="preserve"> </w:t>
       </w:r>
       <m:oMath>
@@ -559,7 +640,7 @@
       </m:oMath>
       <w:r>
         <w:rPr>
-          <w:rFonts w:hint="eastAsia"/>
+          <w:rFonts w:hint="eastAsia" w:eastAsia="黑体"/>
         </w:rPr>
         <w:t xml:space="preserve">）。</w:t>
       </w:r>
@@ -568,23 +649,27 @@
       <w:pPr/>
       <w:r>
         <w:rPr>
-          <w:rFonts w:hint="eastAsia"/>
+          <w:rFonts w:hint="eastAsia" w:eastAsia="黑体"/>
         </w:rPr>
         <w:t xml:space="preserve">各管脚连接：</w:t>
       </w:r>
       <w:r>
         <w:rPr>
+          <w:rFonts w:eastAsia="黑体"/>
           <w:b/>
           <w:bCs/>
         </w:rPr>
         <w:t xml:space="preserve">PWM1</w:t>
       </w:r>
       <w:r>
+        <w:rPr>
+          <w:rFonts w:eastAsia="黑体"/>
+        </w:rPr>
         <w:t xml:space="preserve"> </w:t>
       </w:r>
       <w:r>
         <w:rPr>
-          <w:rFonts w:hint="eastAsia"/>
+          <w:rFonts w:hint="eastAsia" w:eastAsia="黑体"/>
         </w:rPr>
         <w:t xml:space="preserve">的输出端接节点①、其高电平参考接节点⑤（</w:t>
       </w:r>
@@ -607,7 +692,7 @@
       </m:oMath>
       <w:r>
         <w:rPr>
-          <w:rFonts w:hint="eastAsia"/>
+          <w:rFonts w:hint="eastAsia" w:eastAsia="黑体"/>
         </w:rPr>
         <w:t xml:space="preserve">）；</w:t>
       </w:r>
@@ -626,11 +711,14 @@
         </m:sSub>
       </m:oMath>
       <w:r>
+        <w:rPr>
+          <w:rFonts w:eastAsia="黑体"/>
+        </w:rPr>
         <w:t xml:space="preserve"> </w:t>
       </w:r>
       <w:r>
         <w:rPr>
-          <w:rFonts w:hint="eastAsia"/>
+          <w:rFonts w:hint="eastAsia" w:eastAsia="黑体"/>
         </w:rPr>
         <w:t xml:space="preserve">一端接节点①、另一端接节点②；</w:t>
       </w:r>
@@ -649,117 +737,154 @@
         </m:sSub>
       </m:oMath>
       <w:r>
+        <w:rPr>
+          <w:rFonts w:eastAsia="黑体"/>
+        </w:rPr>
         <w:t xml:space="preserve"> </w:t>
       </w:r>
       <w:r>
         <w:rPr>
-          <w:rFonts w:hint="eastAsia"/>
+          <w:rFonts w:hint="eastAsia" w:eastAsia="黑体"/>
         </w:rPr>
         <w:t xml:space="preserve">一端接节点②、另一端接节点④（GND）；</w:t>
       </w:r>
       <w:r>
         <w:rPr>
+          <w:rFonts w:eastAsia="黑体"/>
           <w:b/>
           <w:bCs/>
         </w:rPr>
         <w:t xml:space="preserve">A1</w:t>
       </w:r>
       <w:r>
+        <w:rPr>
+          <w:rFonts w:eastAsia="黑体"/>
+        </w:rPr>
         <w:t xml:space="preserve"> </w:t>
       </w:r>
       <w:r>
         <w:rPr>
-          <w:rFonts w:hint="eastAsia"/>
+          <w:rFonts w:hint="eastAsia" w:eastAsia="黑体"/>
         </w:rPr>
         <w:t xml:space="preserve">的</w:t>
       </w:r>
       <w:r>
+        <w:rPr>
+          <w:rFonts w:eastAsia="黑体"/>
+        </w:rPr>
         <w:t xml:space="preserve"> IN+ </w:t>
       </w:r>
       <w:r>
         <w:rPr>
-          <w:rFonts w:hint="eastAsia"/>
+          <w:rFonts w:hint="eastAsia" w:eastAsia="黑体"/>
         </w:rPr>
         <w:t xml:space="preserve">接节点②、IN−</w:t>
       </w:r>
       <w:r>
+        <w:rPr>
+          <w:rFonts w:eastAsia="黑体"/>
+        </w:rPr>
         <w:t xml:space="preserve"> </w:t>
       </w:r>
       <w:r>
         <w:rPr>
-          <w:rFonts w:hint="eastAsia"/>
+          <w:rFonts w:hint="eastAsia" w:eastAsia="黑体"/>
         </w:rPr>
         <w:t xml:space="preserve">接节点④（GND，接成跟随器）、OUT</w:t>
       </w:r>
       <w:r>
+        <w:rPr>
+          <w:rFonts w:eastAsia="黑体"/>
+        </w:rPr>
         <w:t xml:space="preserve"> </w:t>
       </w:r>
       <w:r>
         <w:rPr>
-          <w:rFonts w:hint="eastAsia"/>
+          <w:rFonts w:hint="eastAsia" w:eastAsia="黑体"/>
         </w:rPr>
         <w:t xml:space="preserve">接节点③、正电源脚</w:t>
       </w:r>
       <w:r>
+        <w:rPr>
+          <w:rFonts w:eastAsia="黑体"/>
+        </w:rPr>
         <w:t xml:space="preserve"> V+ </w:t>
       </w:r>
       <w:r>
         <w:rPr>
-          <w:rFonts w:hint="eastAsia"/>
+          <w:rFonts w:hint="eastAsia" w:eastAsia="黑体"/>
         </w:rPr>
         <w:t xml:space="preserve">接</w:t>
       </w:r>
       <w:r>
+        <w:rPr>
+          <w:rFonts w:eastAsia="黑体"/>
+        </w:rPr>
         <w:t xml:space="preserve"> </w:t>
       </w:r>
       <w:r>
         <w:rPr>
-          <w:rFonts w:hint="eastAsia"/>
+          <w:rFonts w:hint="eastAsia" w:eastAsia="黑体"/>
         </w:rPr>
         <w:t xml:space="preserve">+VCC、负电源脚</w:t>
       </w:r>
       <w:r>
+        <w:rPr>
+          <w:rFonts w:eastAsia="黑体"/>
+        </w:rPr>
         <w:t xml:space="preserve"> V− </w:t>
       </w:r>
       <w:r>
         <w:rPr>
-          <w:rFonts w:hint="eastAsia"/>
+          <w:rFonts w:hint="eastAsia" w:eastAsia="黑体"/>
         </w:rPr>
         <w:t xml:space="preserve">接</w:t>
       </w:r>
       <w:r>
+        <w:rPr>
+          <w:rFonts w:eastAsia="黑体"/>
+        </w:rPr>
         <w:t xml:space="preserve"> </w:t>
       </w:r>
       <w:r>
         <w:rPr>
-          <w:rFonts w:hint="eastAsia"/>
+          <w:rFonts w:hint="eastAsia" w:eastAsia="黑体"/>
         </w:rPr>
         <w:t xml:space="preserve">−VEE（单电源时</w:t>
       </w:r>
       <w:r>
+        <w:rPr>
+          <w:rFonts w:eastAsia="黑体"/>
+        </w:rPr>
         <w:t xml:space="preserve"> V− </w:t>
       </w:r>
       <w:r>
         <w:rPr>
-          <w:rFonts w:hint="eastAsia"/>
+          <w:rFonts w:hint="eastAsia" w:eastAsia="黑体"/>
         </w:rPr>
         <w:t xml:space="preserve">接</w:t>
       </w:r>
       <w:r>
+        <w:rPr>
+          <w:rFonts w:eastAsia="黑体"/>
+        </w:rPr>
         <w:t xml:space="preserve"> </w:t>
       </w:r>
       <w:r>
         <w:rPr>
-          <w:rFonts w:hint="eastAsia"/>
+          <w:rFonts w:hint="eastAsia" w:eastAsia="黑体"/>
         </w:rPr>
         <w:t xml:space="preserve">GND）；若用高阶有源滤波，则在其后同样经</w:t>
       </w:r>
       <w:r>
+        <w:rPr>
+          <w:rFonts w:eastAsia="黑体"/>
+        </w:rPr>
         <w:t xml:space="preserve"> A1 </w:t>
       </w:r>
       <w:r>
         <w:rPr>
-          <w:rFonts w:hint="eastAsia"/>
+          <w:rFonts w:hint="eastAsia" w:eastAsia="黑体"/>
         </w:rPr>
         <w:t xml:space="preserve">缓冲输出。</w:t>
       </w:r>
@@ -768,47 +893,62 @@
       <w:pPr/>
       <w:r>
         <w:rPr>
-          <w:rFonts w:hint="eastAsia"/>
+          <w:rFonts w:hint="eastAsia" w:eastAsia="黑体"/>
         </w:rPr>
         <w:t xml:space="preserve">由此构成”PWM</w:t>
       </w:r>
       <w:r>
+        <w:rPr>
+          <w:rFonts w:eastAsia="黑体"/>
+        </w:rPr>
         <w:t xml:space="preserve"> </w:t>
       </w:r>
       <w:r>
         <w:rPr>
-          <w:rFonts w:hint="eastAsia"/>
+          <w:rFonts w:hint="eastAsia" w:eastAsia="黑体"/>
         </w:rPr>
         <w:t xml:space="preserve">方波经</w:t>
       </w:r>
       <w:r>
+        <w:rPr>
+          <w:rFonts w:eastAsia="黑体"/>
+        </w:rPr>
         <w:t xml:space="preserve"> RC </w:t>
       </w:r>
       <w:r>
         <w:rPr>
-          <w:rFonts w:hint="eastAsia"/>
+          <w:rFonts w:hint="eastAsia" w:eastAsia="黑体"/>
         </w:rPr>
         <w:t xml:space="preserve">低通取出直流分量、再由运放跟随缓冲输出”的</w:t>
       </w:r>
       <w:r>
+        <w:rPr>
+          <w:rFonts w:eastAsia="黑体"/>
+        </w:rPr>
         <w:t xml:space="preserve"> PWM </w:t>
       </w:r>
       <w:r>
         <w:rPr>
-          <w:rFonts w:hint="eastAsia"/>
+          <w:rFonts w:hint="eastAsia" w:eastAsia="黑体"/>
         </w:rPr>
         <w:t xml:space="preserve">型</w:t>
       </w:r>
       <w:r>
+        <w:rPr>
+          <w:rFonts w:eastAsia="黑体"/>
+        </w:rPr>
         <w:t xml:space="preserve"> DAC </w:t>
       </w:r>
       <w:r>
         <w:rPr>
-          <w:rFonts w:hint="eastAsia"/>
+          <w:rFonts w:hint="eastAsia" w:eastAsia="黑体"/>
         </w:rPr>
         <w:t xml:space="preserve">组态，输出</w:t>
       </w:r>
       <w:r>
+        <w:rPr>
+          <w:rFonts w:eastAsia="黑体"/>
+        </w:rPr>
         <w:t xml:space="preserve"> </w:t>
       </w:r>
       <m:oMath>
@@ -863,7 +1003,7 @@
       </m:oMath>
       <w:r>
         <w:rPr>
-          <w:rFonts w:hint="eastAsia"/>
+          <w:rFonts w:hint="eastAsia" w:eastAsia="黑体"/>
         </w:rPr>
         <w:t xml:space="preserve">，是最简单廉价的数模转换方式。</w:t>
       </w:r>
@@ -876,7 +1016,7 @@
       </w:pPr>
       <w:r>
         <w:rPr>
-          <w:rFonts w:hint="eastAsia"/>
+          <w:rFonts w:hint="eastAsia" w:eastAsia="黑体"/>
         </w:rPr>
         <w:t xml:space="preserve">工作原理</w:t>
       </w:r>
@@ -887,11 +1027,14 @@
       </w:pPr>
       <w:r>
         <w:rPr>
-          <w:rFonts w:hint="eastAsia"/>
+          <w:rFonts w:hint="eastAsia" w:eastAsia="黑体"/>
         </w:rPr>
         <w:t xml:space="preserve">占空比为</w:t>
       </w:r>
       <w:r>
+        <w:rPr>
+          <w:rFonts w:eastAsia="黑体"/>
+        </w:rPr>
         <w:t xml:space="preserve"> </w:t>
       </w:r>
       <m:oMath>
@@ -900,24 +1043,33 @@
         </m:r>
       </m:oMath>
       <w:r>
+        <w:rPr>
+          <w:rFonts w:eastAsia="黑体"/>
+        </w:rPr>
         <w:t xml:space="preserve"> </w:t>
       </w:r>
       <w:r>
         <w:rPr>
-          <w:rFonts w:hint="eastAsia"/>
+          <w:rFonts w:hint="eastAsia" w:eastAsia="黑体"/>
         </w:rPr>
         <w:t xml:space="preserve">的</w:t>
       </w:r>
       <w:r>
+        <w:rPr>
+          <w:rFonts w:eastAsia="黑体"/>
+        </w:rPr>
         <w:t xml:space="preserve"> PWM </w:t>
       </w:r>
       <w:r>
         <w:rPr>
-          <w:rFonts w:hint="eastAsia"/>
+          <w:rFonts w:hint="eastAsia" w:eastAsia="黑体"/>
         </w:rPr>
         <w:t xml:space="preserve">波其平均值为</w:t>
       </w:r>
       <w:r>
+        <w:rPr>
+          <w:rFonts w:eastAsia="黑体"/>
+        </w:rPr>
         <w:t xml:space="preserve"> </w:t>
       </w:r>
       <m:oMath>
@@ -942,7 +1094,7 @@
       </m:oMath>
       <w:r>
         <w:rPr>
-          <w:rFonts w:hint="eastAsia"/>
+          <w:rFonts w:hint="eastAsia" w:eastAsia="黑体"/>
         </w:rPr>
         <w:t xml:space="preserve">。低通滤波器只保留直流（平均值）分量、滤除开关频率及其谐波，输出即为与占空比成正比的模拟电压。</w:t>
       </w:r>
@@ -955,7 +1107,7 @@
       </w:pPr>
       <w:r>
         <w:rPr>
-          <w:rFonts w:hint="eastAsia"/>
+          <w:rFonts w:hint="eastAsia" w:eastAsia="黑体"/>
         </w:rPr>
         <w:t xml:space="preserve">关键计算公式</w:t>
       </w:r>
@@ -969,7 +1121,7 @@
       </w:pPr>
       <w:r>
         <w:rPr>
-          <w:rFonts w:hint="eastAsia"/>
+          <w:rFonts w:hint="eastAsia" w:eastAsia="黑体"/>
         </w:rPr>
         <w:t xml:space="preserve">输出电压（理想）：</w:t>
       </w:r>
@@ -1044,7 +1196,7 @@
       </w:pPr>
       <w:r>
         <w:rPr>
-          <w:rFonts w:hint="eastAsia"/>
+          <w:rFonts w:hint="eastAsia" w:eastAsia="黑体"/>
         </w:rPr>
         <w:t xml:space="preserve">占空比：</w:t>
       </w:r>
@@ -1107,25 +1259,31 @@
       </w:pPr>
       <w:r>
         <w:rPr>
-          <w:rFonts w:hint="eastAsia"/>
+          <w:rFonts w:hint="eastAsia" w:eastAsia="黑体"/>
         </w:rPr>
         <w:t xml:space="preserve">分辨率（N</w:t>
       </w:r>
       <w:r>
+        <w:rPr>
+          <w:rFonts w:eastAsia="黑体"/>
+        </w:rPr>
         <w:t xml:space="preserve"> </w:t>
       </w:r>
       <w:r>
         <w:rPr>
-          <w:rFonts w:hint="eastAsia"/>
+          <w:rFonts w:hint="eastAsia" w:eastAsia="黑体"/>
         </w:rPr>
         <w:t xml:space="preserve">位</w:t>
       </w:r>
       <w:r>
+        <w:rPr>
+          <w:rFonts w:eastAsia="黑体"/>
+        </w:rPr>
         <w:t xml:space="preserve"> PWM </w:t>
       </w:r>
       <w:r>
         <w:rPr>
-          <w:rFonts w:hint="eastAsia"/>
+          <w:rFonts w:hint="eastAsia" w:eastAsia="黑体"/>
         </w:rPr>
         <w:t xml:space="preserve">计数器）：</w:t>
       </w:r>
@@ -1201,16 +1359,19 @@
       </w:pPr>
       <w:r>
         <w:rPr>
-          <w:rFonts w:hint="eastAsia"/>
+          <w:rFonts w:hint="eastAsia" w:eastAsia="黑体"/>
         </w:rPr>
         <w:t xml:space="preserve">滤波截止频率（RC</w:t>
       </w:r>
       <w:r>
+        <w:rPr>
+          <w:rFonts w:eastAsia="黑体"/>
+        </w:rPr>
         <w:t xml:space="preserve"> </w:t>
       </w:r>
       <w:r>
         <w:rPr>
-          <w:rFonts w:hint="eastAsia"/>
+          <w:rFonts w:hint="eastAsia" w:eastAsia="黑体"/>
         </w:rPr>
         <w:t xml:space="preserve">一阶）：</w:t>
       </w:r>
@@ -1279,16 +1440,19 @@
       </w:pPr>
       <w:r>
         <w:rPr>
-          <w:rFonts w:hint="eastAsia"/>
+          <w:rFonts w:hint="eastAsia" w:eastAsia="黑体"/>
         </w:rPr>
         <w:t xml:space="preserve">输出纹波（一阶</w:t>
       </w:r>
       <w:r>
+        <w:rPr>
+          <w:rFonts w:eastAsia="黑体"/>
+        </w:rPr>
         <w:t xml:space="preserve"> </w:t>
       </w:r>
       <w:r>
         <w:rPr>
-          <w:rFonts w:hint="eastAsia"/>
+          <w:rFonts w:hint="eastAsia" w:eastAsia="黑体"/>
         </w:rPr>
         <w:t xml:space="preserve">RC，近似）：</w:t>
       </w:r>
@@ -1427,7 +1591,7 @@
             </w:pPr>
             <w:r>
               <w:rPr>
-                <w:rFonts w:hint="eastAsia"/>
+                <w:rFonts w:hint="eastAsia" w:eastAsia="黑体"/>
               </w:rPr>
               <w:t xml:space="preserve">符号</w:t>
             </w:r>
@@ -1441,7 +1605,7 @@
             </w:pPr>
             <w:r>
               <w:rPr>
-                <w:rFonts w:hint="eastAsia"/>
+                <w:rFonts w:hint="eastAsia" w:eastAsia="黑体"/>
               </w:rPr>
               <w:t xml:space="preserve">含义</w:t>
             </w:r>
@@ -1455,7 +1619,7 @@
             </w:pPr>
             <w:r>
               <w:rPr>
-                <w:rFonts w:hint="eastAsia"/>
+                <w:rFonts w:hint="eastAsia" w:eastAsia="黑体"/>
               </w:rPr>
               <w:t xml:space="preserve">单位</w:t>
             </w:r>
@@ -1490,6 +1654,9 @@
               </m:sSub>
             </m:oMath>
             <w:r>
+              <w:rPr>
+                <w:rFonts w:eastAsia="黑体"/>
+              </w:rPr>
               <w:t xml:space="preserve">​</w:t>
             </w:r>
           </w:p>
@@ -1502,7 +1669,7 @@
             </w:pPr>
             <w:r>
               <w:rPr>
-                <w:rFonts w:hint="eastAsia"/>
+                <w:rFonts w:hint="eastAsia" w:eastAsia="黑体"/>
               </w:rPr>
               <w:t xml:space="preserve">输出电压</w:t>
             </w:r>
@@ -1515,6 +1682,9 @@
               <w:pStyle w:val="Compact"/>
             </w:pPr>
             <w:r>
+              <w:rPr>
+                <w:rFonts w:eastAsia="黑体"/>
+              </w:rPr>
               <w:t xml:space="preserve">V</w:t>
             </w:r>
           </w:p>
@@ -1533,6 +1703,9 @@
               </m:r>
             </m:oMath>
             <w:r>
+              <w:rPr>
+                <w:rFonts w:eastAsia="黑体"/>
+              </w:rPr>
               <w:t xml:space="preserve">​</w:t>
             </w:r>
           </w:p>
@@ -1545,7 +1718,7 @@
             </w:pPr>
             <w:r>
               <w:rPr>
-                <w:rFonts w:hint="eastAsia"/>
+                <w:rFonts w:hint="eastAsia" w:eastAsia="黑体"/>
               </w:rPr>
               <w:t xml:space="preserve">占空比</w:t>
             </w:r>
@@ -1558,6 +1731,9 @@
               <w:pStyle w:val="Compact"/>
             </w:pPr>
             <w:r>
+              <w:rPr>
+                <w:rFonts w:eastAsia="黑体"/>
+              </w:rPr>
               <w:t xml:space="preserve">—</w:t>
             </w:r>
           </w:p>
@@ -1588,6 +1764,9 @@
               </m:sSub>
             </m:oMath>
             <w:r>
+              <w:rPr>
+                <w:rFonts w:eastAsia="黑体"/>
+              </w:rPr>
               <w:t xml:space="preserve">​</w:t>
             </w:r>
           </w:p>
@@ -1599,11 +1778,14 @@
               <w:pStyle w:val="Compact"/>
             </w:pPr>
             <w:r>
+              <w:rPr>
+                <w:rFonts w:eastAsia="黑体"/>
+              </w:rPr>
               <w:t xml:space="preserve">PWM </w:t>
             </w:r>
             <w:r>
               <w:rPr>
-                <w:rFonts w:hint="eastAsia"/>
+                <w:rFonts w:hint="eastAsia" w:eastAsia="黑体"/>
               </w:rPr>
               <w:t xml:space="preserve">高电平电压</w:t>
             </w:r>
@@ -1616,6 +1798,9 @@
               <w:pStyle w:val="Compact"/>
             </w:pPr>
             <w:r>
+              <w:rPr>
+                <w:rFonts w:eastAsia="黑体"/>
+              </w:rPr>
               <w:t xml:space="preserve">V</w:t>
             </w:r>
           </w:p>
@@ -1634,6 +1819,9 @@
               </m:r>
             </m:oMath>
             <w:r>
+              <w:rPr>
+                <w:rFonts w:eastAsia="黑体"/>
+              </w:rPr>
               <w:t xml:space="preserve">​</w:t>
             </w:r>
           </w:p>
@@ -1645,11 +1833,14 @@
               <w:pStyle w:val="Compact"/>
             </w:pPr>
             <w:r>
+              <w:rPr>
+                <w:rFonts w:eastAsia="黑体"/>
+              </w:rPr>
               <w:t xml:space="preserve">PWM </w:t>
             </w:r>
             <w:r>
               <w:rPr>
-                <w:rFonts w:hint="eastAsia"/>
+                <w:rFonts w:hint="eastAsia" w:eastAsia="黑体"/>
               </w:rPr>
               <w:t xml:space="preserve">周期</w:t>
             </w:r>
@@ -1662,6 +1853,9 @@
               <w:pStyle w:val="Compact"/>
             </w:pPr>
             <w:r>
+              <w:rPr>
+                <w:rFonts w:eastAsia="黑体"/>
+              </w:rPr>
               <w:t xml:space="preserve">s</w:t>
             </w:r>
           </w:p>
@@ -1692,6 +1886,9 @@
               </m:sSub>
             </m:oMath>
             <w:r>
+              <w:rPr>
+                <w:rFonts w:eastAsia="黑体"/>
+              </w:rPr>
               <w:t xml:space="preserve">​</w:t>
             </w:r>
           </w:p>
@@ -1704,7 +1901,7 @@
             </w:pPr>
             <w:r>
               <w:rPr>
-                <w:rFonts w:hint="eastAsia"/>
+                <w:rFonts w:hint="eastAsia" w:eastAsia="黑体"/>
               </w:rPr>
               <w:t xml:space="preserve">高电平时间</w:t>
             </w:r>
@@ -1717,6 +1914,9 @@
               <w:pStyle w:val="Compact"/>
             </w:pPr>
             <w:r>
+              <w:rPr>
+                <w:rFonts w:eastAsia="黑体"/>
+              </w:rPr>
               <w:t xml:space="preserve">s</w:t>
             </w:r>
           </w:p>
@@ -1735,6 +1935,9 @@
               </m:r>
             </m:oMath>
             <w:r>
+              <w:rPr>
+                <w:rFonts w:eastAsia="黑体"/>
+              </w:rPr>
               <w:t xml:space="preserve">​</w:t>
             </w:r>
           </w:p>
@@ -1747,7 +1950,7 @@
             </w:pPr>
             <w:r>
               <w:rPr>
-                <w:rFonts w:hint="eastAsia"/>
+                <w:rFonts w:hint="eastAsia" w:eastAsia="黑体"/>
               </w:rPr>
               <w:t xml:space="preserve">计数位数</w:t>
             </w:r>
@@ -1760,6 +1963,9 @@
               <w:pStyle w:val="Compact"/>
             </w:pPr>
             <w:r>
+              <w:rPr>
+                <w:rFonts w:eastAsia="黑体"/>
+              </w:rPr>
               <w:t xml:space="preserve">bit</w:t>
             </w:r>
           </w:p>
@@ -1793,6 +1999,9 @@
               </m:sSub>
             </m:oMath>
             <w:r>
+              <w:rPr>
+                <w:rFonts w:eastAsia="黑体"/>
+              </w:rPr>
               <w:t xml:space="preserve">​</w:t>
             </w:r>
           </w:p>
@@ -1804,11 +2013,14 @@
               <w:pStyle w:val="Compact"/>
             </w:pPr>
             <w:r>
+              <w:rPr>
+                <w:rFonts w:eastAsia="黑体"/>
+              </w:rPr>
               <w:t xml:space="preserve">PWM </w:t>
             </w:r>
             <w:r>
               <w:rPr>
-                <w:rFonts w:hint="eastAsia"/>
+                <w:rFonts w:hint="eastAsia" w:eastAsia="黑体"/>
               </w:rPr>
               <w:t xml:space="preserve">频率</w:t>
             </w:r>
@@ -1821,6 +2033,9 @@
               <w:pStyle w:val="Compact"/>
             </w:pPr>
             <w:r>
+              <w:rPr>
+                <w:rFonts w:eastAsia="黑体"/>
+              </w:rPr>
               <w:t xml:space="preserve">Hz</w:t>
             </w:r>
           </w:p>
@@ -1835,7 +2050,7 @@
       </w:pPr>
       <w:r>
         <w:rPr>
-          <w:rFonts w:hint="eastAsia"/>
+          <w:rFonts w:hint="eastAsia" w:eastAsia="黑体"/>
         </w:rPr>
         <w:t xml:space="preserve">元件调整影响</w:t>
       </w:r>
@@ -1850,6 +2065,7 @@
       </w:pPr>
       <w:r>
         <w:rPr>
+          <w:rFonts w:eastAsia="黑体"/>
           <w:b/>
           <w:bCs/>
         </w:rPr>
@@ -1857,25 +2073,34 @@
       </w:r>
       <w:r>
         <w:rPr>
-          <w:rFonts w:hint="eastAsia"/>
+          <w:rFonts w:hint="eastAsia" w:eastAsia="黑体"/>
           <w:b/>
           <w:bCs/>
         </w:rPr>
         <w:t xml:space="preserve">增大</w:t>
       </w:r>
       <w:r>
+        <w:rPr>
+          <w:rFonts w:eastAsia="黑体"/>
+        </w:rPr>
         <w:t xml:space="preserve"> </w:t>
       </w:r>
       <w:r>
+        <w:rPr>
+          <w:rFonts w:eastAsia="黑体"/>
+        </w:rPr>
         <w:t xml:space="preserve">→ </w:t>
       </w:r>
       <w:r>
         <w:rPr>
-          <w:rFonts w:hint="eastAsia"/>
+          <w:rFonts w:hint="eastAsia" w:eastAsia="黑体"/>
         </w:rPr>
         <w:t xml:space="preserve">滤波截止频率</w:t>
       </w:r>
       <w:r>
+        <w:rPr>
+          <w:rFonts w:eastAsia="黑体"/>
+        </w:rPr>
         <w:t xml:space="preserve"> </w:t>
       </w:r>
       <m:oMath>
@@ -1893,11 +2118,14 @@
         </m:sSub>
       </m:oMath>
       <w:r>
+        <w:rPr>
+          <w:rFonts w:eastAsia="黑体"/>
+        </w:rPr>
         <w:t xml:space="preserve"> </w:t>
       </w:r>
       <w:r>
         <w:rPr>
-          <w:rFonts w:hint="eastAsia"/>
+          <w:rFonts w:hint="eastAsia" w:eastAsia="黑体"/>
         </w:rPr>
         <w:t xml:space="preserve">下降，纹波减小但电压建立（稳定）时间变长。</w:t>
       </w:r>
@@ -1912,6 +2140,7 @@
       </w:pPr>
       <w:r>
         <w:rPr>
+          <w:rFonts w:eastAsia="黑体"/>
           <w:b/>
           <w:bCs/>
         </w:rPr>
@@ -1919,7 +2148,7 @@
       </w:r>
       <w:r>
         <w:rPr>
-          <w:rFonts w:hint="eastAsia"/>
+          <w:rFonts w:hint="eastAsia" w:eastAsia="黑体"/>
           <w:b/>
           <w:bCs/>
         </w:rPr>
@@ -1927,6 +2156,7 @@
       </w:r>
       <w:r>
         <w:rPr>
+          <w:rFonts w:eastAsia="黑体"/>
           <w:b/>
           <w:bCs/>
         </w:rPr>
@@ -1954,6 +2184,7 @@
       </m:oMath>
       <w:r>
         <w:rPr>
+          <w:rFonts w:eastAsia="黑体"/>
           <w:b/>
           <w:bCs/>
         </w:rPr>
@@ -1961,30 +2192,39 @@
       </w:r>
       <w:r>
         <w:rPr>
-          <w:rFonts w:hint="eastAsia"/>
+          <w:rFonts w:hint="eastAsia" w:eastAsia="黑体"/>
           <w:b/>
           <w:bCs/>
         </w:rPr>
         <w:t xml:space="preserve">升高</w:t>
       </w:r>
       <w:r>
+        <w:rPr>
+          <w:rFonts w:eastAsia="黑体"/>
+        </w:rPr>
         <w:t xml:space="preserve"> </w:t>
       </w:r>
       <w:r>
+        <w:rPr>
+          <w:rFonts w:eastAsia="黑体"/>
+        </w:rPr>
         <w:t xml:space="preserve">→ </w:t>
       </w:r>
       <w:r>
         <w:rPr>
-          <w:rFonts w:hint="eastAsia"/>
+          <w:rFonts w:hint="eastAsia" w:eastAsia="黑体"/>
         </w:rPr>
         <w:t xml:space="preserve">纹波减小，同等滤波要求下可用更小的</w:t>
       </w:r>
       <w:r>
+        <w:rPr>
+          <w:rFonts w:eastAsia="黑体"/>
+        </w:rPr>
         <w:t xml:space="preserve"> </w:t>
       </w:r>
       <w:r>
         <w:rPr>
-          <w:rFonts w:hint="eastAsia"/>
+          <w:rFonts w:hint="eastAsia" w:eastAsia="黑体"/>
         </w:rPr>
         <w:t xml:space="preserve">R、C，响应更快。</w:t>
       </w:r>
@@ -1999,7 +2239,7 @@
       </w:pPr>
       <w:r>
         <w:rPr>
-          <w:rFonts w:hint="eastAsia"/>
+          <w:rFonts w:hint="eastAsia" w:eastAsia="黑体"/>
           <w:b/>
           <w:bCs/>
         </w:rPr>
@@ -2007,6 +2247,7 @@
       </w:r>
       <w:r>
         <w:rPr>
+          <w:rFonts w:eastAsia="黑体"/>
           <w:b/>
           <w:bCs/>
         </w:rPr>
@@ -2014,21 +2255,27 @@
       </w:r>
       <w:r>
         <w:rPr>
-          <w:rFonts w:hint="eastAsia"/>
+          <w:rFonts w:hint="eastAsia" w:eastAsia="黑体"/>
           <w:b/>
           <w:bCs/>
         </w:rPr>
         <w:t xml:space="preserve">增大</w:t>
       </w:r>
       <w:r>
+        <w:rPr>
+          <w:rFonts w:eastAsia="黑体"/>
+        </w:rPr>
         <w:t xml:space="preserve"> </w:t>
       </w:r>
       <w:r>
+        <w:rPr>
+          <w:rFonts w:eastAsia="黑体"/>
+        </w:rPr>
         <w:t xml:space="preserve">→ </w:t>
       </w:r>
       <w:r>
         <w:rPr>
-          <w:rFonts w:hint="eastAsia"/>
+          <w:rFonts w:hint="eastAsia" w:eastAsia="黑体"/>
         </w:rPr>
         <w:t xml:space="preserve">分辨率提高，量化误差变小。</w:t>
       </w:r>
@@ -2043,7 +2290,7 @@
       </w:pPr>
       <w:r>
         <w:rPr>
-          <w:rFonts w:hint="eastAsia"/>
+          <w:rFonts w:hint="eastAsia" w:eastAsia="黑体"/>
         </w:rPr>
         <w:t xml:space="preserve">纹波与建立时间相互制约，需在二者间折中取值。</w:t>
       </w:r>
@@ -2056,7 +2303,7 @@
       </w:pPr>
       <w:r>
         <w:rPr>
-          <w:rFonts w:hint="eastAsia"/>
+          <w:rFonts w:hint="eastAsia" w:eastAsia="黑体"/>
         </w:rPr>
         <w:t xml:space="preserve">典型参数示例</w:t>
       </w:r>
@@ -2071,11 +2318,14 @@
       </w:pPr>
       <w:r>
         <w:rPr>
-          <w:rFonts w:hint="eastAsia"/>
+          <w:rFonts w:hint="eastAsia" w:eastAsia="黑体"/>
         </w:rPr>
         <w:t xml:space="preserve">取</w:t>
       </w:r>
       <w:r>
+        <w:rPr>
+          <w:rFonts w:eastAsia="黑体"/>
+        </w:rPr>
         <w:t xml:space="preserve"> </w:t>
       </w:r>
       <m:oMath>
@@ -2116,11 +2366,14 @@
       </m:oMath>
       <w:r>
         <w:rPr>
-          <w:rFonts w:hint="eastAsia"/>
+          <w:rFonts w:hint="eastAsia" w:eastAsia="黑体"/>
         </w:rPr>
         <w:t xml:space="preserve">、占空比</w:t>
       </w:r>
       <w:r>
+        <w:rPr>
+          <w:rFonts w:eastAsia="黑体"/>
+        </w:rPr>
         <w:t xml:space="preserve"> </w:t>
       </w:r>
       <m:oMath>
@@ -2145,7 +2398,7 @@
       </m:oMath>
       <w:r>
         <w:rPr>
-          <w:rFonts w:hint="eastAsia"/>
+          <w:rFonts w:hint="eastAsia" w:eastAsia="黑体"/>
         </w:rPr>
         <w:t xml:space="preserve">：</w:t>
       </w:r>
@@ -2207,6 +2460,9 @@
         </m:r>
       </m:oMath>
       <w:r>
+        <w:rPr>
+          <w:rFonts w:eastAsia="黑体"/>
+        </w:rPr>
         <w:t xml:space="preserve">。</w:t>
       </w:r>
     </w:p>
@@ -2220,11 +2476,14 @@
       </w:pPr>
       <w:r>
         <w:rPr>
-          <w:rFonts w:hint="eastAsia"/>
+          <w:rFonts w:hint="eastAsia" w:eastAsia="黑体"/>
         </w:rPr>
         <w:t xml:space="preserve">取</w:t>
       </w:r>
       <w:r>
+        <w:rPr>
+          <w:rFonts w:eastAsia="黑体"/>
+        </w:rPr>
         <w:t xml:space="preserve"> </w:t>
       </w:r>
       <m:oMath>
@@ -2252,6 +2511,9 @@
         </m:r>
       </m:oMath>
       <w:r>
+        <w:rPr>
+          <w:rFonts w:eastAsia="黑体"/>
+        </w:rPr>
         <w:t xml:space="preserve">、</w:t>
       </w:r>
       <m:oMath>
@@ -2282,6 +2544,9 @@
         </m:r>
       </m:oMath>
       <w:r>
+        <w:rPr>
+          <w:rFonts w:eastAsia="黑体"/>
+        </w:rPr>
         <w:t xml:space="preserve">、</w:t>
       </w:r>
       <m:oMath>
@@ -2325,7 +2590,7 @@
       </m:oMath>
       <w:r>
         <w:rPr>
-          <w:rFonts w:hint="eastAsia"/>
+          <w:rFonts w:hint="eastAsia" w:eastAsia="黑体"/>
         </w:rPr>
         <w:t xml:space="preserve">：</w:t>
       </w:r>
@@ -2477,6 +2742,9 @@
         </m:r>
       </m:oMath>
       <w:r>
+        <w:rPr>
+          <w:rFonts w:eastAsia="黑体"/>
+        </w:rPr>
         <w:t xml:space="preserve">。</w:t>
       </w:r>
     </w:p>
@@ -2488,7 +2756,7 @@
       </w:pPr>
       <w:r>
         <w:rPr>
-          <w:rFonts w:hint="eastAsia"/>
+          <w:rFonts w:hint="eastAsia" w:eastAsia="黑体"/>
         </w:rPr>
         <w:t xml:space="preserve">常见器件型号</w:t>
       </w:r>
@@ -2503,25 +2771,31 @@
       </w:pPr>
       <w:r>
         <w:rPr>
-          <w:rFonts w:hint="eastAsia"/>
+          <w:rFonts w:hint="eastAsia" w:eastAsia="黑体"/>
         </w:rPr>
         <w:t xml:space="preserve">单片机</w:t>
       </w:r>
       <w:r>
+        <w:rPr>
+          <w:rFonts w:eastAsia="黑体"/>
+        </w:rPr>
         <w:t xml:space="preserve"> PWM </w:t>
       </w:r>
       <w:r>
         <w:rPr>
-          <w:rFonts w:hint="eastAsia"/>
+          <w:rFonts w:hint="eastAsia" w:eastAsia="黑体"/>
         </w:rPr>
         <w:t xml:space="preserve">输出：STM32、AVR、ESP32</w:t>
       </w:r>
       <w:r>
+        <w:rPr>
+          <w:rFonts w:eastAsia="黑体"/>
+        </w:rPr>
         <w:t xml:space="preserve"> </w:t>
       </w:r>
       <w:r>
         <w:rPr>
-          <w:rFonts w:hint="eastAsia"/>
+          <w:rFonts w:hint="eastAsia" w:eastAsia="黑体"/>
         </w:rPr>
         <w:t xml:space="preserve">内置定时器。</w:t>
       </w:r>
@@ -2536,7 +2810,7 @@
       </w:pPr>
       <w:r>
         <w:rPr>
-          <w:rFonts w:hint="eastAsia"/>
+          <w:rFonts w:hint="eastAsia" w:eastAsia="黑体"/>
         </w:rPr>
         <w:t xml:space="preserve">后级运放缓冲：LM358、TL072。</w:t>
       </w:r>
@@ -2551,16 +2825,19 @@
       </w:pPr>
       <w:r>
         <w:rPr>
-          <w:rFonts w:hint="eastAsia"/>
+          <w:rFonts w:hint="eastAsia" w:eastAsia="黑体"/>
         </w:rPr>
         <w:t xml:space="preserve">滤波电容：X7R</w:t>
       </w:r>
       <w:r>
+        <w:rPr>
+          <w:rFonts w:eastAsia="黑体"/>
+        </w:rPr>
         <w:t xml:space="preserve"> </w:t>
       </w:r>
       <w:r>
         <w:rPr>
-          <w:rFonts w:hint="eastAsia"/>
+          <w:rFonts w:hint="eastAsia" w:eastAsia="黑体"/>
         </w:rPr>
         <w:t xml:space="preserve">多层陶瓷电容。</w:t>
       </w:r>
@@ -2573,7 +2850,7 @@
       </w:pPr>
       <w:r>
         <w:rPr>
-          <w:rFonts w:hint="eastAsia"/>
+          <w:rFonts w:hint="eastAsia" w:eastAsia="黑体"/>
         </w:rPr>
         <w:t xml:space="preserve">注意事项</w:t>
       </w:r>
@@ -2588,16 +2865,19 @@
       </w:pPr>
       <w:r>
         <w:rPr>
-          <w:rFonts w:hint="eastAsia"/>
+          <w:rFonts w:hint="eastAsia" w:eastAsia="黑体"/>
         </w:rPr>
         <w:t xml:space="preserve">输出纹波与建立时间成反比，低速高精度场合需高阶滤波或更高</w:t>
       </w:r>
       <w:r>
+        <w:rPr>
+          <w:rFonts w:eastAsia="黑体"/>
+        </w:rPr>
         <w:t xml:space="preserve"> PWM </w:t>
       </w:r>
       <w:r>
         <w:rPr>
-          <w:rFonts w:hint="eastAsia"/>
+          <w:rFonts w:hint="eastAsia" w:eastAsia="黑体"/>
         </w:rPr>
         <w:t xml:space="preserve">频率。</w:t>
       </w:r>
@@ -2612,7 +2892,7 @@
       </w:pPr>
       <w:r>
         <w:rPr>
-          <w:rFonts w:hint="eastAsia"/>
+          <w:rFonts w:hint="eastAsia" w:eastAsia="黑体"/>
         </w:rPr>
         <w:t xml:space="preserve">输出阻抗较高，需接高输入阻抗缓冲（运放跟随器）。</w:t>
       </w:r>
@@ -2627,16 +2907,19 @@
       </w:pPr>
       <w:r>
         <w:rPr>
-          <w:rFonts w:hint="eastAsia"/>
+          <w:rFonts w:hint="eastAsia" w:eastAsia="黑体"/>
         </w:rPr>
         <w:t xml:space="preserve">分辨率受</w:t>
       </w:r>
       <w:r>
+        <w:rPr>
+          <w:rFonts w:eastAsia="黑体"/>
+        </w:rPr>
         <w:t xml:space="preserve"> PWM </w:t>
       </w:r>
       <w:r>
         <w:rPr>
-          <w:rFonts w:hint="eastAsia"/>
+          <w:rFonts w:hint="eastAsia" w:eastAsia="黑体"/>
         </w:rPr>
         <w:t xml:space="preserve">时钟与滤波器共同限制，实际有效位数往往低于理论值。</w:t>
       </w:r>
@@ -2649,7 +2932,7 @@
       </w:pPr>
       <w:r>
         <w:rPr>
-          <w:rFonts w:hint="eastAsia"/>
+          <w:rFonts w:hint="eastAsia" w:eastAsia="黑体"/>
         </w:rPr>
         <w:t xml:space="preserve">参考资料</w:t>
       </w:r>
@@ -2663,6 +2946,9 @@
         </w:numPr>
       </w:pPr>
       <w:r>
+        <w:rPr>
+          <w:rFonts w:eastAsia="黑体"/>
+        </w:rPr>
         <w:t xml:space="preserve">Wikipedia: Pulse-width modulation。</w:t>
       </w:r>
     </w:p>
@@ -2676,7 +2962,7 @@
       </w:pPr>
       <w:r>
         <w:rPr>
-          <w:rFonts w:hint="eastAsia"/>
+          <w:rFonts w:hint="eastAsia" w:eastAsia="黑体"/>
         </w:rPr>
         <w:t xml:space="preserve">《数字电子技术基础》（阎石）。</w:t>
       </w:r>
@@ -2690,15 +2976,21 @@
         </w:numPr>
       </w:pPr>
       <w:r>
+        <w:rPr>
+          <w:rFonts w:eastAsia="黑体"/>
+        </w:rPr>
         <w:t xml:space="preserve">TI </w:t>
       </w:r>
       <w:r>
         <w:rPr>
-          <w:rFonts w:hint="eastAsia"/>
+          <w:rFonts w:hint="eastAsia" w:eastAsia="黑体"/>
         </w:rPr>
         <w:t xml:space="preserve">应用笔记：Filter</w:t>
       </w:r>
       <w:r>
+        <w:rPr>
+          <w:rFonts w:eastAsia="黑体"/>
+        </w:rPr>
         <w:t xml:space="preserve"> Design for PWM DAC。</w:t>
       </w:r>
     </w:p>
@@ -2711,11 +3003,11 @@
       </w:pPr>
       <w:r>
         <w:rPr>
-          <w:rFonts w:ascii="Times New Roman" w:hAnsi="Times New Roman"/>
+          <w:rFonts w:ascii="Times New Roman" w:hAnsi="Times New Roman" w:eastAsia="黑体"/>
           <w:color w:val="555555"/>
           <w:sz w:val="21"/>
         </w:rPr>
-        <w:t>材料收集者：杜文杰</w:t>
+        <w:t>材料收集者：杜文杰，WX手机：19519196569，QQ:3478827729</w:t>
       </w:r>
     </w:p>
     <w:sectPr>
@@ -2735,7 +3027,7 @@
 </file>
 
 <file path=word/footer1.xml><?xml version="1.0" encoding="utf-8"?>
-<w:ftr xmlns:m="http://schemas.openxmlformats.org/officeDocument/2006/math" xmlns:mc="http://schemas.openxmlformats.org/markup-compatibility/2006" xmlns:mo="http://schemas.microsoft.com/office/mac/office/2008/main" xmlns:mv="urn:schemas-microsoft-com:mac:vml" xmlns:o="urn:schemas-microsoft-com:office:office" xmlns:r="http://schemas.openxmlformats.org/officeDocument/2006/relationships" xmlns:v="urn:schemas-microsoft-com:vml" xmlns:w10="urn:schemas-microsoft-com:office:word" xmlns:w14="http://schemas.microsoft.com/office/word/2010/wordml" xmlns:w="http://schemas.openxmlformats.org/wordprocessingml/2006/main" xmlns:wne="http://schemas.microsoft.com/office/word/2006/wordml" xmlns:wp14="http://schemas.microsoft.com/office/word/2010/wordprocessingDrawing" xmlns:wp="http://schemas.openxmlformats.org/drawingml/2006/wordprocessingDrawing" xmlns:wpc="http://schemas.microsoft.com/office/word/2010/wordprocessingCanvas" xmlns:wpg="http://schemas.microsoft.com/office/word/2010/wordprocessingGroup" xmlns:wpi="http://schemas.microsoft.com/office/word/2010/wordprocessingInk" xmlns:wps="http://schemas.microsoft.com/office/word/2010/wordprocessingShape" mc:Ignorable="w14 wp14">
+<w:ftr xmlns:mc="http://schemas.openxmlformats.org/markup-compatibility/2006" xmlns:w="http://schemas.openxmlformats.org/wordprocessingml/2006/main" xmlns:m="http://schemas.openxmlformats.org/officeDocument/2006/math" xmlns:mo="http://schemas.microsoft.com/office/mac/office/2008/main" xmlns:mv="urn:schemas-microsoft-com:mac:vml" xmlns:o="urn:schemas-microsoft-com:office:office" xmlns:r="http://schemas.openxmlformats.org/officeDocument/2006/relationships" xmlns:v="urn:schemas-microsoft-com:vml" xmlns:w10="urn:schemas-microsoft-com:office:word" xmlns:w14="http://schemas.microsoft.com/office/word/2010/wordml" xmlns:wne="http://schemas.microsoft.com/office/word/2006/wordml" xmlns:wp14="http://schemas.microsoft.com/office/word/2010/wordprocessingDrawing" xmlns:wp="http://schemas.openxmlformats.org/drawingml/2006/wordprocessingDrawing" xmlns:wpc="http://schemas.microsoft.com/office/word/2010/wordprocessingCanvas" xmlns:wpg="http://schemas.microsoft.com/office/word/2010/wordprocessingGroup" xmlns:wpi="http://schemas.microsoft.com/office/word/2010/wordprocessingInk" xmlns:wps="http://schemas.microsoft.com/office/word/2010/wordprocessingShape" mc:Ignorable="w14 wp14">
   <w:p>
     <w:pPr>
       <w:pStyle w:val="Footer"/>
@@ -2743,12 +3035,14 @@
     </w:pPr>
     <w:r>
       <w:rPr>
+        <w:rFonts w:eastAsia="黑体"/>
         <w:sz w:val="18"/>
       </w:rPr>
       <w:t xml:space="preserve">第 </w:t>
     </w:r>
     <w:r>
       <w:rPr>
+        <w:rFonts w:eastAsia="黑体"/>
         <w:sz w:val="18"/>
       </w:rPr>
       <w:fldChar w:fldCharType="begin"/>
@@ -2757,6 +3051,7 @@
     </w:r>
     <w:r>
       <w:rPr>
+        <w:rFonts w:eastAsia="黑体"/>
         <w:sz w:val="18"/>
       </w:rPr>
       <w:t xml:space="preserve"> 页</w:t>
@@ -2770,6 +3065,9 @@
   <w:footnote w:type="continuationSeparator" w:id="0">
     <w:p>
       <w:r>
+        <w:rPr>
+          <w:rFonts w:eastAsia="黑体"/>
+        </w:rPr>
         <w:continuationSeparator/>
       </w:r>
     </w:p>
@@ -2777,6 +3075,9 @@
   <w:footnote w:type="separator" w:id="-1">
     <w:p>
       <w:r>
+        <w:rPr>
+          <w:rFonts w:eastAsia="黑体"/>
+        </w:rPr>
         <w:separator/>
       </w:r>
     </w:p>
@@ -2785,7 +3086,7 @@
 </file>
 
 <file path=word/header1.xml><?xml version="1.0" encoding="utf-8"?>
-<w:hdr xmlns:m="http://schemas.openxmlformats.org/officeDocument/2006/math" xmlns:mc="http://schemas.openxmlformats.org/markup-compatibility/2006" xmlns:mo="http://schemas.microsoft.com/office/mac/office/2008/main" xmlns:mv="urn:schemas-microsoft-com:mac:vml" xmlns:o="urn:schemas-microsoft-com:office:office" xmlns:r="http://schemas.openxmlformats.org/officeDocument/2006/relationships" xmlns:v="urn:schemas-microsoft-com:vml" xmlns:w10="urn:schemas-microsoft-com:office:word" xmlns:w14="http://schemas.microsoft.com/office/word/2010/wordml" xmlns:w="http://schemas.openxmlformats.org/wordprocessingml/2006/main" xmlns:wne="http://schemas.microsoft.com/office/word/2006/wordml" xmlns:wp14="http://schemas.microsoft.com/office/word/2010/wordprocessingDrawing" xmlns:wp="http://schemas.openxmlformats.org/drawingml/2006/wordprocessingDrawing" xmlns:wpc="http://schemas.microsoft.com/office/word/2010/wordprocessingCanvas" xmlns:wpg="http://schemas.microsoft.com/office/word/2010/wordprocessingGroup" xmlns:wpi="http://schemas.microsoft.com/office/word/2010/wordprocessingInk" xmlns:wps="http://schemas.microsoft.com/office/word/2010/wordprocessingShape" mc:Ignorable="w14 wp14">
+<w:hdr xmlns:mc="http://schemas.openxmlformats.org/markup-compatibility/2006" xmlns:w="http://schemas.openxmlformats.org/wordprocessingml/2006/main" xmlns:m="http://schemas.openxmlformats.org/officeDocument/2006/math" xmlns:mo="http://schemas.microsoft.com/office/mac/office/2008/main" xmlns:mv="urn:schemas-microsoft-com:mac:vml" xmlns:o="urn:schemas-microsoft-com:office:office" xmlns:r="http://schemas.openxmlformats.org/officeDocument/2006/relationships" xmlns:v="urn:schemas-microsoft-com:vml" xmlns:w10="urn:schemas-microsoft-com:office:word" xmlns:w14="http://schemas.microsoft.com/office/word/2010/wordml" xmlns:wne="http://schemas.microsoft.com/office/word/2006/wordml" xmlns:wp14="http://schemas.microsoft.com/office/word/2010/wordprocessingDrawing" xmlns:wp="http://schemas.openxmlformats.org/drawingml/2006/wordprocessingDrawing" xmlns:wpc="http://schemas.microsoft.com/office/word/2010/wordprocessingCanvas" xmlns:wpg="http://schemas.microsoft.com/office/word/2010/wordprocessingGroup" xmlns:wpi="http://schemas.microsoft.com/office/word/2010/wordprocessingInk" xmlns:wps="http://schemas.microsoft.com/office/word/2010/wordprocessingShape" mc:Ignorable="w14 wp14">
   <w:p>
     <w:pPr>
       <w:pStyle w:val="Header"/>
@@ -2793,7 +3094,7 @@
     </w:pPr>
     <w:r>
       <w:rPr>
-        <w:rFonts w:ascii="Times New Roman" w:hAnsi="Times New Roman"/>
+        <w:rFonts w:ascii="Times New Roman" w:hAnsi="Times New Roman" w:eastAsia="黑体"/>
         <w:sz w:val="18"/>
         <w:rFonts w:eastAsia="黑体"/>
         <w:rFonts w:eastAsia="黑体"/>
@@ -2805,7 +3106,7 @@
 </file>
 
 <file path=word/numbering.xml><?xml version="1.0" encoding="utf-8"?>
-<w:numbering xmlns:m="http://schemas.openxmlformats.org/officeDocument/2006/math" xmlns:mc="http://schemas.openxmlformats.org/markup-compatibility/2006" xmlns:mo="http://schemas.microsoft.com/office/mac/office/2008/main" xmlns:mv="urn:schemas-microsoft-com:mac:vml" xmlns:o="urn:schemas-microsoft-com:office:office" xmlns:r="http://schemas.openxmlformats.org/officeDocument/2006/relationships" xmlns:v="urn:schemas-microsoft-com:vml" xmlns:w="http://schemas.openxmlformats.org/wordprocessingml/2006/main" xmlns:w10="urn:schemas-microsoft-com:office:word" xmlns:w14="http://schemas.microsoft.com/office/word/2010/wordml" xmlns:wne="http://schemas.microsoft.com/office/word/2006/wordml" xmlns:wp="http://schemas.openxmlformats.org/drawingml/2006/wordprocessingDrawing" xmlns:wp14="http://schemas.microsoft.com/office/word/2010/wordprocessingDrawing" xmlns:wpc="http://schemas.microsoft.com/office/word/2010/wordprocessingCanvas" xmlns:wpg="http://schemas.microsoft.com/office/word/2010/wordprocessingGroup" xmlns:wpi="http://schemas.microsoft.com/office/word/2010/wordprocessingInk" xmlns:wps="http://schemas.microsoft.com/office/word/2010/wordprocessingShape" mc:Ignorable="w14 wp14">
+<w:numbering xmlns:mc="http://schemas.openxmlformats.org/markup-compatibility/2006" xmlns:w="http://schemas.openxmlformats.org/wordprocessingml/2006/main" xmlns:m="http://schemas.openxmlformats.org/officeDocument/2006/math" xmlns:mo="http://schemas.microsoft.com/office/mac/office/2008/main" xmlns:mv="urn:schemas-microsoft-com:mac:vml" xmlns:o="urn:schemas-microsoft-com:office:office" xmlns:r="http://schemas.openxmlformats.org/officeDocument/2006/relationships" xmlns:v="urn:schemas-microsoft-com:vml" xmlns:w10="urn:schemas-microsoft-com:office:word" xmlns:w14="http://schemas.microsoft.com/office/word/2010/wordml" xmlns:wne="http://schemas.microsoft.com/office/word/2006/wordml" xmlns:wp="http://schemas.openxmlformats.org/drawingml/2006/wordprocessingDrawing" xmlns:wp14="http://schemas.microsoft.com/office/word/2010/wordprocessingDrawing" xmlns:wpc="http://schemas.microsoft.com/office/word/2010/wordprocessingCanvas" xmlns:wpg="http://schemas.microsoft.com/office/word/2010/wordprocessingGroup" xmlns:wpi="http://schemas.microsoft.com/office/word/2010/wordprocessingInk" xmlns:wps="http://schemas.microsoft.com/office/word/2010/wordprocessingShape" mc:Ignorable="w14 wp14">
   <w:abstractNum w:abstractNumId="0">
     <w:nsid w:val="FFFFFF7C"/>
     <w:multiLevelType w:val="singleLevel"/>
@@ -2892,7 +3193,7 @@
         <w:ind w:hanging="360" w:left="1440"/>
       </w:pPr>
       <w:rPr>
-        <w:rFonts w:ascii="Symbol" w:hAnsi="Symbol" w:hint="default"/>
+        <w:rFonts w:ascii="Symbol" w:hAnsi="Symbol" w:hint="default" w:eastAsia="黑体"/>
       </w:rPr>
     </w:lvl>
   </w:abstractNum>
@@ -2913,7 +3214,7 @@
         <w:ind w:hanging="360" w:left="1080"/>
       </w:pPr>
       <w:rPr>
-        <w:rFonts w:ascii="Symbol" w:hAnsi="Symbol" w:hint="default"/>
+        <w:rFonts w:ascii="Symbol" w:hAnsi="Symbol" w:hint="default" w:eastAsia="黑体"/>
       </w:rPr>
     </w:lvl>
   </w:abstractNum>
@@ -2934,7 +3235,7 @@
         <w:ind w:hanging="360" w:left="720"/>
       </w:pPr>
       <w:rPr>
-        <w:rFonts w:ascii="Symbol" w:hAnsi="Symbol" w:hint="default"/>
+        <w:rFonts w:ascii="Symbol" w:hAnsi="Symbol" w:hint="default" w:eastAsia="黑体"/>
       </w:rPr>
     </w:lvl>
   </w:abstractNum>
@@ -2973,7 +3274,7 @@
         <w:ind w:hanging="360" w:left="360"/>
       </w:pPr>
       <w:rPr>
-        <w:rFonts w:ascii="Symbol" w:hAnsi="Symbol" w:hint="default"/>
+        <w:rFonts w:ascii="Symbol" w:hAnsi="Symbol" w:hint="default" w:eastAsia="黑体"/>
       </w:rPr>
     </w:lvl>
   </w:abstractNum>
@@ -3064,7 +3365,7 @@
         <w:ind w:left="720" w:hanging="360"/>
       </w:pPr>
       <w:rPr>
-        <w:rFonts w:ascii="Symbol" w:hAnsi="Symbol" w:cs="Symbol" w:hint="default"/>
+        <w:rFonts w:ascii="Symbol" w:hAnsi="Symbol" w:cs="Symbol" w:hint="default" w:eastAsia="黑体"/>
       </w:rPr>
     </w:lvl>
     <w:lvl w:ilvl="1">
@@ -3075,7 +3376,7 @@
         <w:ind w:left="1440" w:hanging="360"/>
       </w:pPr>
       <w:rPr>
-        <w:rFonts w:ascii="Courier New" w:hAnsi="Courier New" w:cs="Courier New" w:hint="default"/>
+        <w:rFonts w:ascii="Courier New" w:hAnsi="Courier New" w:cs="Courier New" w:hint="default" w:eastAsia="黑体"/>
       </w:rPr>
     </w:lvl>
     <w:lvl w:ilvl="2">
@@ -3086,7 +3387,7 @@
         <w:ind w:left="2160" w:hanging="360"/>
       </w:pPr>
       <w:rPr>
-        <w:rFonts w:ascii="Wingdings" w:hAnsi="Wingdings" w:cs="Wingdings" w:hint="default"/>
+        <w:rFonts w:ascii="Wingdings" w:hAnsi="Wingdings" w:cs="Wingdings" w:hint="default" w:eastAsia="黑体"/>
       </w:rPr>
     </w:lvl>
     <w:lvl w:ilvl="3">
@@ -3097,7 +3398,7 @@
         <w:ind w:left="2880" w:hanging="360"/>
       </w:pPr>
       <w:rPr>
-        <w:rFonts w:ascii="Symbol" w:hAnsi="Symbol" w:cs="Symbol" w:hint="default"/>
+        <w:rFonts w:ascii="Symbol" w:hAnsi="Symbol" w:cs="Symbol" w:hint="default" w:eastAsia="黑体"/>
       </w:rPr>
     </w:lvl>
     <w:lvl w:ilvl="4">
@@ -3108,7 +3409,7 @@
         <w:ind w:left="3600" w:hanging="360"/>
       </w:pPr>
       <w:rPr>
-        <w:rFonts w:ascii="Courier New" w:hAnsi="Courier New" w:cs="Courier New" w:hint="default"/>
+        <w:rFonts w:ascii="Courier New" w:hAnsi="Courier New" w:cs="Courier New" w:hint="default" w:eastAsia="黑体"/>
       </w:rPr>
     </w:lvl>
     <w:lvl w:ilvl="5">
@@ -3119,7 +3420,7 @@
         <w:ind w:left="4320" w:hanging="360"/>
       </w:pPr>
       <w:rPr>
-        <w:rFonts w:ascii="Wingdings" w:hAnsi="Wingdings" w:cs="Wingdings" w:hint="default"/>
+        <w:rFonts w:ascii="Wingdings" w:hAnsi="Wingdings" w:cs="Wingdings" w:hint="default" w:eastAsia="黑体"/>
       </w:rPr>
     </w:lvl>
     <w:lvl w:ilvl="6">
@@ -3130,7 +3431,7 @@
         <w:ind w:left="5040" w:hanging="360"/>
       </w:pPr>
       <w:rPr>
-        <w:rFonts w:ascii="Symbol" w:hAnsi="Symbol" w:cs="Symbol" w:hint="default"/>
+        <w:rFonts w:ascii="Symbol" w:hAnsi="Symbol" w:cs="Symbol" w:hint="default" w:eastAsia="黑体"/>
       </w:rPr>
     </w:lvl>
     <w:lvl w:ilvl="7">
@@ -3141,7 +3442,7 @@
         <w:ind w:left="5760" w:hanging="360"/>
       </w:pPr>
       <w:rPr>
-        <w:rFonts w:ascii="Courier New" w:hAnsi="Courier New" w:cs="Courier New" w:hint="default"/>
+        <w:rFonts w:ascii="Courier New" w:hAnsi="Courier New" w:cs="Courier New" w:hint="default" w:eastAsia="黑体"/>
       </w:rPr>
     </w:lvl>
     <w:lvl w:ilvl="8">
@@ -3152,7 +3453,7 @@
         <w:ind w:left="6480" w:hanging="360"/>
       </w:pPr>
       <w:rPr>
-        <w:rFonts w:ascii="Wingdings" w:hAnsi="Wingdings" w:cs="Wingdings" w:hint="default"/>
+        <w:rFonts w:ascii="Wingdings" w:hAnsi="Wingdings" w:cs="Wingdings" w:hint="default" w:eastAsia="黑体"/>
       </w:rPr>
     </w:lvl>
   </w:abstractNum>
@@ -3208,11 +3509,11 @@
 </file>
 
 <file path=word/styles.xml><?xml version="1.0" encoding="utf-8"?>
-<w:styles xmlns:mc="http://schemas.openxmlformats.org/markup-compatibility/2006" xmlns:r="http://schemas.openxmlformats.org/officeDocument/2006/relationships" xmlns:w="http://schemas.openxmlformats.org/wordprocessingml/2006/main" xmlns:w14="http://schemas.microsoft.com/office/word/2010/wordml" mc:Ignorable="w14">
+<w:styles xmlns:mc="http://schemas.openxmlformats.org/markup-compatibility/2006" xmlns:w="http://schemas.openxmlformats.org/wordprocessingml/2006/main" xmlns:r="http://schemas.openxmlformats.org/officeDocument/2006/relationships" xmlns:w14="http://schemas.microsoft.com/office/word/2010/wordml" mc:Ignorable="w14">
   <w:docDefaults>
     <w:rPrDefault>
       <w:rPr>
-        <w:rFonts w:asciiTheme="minorHAnsi" w:cstheme="minorBidi" w:eastAsiaTheme="minorEastAsia" w:hAnsiTheme="minorHAnsi"/>
+        <w:rFonts w:asciiTheme="minorHAnsi" w:cstheme="minorBidi" w:hAnsiTheme="minorHAnsi" w:eastAsia="黑体"/>
         <w:sz w:val="22"/>
         <w:szCs w:val="22"/>
         <w:lang w:bidi="ar-SA" w:eastAsia="en-US" w:val="en-US"/>
@@ -3434,7 +3735,7 @@
       <w:outlineLvl w:val="0"/>
     </w:pPr>
     <w:rPr>
-      <w:rFonts w:ascii="Times New Roman" w:asciiTheme="majorHAnsi" w:cstheme="majorBidi" w:eastAsia="黑体" w:eastAsiaTheme="majorEastAsia" w:hAnsi="Times New Roman" w:hAnsiTheme="majorHAnsi"/>
+      <w:rFonts w:ascii="Times New Roman" w:asciiTheme="majorHAnsi" w:cstheme="majorBidi" w:eastAsia="黑体" w:hAnsi="Times New Roman" w:hAnsiTheme="majorHAnsi"/>
       <w:b/>
       <w:bCs/>
       <w:color w:val="1F3864"/>
@@ -3458,7 +3759,7 @@
       <w:outlineLvl w:val="1"/>
     </w:pPr>
     <w:rPr>
-      <w:rFonts w:ascii="Times New Roman" w:asciiTheme="majorHAnsi" w:cstheme="majorBidi" w:eastAsia="黑体" w:eastAsiaTheme="majorEastAsia" w:hAnsi="Times New Roman" w:hAnsiTheme="majorHAnsi"/>
+      <w:rFonts w:ascii="Times New Roman" w:asciiTheme="majorHAnsi" w:cstheme="majorBidi" w:eastAsia="黑体" w:hAnsi="Times New Roman" w:hAnsiTheme="majorHAnsi"/>
       <w:b/>
       <w:bCs/>
       <w:color w:val="2E4E7E"/>
@@ -3482,7 +3783,7 @@
       <w:outlineLvl w:val="2"/>
     </w:pPr>
     <w:rPr>
-      <w:rFonts w:ascii="Times New Roman" w:asciiTheme="majorHAnsi" w:cstheme="majorBidi" w:eastAsia="黑体" w:eastAsiaTheme="majorEastAsia" w:hAnsi="Times New Roman" w:hAnsiTheme="majorHAnsi"/>
+      <w:rFonts w:ascii="Times New Roman" w:asciiTheme="majorHAnsi" w:cstheme="majorBidi" w:eastAsia="黑体" w:hAnsi="Times New Roman" w:hAnsiTheme="majorHAnsi"/>
       <w:b/>
       <w:bCs/>
       <w:color w:val="2E4E7E"/>
@@ -3506,7 +3807,7 @@
       <w:outlineLvl w:val="3"/>
     </w:pPr>
     <w:rPr>
-      <w:rFonts w:ascii="Times New Roman" w:asciiTheme="majorHAnsi" w:cstheme="majorBidi" w:eastAsia="黑体" w:eastAsiaTheme="majorEastAsia" w:hAnsi="Times New Roman" w:hAnsiTheme="majorHAnsi"/>
+      <w:rFonts w:ascii="Times New Roman" w:asciiTheme="majorHAnsi" w:cstheme="majorBidi" w:eastAsia="黑体" w:hAnsi="Times New Roman" w:hAnsiTheme="majorHAnsi"/>
       <w:b/>
       <w:bCs/>
       <w:i/>
@@ -3532,7 +3833,7 @@
       <w:outlineLvl w:val="4"/>
     </w:pPr>
     <w:rPr>
-      <w:rFonts w:ascii="Times New Roman" w:asciiTheme="majorHAnsi" w:cstheme="majorBidi" w:eastAsia="黑体" w:eastAsiaTheme="majorEastAsia" w:hAnsi="Times New Roman" w:hAnsiTheme="majorHAnsi"/>
+      <w:rFonts w:ascii="Times New Roman" w:asciiTheme="majorHAnsi" w:cstheme="majorBidi" w:eastAsia="黑体" w:hAnsi="Times New Roman" w:hAnsiTheme="majorHAnsi"/>
       <w:b/>
       <w:color w:val="333333"/>
       <w:sz w:val="22"/>
@@ -3555,7 +3856,7 @@
       <w:outlineLvl w:val="5"/>
     </w:pPr>
     <w:rPr>
-      <w:rFonts w:asciiTheme="majorHAnsi" w:cstheme="majorBidi" w:eastAsiaTheme="majorEastAsia" w:hAnsiTheme="majorHAnsi"/>
+      <w:rFonts w:asciiTheme="majorHAnsi" w:cstheme="majorBidi" w:hAnsiTheme="majorHAnsi" w:eastAsia="黑体"/>
       <w:i/>
       <w:iCs/>
       <w:color w:themeColor="accent1" w:themeShade="7F" w:val="243F60"/>
@@ -3578,7 +3879,7 @@
       <w:outlineLvl w:val="6"/>
     </w:pPr>
     <w:rPr>
-      <w:rFonts w:asciiTheme="majorHAnsi" w:cstheme="majorBidi" w:eastAsiaTheme="majorEastAsia" w:hAnsiTheme="majorHAnsi"/>
+      <w:rFonts w:asciiTheme="majorHAnsi" w:cstheme="majorBidi" w:hAnsiTheme="majorHAnsi" w:eastAsia="黑体"/>
       <w:i/>
       <w:iCs/>
       <w:color w:themeColor="text1" w:themeTint="BF" w:val="404040"/>
@@ -3601,7 +3902,7 @@
       <w:outlineLvl w:val="7"/>
     </w:pPr>
     <w:rPr>
-      <w:rFonts w:asciiTheme="majorHAnsi" w:cstheme="majorBidi" w:eastAsiaTheme="majorEastAsia" w:hAnsiTheme="majorHAnsi"/>
+      <w:rFonts w:asciiTheme="majorHAnsi" w:cstheme="majorBidi" w:hAnsiTheme="majorHAnsi" w:eastAsia="黑体"/>
       <w:color w:themeColor="accent1" w:val="4F81BD"/>
       <w:sz w:val="20"/>
       <w:szCs w:val="20"/>
@@ -3624,7 +3925,7 @@
       <w:outlineLvl w:val="8"/>
     </w:pPr>
     <w:rPr>
-      <w:rFonts w:asciiTheme="majorHAnsi" w:cstheme="majorBidi" w:eastAsiaTheme="majorEastAsia" w:hAnsiTheme="majorHAnsi"/>
+      <w:rFonts w:asciiTheme="majorHAnsi" w:cstheme="majorBidi" w:hAnsiTheme="majorHAnsi" w:eastAsia="黑体"/>
       <w:i/>
       <w:iCs/>
       <w:color w:themeColor="text1" w:themeTint="BF" w:val="404040"/>
@@ -3675,7 +3976,7 @@
     <w:uiPriority w:val="9"/>
     <w:rsid w:val="00FC693F"/>
     <w:rPr>
-      <w:rFonts w:asciiTheme="majorHAnsi" w:cstheme="majorBidi" w:eastAsiaTheme="majorEastAsia" w:hAnsiTheme="majorHAnsi"/>
+      <w:rFonts w:asciiTheme="majorHAnsi" w:cstheme="majorBidi" w:hAnsiTheme="majorHAnsi" w:eastAsia="黑体"/>
       <w:b/>
       <w:bCs/>
       <w:color w:themeColor="accent1" w:themeShade="BF" w:val="365F91"/>
@@ -3690,7 +3991,7 @@
     <w:uiPriority w:val="9"/>
     <w:rsid w:val="00FC693F"/>
     <w:rPr>
-      <w:rFonts w:asciiTheme="majorHAnsi" w:cstheme="majorBidi" w:eastAsiaTheme="majorEastAsia" w:hAnsiTheme="majorHAnsi"/>
+      <w:rFonts w:asciiTheme="majorHAnsi" w:cstheme="majorBidi" w:hAnsiTheme="majorHAnsi" w:eastAsia="黑体"/>
       <w:b/>
       <w:bCs/>
       <w:color w:themeColor="accent1" w:val="4F81BD"/>
@@ -3705,7 +4006,7 @@
     <w:uiPriority w:val="9"/>
     <w:rsid w:val="00FC693F"/>
     <w:rPr>
-      <w:rFonts w:asciiTheme="majorHAnsi" w:cstheme="majorBidi" w:eastAsiaTheme="majorEastAsia" w:hAnsiTheme="majorHAnsi"/>
+      <w:rFonts w:asciiTheme="majorHAnsi" w:cstheme="majorBidi" w:hAnsiTheme="majorHAnsi" w:eastAsia="黑体"/>
       <w:b/>
       <w:bCs/>
       <w:color w:themeColor="accent1" w:val="4F81BD"/>
@@ -3728,7 +4029,7 @@
       <w:contextualSpacing/>
     </w:pPr>
     <w:rPr>
-      <w:rFonts w:ascii="Times New Roman" w:asciiTheme="majorHAnsi" w:cstheme="majorBidi" w:eastAsia="黑体" w:eastAsiaTheme="majorEastAsia" w:hAnsi="Times New Roman" w:hAnsiTheme="majorHAnsi"/>
+      <w:rFonts w:ascii="Times New Roman" w:asciiTheme="majorHAnsi" w:cstheme="majorBidi" w:eastAsia="黑体" w:hAnsi="Times New Roman" w:hAnsiTheme="majorHAnsi"/>
       <w:b/>
       <w:color w:val="1F3864"/>
       <w:spacing w:val="5"/>
@@ -3744,7 +4045,7 @@
     <w:uiPriority w:val="10"/>
     <w:rsid w:val="00FC693F"/>
     <w:rPr>
-      <w:rFonts w:asciiTheme="majorHAnsi" w:cstheme="majorBidi" w:eastAsiaTheme="majorEastAsia" w:hAnsiTheme="majorHAnsi"/>
+      <w:rFonts w:asciiTheme="majorHAnsi" w:cstheme="majorBidi" w:hAnsiTheme="majorHAnsi" w:eastAsia="黑体"/>
       <w:color w:themeColor="text2" w:themeShade="BF" w:val="17365D"/>
       <w:spacing w:val="5"/>
       <w:kern w:val="28"/>
@@ -3766,7 +4067,7 @@
       </w:numPr>
     </w:pPr>
     <w:rPr>
-      <w:rFonts w:asciiTheme="majorHAnsi" w:cstheme="majorBidi" w:eastAsiaTheme="majorEastAsia" w:hAnsiTheme="majorHAnsi"/>
+      <w:rFonts w:asciiTheme="majorHAnsi" w:cstheme="majorBidi" w:hAnsiTheme="majorHAnsi" w:eastAsia="黑体"/>
       <w:i/>
       <w:iCs/>
       <w:color w:themeColor="accent1" w:val="4F81BD"/>
@@ -3782,7 +4083,7 @@
     <w:uiPriority w:val="11"/>
     <w:rsid w:val="00FC693F"/>
     <w:rPr>
-      <w:rFonts w:asciiTheme="majorHAnsi" w:cstheme="majorBidi" w:eastAsiaTheme="majorEastAsia" w:hAnsiTheme="majorHAnsi"/>
+      <w:rFonts w:asciiTheme="majorHAnsi" w:cstheme="majorBidi" w:hAnsiTheme="majorHAnsi" w:eastAsia="黑体"/>
       <w:i/>
       <w:iCs/>
       <w:color w:themeColor="accent1" w:val="4F81BD"/>
@@ -3849,6 +4150,7 @@
       <w:spacing w:after="120"/>
     </w:pPr>
     <w:rPr>
+      <w:rFonts w:eastAsia="黑体"/>
       <w:sz w:val="16"/>
       <w:szCs w:val="16"/>
     </w:rPr>
@@ -3860,6 +4162,7 @@
     <w:uiPriority w:val="99"/>
     <w:rsid w:val="00AA1D8D"/>
     <w:rPr>
+      <w:rFonts w:eastAsia="黑体"/>
       <w:sz w:val="16"/>
       <w:szCs w:val="16"/>
     </w:rPr>
@@ -4029,7 +4332,7 @@
       </w:tabs>
     </w:pPr>
     <w:rPr>
-      <w:rFonts w:ascii="Courier" w:hAnsi="Courier"/>
+      <w:rFonts w:ascii="Courier" w:hAnsi="Courier" w:eastAsia="黑体"/>
       <w:sz w:val="20"/>
       <w:szCs w:val="20"/>
     </w:rPr>
@@ -4041,7 +4344,7 @@
     <w:uiPriority w:val="99"/>
     <w:rsid w:val="0029639D"/>
     <w:rPr>
-      <w:rFonts w:ascii="Courier" w:hAnsi="Courier"/>
+      <w:rFonts w:ascii="Courier" w:hAnsi="Courier" w:eastAsia="黑体"/>
       <w:sz w:val="20"/>
       <w:szCs w:val="20"/>
     </w:rPr>
@@ -4077,6 +4380,7 @@
     <w:uiPriority w:val="29"/>
     <w:rsid w:val="00FC693F"/>
     <w:rPr>
+      <w:rFonts w:eastAsia="黑体"/>
       <w:i/>
       <w:iCs/>
       <w:color w:themeColor="text1" w:val="000000"/>
@@ -4090,7 +4394,7 @@
     <w:semiHidden/>
     <w:rsid w:val="00FC693F"/>
     <w:rPr>
-      <w:rFonts w:asciiTheme="majorHAnsi" w:cstheme="majorBidi" w:eastAsiaTheme="majorEastAsia" w:hAnsiTheme="majorHAnsi"/>
+      <w:rFonts w:asciiTheme="majorHAnsi" w:cstheme="majorBidi" w:hAnsiTheme="majorHAnsi" w:eastAsia="黑体"/>
       <w:b/>
       <w:bCs/>
       <w:i/>
@@ -4106,7 +4410,7 @@
     <w:semiHidden/>
     <w:rsid w:val="00FC693F"/>
     <w:rPr>
-      <w:rFonts w:asciiTheme="majorHAnsi" w:cstheme="majorBidi" w:eastAsiaTheme="majorEastAsia" w:hAnsiTheme="majorHAnsi"/>
+      <w:rFonts w:asciiTheme="majorHAnsi" w:cstheme="majorBidi" w:hAnsiTheme="majorHAnsi" w:eastAsia="黑体"/>
       <w:color w:themeColor="accent1" w:themeShade="7F" w:val="243F60"/>
     </w:rPr>
   </w:style>
@@ -4118,7 +4422,7 @@
     <w:semiHidden/>
     <w:rsid w:val="00FC693F"/>
     <w:rPr>
-      <w:rFonts w:asciiTheme="majorHAnsi" w:cstheme="majorBidi" w:eastAsiaTheme="majorEastAsia" w:hAnsiTheme="majorHAnsi"/>
+      <w:rFonts w:asciiTheme="majorHAnsi" w:cstheme="majorBidi" w:hAnsiTheme="majorHAnsi" w:eastAsia="黑体"/>
       <w:i/>
       <w:iCs/>
       <w:color w:themeColor="accent1" w:themeShade="7F" w:val="243F60"/>
@@ -4132,7 +4436,7 @@
     <w:semiHidden/>
     <w:rsid w:val="00FC693F"/>
     <w:rPr>
-      <w:rFonts w:asciiTheme="majorHAnsi" w:cstheme="majorBidi" w:eastAsiaTheme="majorEastAsia" w:hAnsiTheme="majorHAnsi"/>
+      <w:rFonts w:asciiTheme="majorHAnsi" w:cstheme="majorBidi" w:hAnsiTheme="majorHAnsi" w:eastAsia="黑体"/>
       <w:i/>
       <w:iCs/>
       <w:color w:themeColor="text1" w:themeTint="BF" w:val="404040"/>
@@ -4146,7 +4450,7 @@
     <w:semiHidden/>
     <w:rsid w:val="00FC693F"/>
     <w:rPr>
-      <w:rFonts w:asciiTheme="majorHAnsi" w:cstheme="majorBidi" w:eastAsiaTheme="majorEastAsia" w:hAnsiTheme="majorHAnsi"/>
+      <w:rFonts w:asciiTheme="majorHAnsi" w:cstheme="majorBidi" w:hAnsiTheme="majorHAnsi" w:eastAsia="黑体"/>
       <w:color w:themeColor="accent1" w:val="4F81BD"/>
       <w:sz w:val="20"/>
       <w:szCs w:val="20"/>
@@ -4160,7 +4464,7 @@
     <w:semiHidden/>
     <w:rsid w:val="00FC693F"/>
     <w:rPr>
-      <w:rFonts w:asciiTheme="majorHAnsi" w:cstheme="majorBidi" w:eastAsiaTheme="majorEastAsia" w:hAnsiTheme="majorHAnsi"/>
+      <w:rFonts w:asciiTheme="majorHAnsi" w:cstheme="majorBidi" w:hAnsiTheme="majorHAnsi" w:eastAsia="黑体"/>
       <w:i/>
       <w:iCs/>
       <w:color w:themeColor="text1" w:themeTint="BF" w:val="404040"/>
@@ -4181,6 +4485,7 @@
       <w:spacing w:line="240" w:lineRule="auto"/>
     </w:pPr>
     <w:rPr>
+      <w:rFonts w:eastAsia="黑体"/>
       <w:b/>
       <w:bCs/>
       <w:color w:themeColor="accent1" w:val="4F81BD"/>
@@ -4195,6 +4500,7 @@
     <w:qFormat/>
     <w:rsid w:val="00FC693F"/>
     <w:rPr>
+      <w:rFonts w:eastAsia="黑体"/>
       <w:b/>
       <w:bCs/>
     </w:rPr>
@@ -4206,6 +4512,7 @@
     <w:qFormat/>
     <w:rsid w:val="00FC693F"/>
     <w:rPr>
+      <w:rFonts w:eastAsia="黑体"/>
       <w:i/>
       <w:iCs/>
     </w:rPr>
@@ -4226,6 +4533,7 @@
       <w:ind w:left="936" w:right="936"/>
     </w:pPr>
     <w:rPr>
+      <w:rFonts w:eastAsia="黑体"/>
       <w:b/>
       <w:bCs/>
       <w:i/>
@@ -4240,6 +4548,7 @@
     <w:uiPriority w:val="30"/>
     <w:rsid w:val="00FC693F"/>
     <w:rPr>
+      <w:rFonts w:eastAsia="黑体"/>
       <w:b/>
       <w:bCs/>
       <w:i/>
@@ -4254,6 +4563,7 @@
     <w:qFormat/>
     <w:rsid w:val="00FC693F"/>
     <w:rPr>
+      <w:rFonts w:eastAsia="黑体"/>
       <w:i/>
       <w:iCs/>
       <w:color w:themeColor="text1" w:themeTint="7F" w:val="808080"/>
@@ -4266,6 +4576,7 @@
     <w:qFormat/>
     <w:rsid w:val="00FC693F"/>
     <w:rPr>
+      <w:rFonts w:eastAsia="黑体"/>
       <w:b/>
       <w:bCs/>
       <w:i/>
@@ -4280,6 +4591,7 @@
     <w:qFormat/>
     <w:rsid w:val="00FC693F"/>
     <w:rPr>
+      <w:rFonts w:eastAsia="黑体"/>
       <w:smallCaps/>
       <w:color w:themeColor="accent2" w:val="C0504D"/>
       <w:u w:val="single"/>
@@ -4292,6 +4604,7 @@
     <w:qFormat/>
     <w:rsid w:val="00FC693F"/>
     <w:rPr>
+      <w:rFonts w:eastAsia="黑体"/>
       <w:b/>
       <w:bCs/>
       <w:smallCaps/>
@@ -4307,6 +4620,7 @@
     <w:qFormat/>
     <w:rsid w:val="00FC693F"/>
     <w:rPr>
+      <w:rFonts w:eastAsia="黑体"/>
       <w:b/>
       <w:bCs/>
       <w:smallCaps/>
@@ -4361,6 +4675,7 @@
       <w:spacing w:after="0" w:line="240" w:lineRule="auto"/>
     </w:pPr>
     <w:rPr>
+      <w:rFonts w:eastAsia="黑体"/>
       <w:color w:themeColor="text1" w:themeShade="BF" w:val="000000"/>
     </w:rPr>
     <w:tblPr>
@@ -4383,6 +4698,7 @@
         <w:spacing w:after="0" w:before="0" w:line="240" w:lineRule="auto"/>
       </w:pPr>
       <w:rPr>
+        <w:rFonts w:eastAsia="黑体"/>
         <w:b/>
         <w:bCs/>
       </w:rPr>
@@ -4403,6 +4719,7 @@
         <w:spacing w:after="0" w:before="0" w:line="240" w:lineRule="auto"/>
       </w:pPr>
       <w:rPr>
+        <w:rFonts w:eastAsia="黑体"/>
         <w:b/>
         <w:bCs/>
       </w:rPr>
@@ -4420,12 +4737,14 @@
     </w:tblStylePr>
     <w:tblStylePr w:type="firstCol">
       <w:rPr>
+        <w:rFonts w:eastAsia="黑体"/>
         <w:b/>
         <w:bCs/>
       </w:rPr>
     </w:tblStylePr>
     <w:tblStylePr w:type="lastCol">
       <w:rPr>
+        <w:rFonts w:eastAsia="黑体"/>
         <w:b/>
         <w:bCs/>
       </w:rPr>
@@ -4464,6 +4783,7 @@
       <w:spacing w:after="0" w:line="240" w:lineRule="auto"/>
     </w:pPr>
     <w:rPr>
+      <w:rFonts w:eastAsia="黑体"/>
       <w:color w:themeColor="accent1" w:themeShade="BF" w:val="365F91"/>
     </w:rPr>
     <w:tblPr>
@@ -4486,6 +4806,7 @@
         <w:spacing w:after="0" w:before="0" w:line="240" w:lineRule="auto"/>
       </w:pPr>
       <w:rPr>
+        <w:rFonts w:eastAsia="黑体"/>
         <w:b/>
         <w:bCs/>
       </w:rPr>
@@ -4506,6 +4827,7 @@
         <w:spacing w:after="0" w:before="0" w:line="240" w:lineRule="auto"/>
       </w:pPr>
       <w:rPr>
+        <w:rFonts w:eastAsia="黑体"/>
         <w:b/>
         <w:bCs/>
       </w:rPr>
@@ -4523,12 +4845,14 @@
     </w:tblStylePr>
     <w:tblStylePr w:type="firstCol">
       <w:rPr>
+        <w:rFonts w:eastAsia="黑体"/>
         <w:b/>
         <w:bCs/>
       </w:rPr>
     </w:tblStylePr>
     <w:tblStylePr w:type="lastCol">
       <w:rPr>
+        <w:rFonts w:eastAsia="黑体"/>
         <w:b/>
         <w:bCs/>
       </w:rPr>
@@ -4567,6 +4891,7 @@
       <w:spacing w:after="0" w:line="240" w:lineRule="auto"/>
     </w:pPr>
     <w:rPr>
+      <w:rFonts w:eastAsia="黑体"/>
       <w:color w:themeColor="accent2" w:themeShade="BF" w:val="943634"/>
     </w:rPr>
     <w:tblPr>
@@ -4589,6 +4914,7 @@
         <w:spacing w:after="0" w:before="0" w:line="240" w:lineRule="auto"/>
       </w:pPr>
       <w:rPr>
+        <w:rFonts w:eastAsia="黑体"/>
         <w:b/>
         <w:bCs/>
       </w:rPr>
@@ -4609,6 +4935,7 @@
         <w:spacing w:after="0" w:before="0" w:line="240" w:lineRule="auto"/>
       </w:pPr>
       <w:rPr>
+        <w:rFonts w:eastAsia="黑体"/>
         <w:b/>
         <w:bCs/>
       </w:rPr>
@@ -4626,12 +4953,14 @@
     </w:tblStylePr>
     <w:tblStylePr w:type="firstCol">
       <w:rPr>
+        <w:rFonts w:eastAsia="黑体"/>
         <w:b/>
         <w:bCs/>
       </w:rPr>
     </w:tblStylePr>
     <w:tblStylePr w:type="lastCol">
       <w:rPr>
+        <w:rFonts w:eastAsia="黑体"/>
         <w:b/>
         <w:bCs/>
       </w:rPr>
@@ -4670,6 +4999,7 @@
       <w:spacing w:after="0" w:line="240" w:lineRule="auto"/>
     </w:pPr>
     <w:rPr>
+      <w:rFonts w:eastAsia="黑体"/>
       <w:color w:themeColor="accent3" w:themeShade="BF" w:val="76923C"/>
     </w:rPr>
     <w:tblPr>
@@ -4692,6 +5022,7 @@
         <w:spacing w:after="0" w:before="0" w:line="240" w:lineRule="auto"/>
       </w:pPr>
       <w:rPr>
+        <w:rFonts w:eastAsia="黑体"/>
         <w:b/>
         <w:bCs/>
       </w:rPr>
@@ -4712,6 +5043,7 @@
         <w:spacing w:after="0" w:before="0" w:line="240" w:lineRule="auto"/>
       </w:pPr>
       <w:rPr>
+        <w:rFonts w:eastAsia="黑体"/>
         <w:b/>
         <w:bCs/>
       </w:rPr>
@@ -4729,12 +5061,14 @@
     </w:tblStylePr>
     <w:tblStylePr w:type="firstCol">
       <w:rPr>
+        <w:rFonts w:eastAsia="黑体"/>
         <w:b/>
         <w:bCs/>
       </w:rPr>
     </w:tblStylePr>
     <w:tblStylePr w:type="lastCol">
       <w:rPr>
+        <w:rFonts w:eastAsia="黑体"/>
         <w:b/>
         <w:bCs/>
       </w:rPr>
@@ -4773,6 +5107,7 @@
       <w:spacing w:after="0" w:line="240" w:lineRule="auto"/>
     </w:pPr>
     <w:rPr>
+      <w:rFonts w:eastAsia="黑体"/>
       <w:color w:themeColor="accent4" w:themeShade="BF" w:val="5F497A"/>
     </w:rPr>
     <w:tblPr>
@@ -4795,6 +5130,7 @@
         <w:spacing w:after="0" w:before="0" w:line="240" w:lineRule="auto"/>
       </w:pPr>
       <w:rPr>
+        <w:rFonts w:eastAsia="黑体"/>
         <w:b/>
         <w:bCs/>
       </w:rPr>
@@ -4815,6 +5151,7 @@
         <w:spacing w:after="0" w:before="0" w:line="240" w:lineRule="auto"/>
       </w:pPr>
       <w:rPr>
+        <w:rFonts w:eastAsia="黑体"/>
         <w:b/>
         <w:bCs/>
       </w:rPr>
@@ -4832,12 +5169,14 @@
     </w:tblStylePr>
     <w:tblStylePr w:type="firstCol">
       <w:rPr>
+        <w:rFonts w:eastAsia="黑体"/>
         <w:b/>
         <w:bCs/>
       </w:rPr>
     </w:tblStylePr>
     <w:tblStylePr w:type="lastCol">
       <w:rPr>
+        <w:rFonts w:eastAsia="黑体"/>
         <w:b/>
         <w:bCs/>
       </w:rPr>
@@ -4876,6 +5215,7 @@
       <w:spacing w:after="0" w:line="240" w:lineRule="auto"/>
     </w:pPr>
     <w:rPr>
+      <w:rFonts w:eastAsia="黑体"/>
       <w:color w:themeColor="accent5" w:themeShade="BF" w:val="31849B"/>
     </w:rPr>
     <w:tblPr>
@@ -4898,6 +5238,7 @@
         <w:spacing w:after="0" w:before="0" w:line="240" w:lineRule="auto"/>
       </w:pPr>
       <w:rPr>
+        <w:rFonts w:eastAsia="黑体"/>
         <w:b/>
         <w:bCs/>
       </w:rPr>
@@ -4918,6 +5259,7 @@
         <w:spacing w:after="0" w:before="0" w:line="240" w:lineRule="auto"/>
       </w:pPr>
       <w:rPr>
+        <w:rFonts w:eastAsia="黑体"/>
         <w:b/>
         <w:bCs/>
       </w:rPr>
@@ -4935,12 +5277,14 @@
     </w:tblStylePr>
     <w:tblStylePr w:type="firstCol">
       <w:rPr>
+        <w:rFonts w:eastAsia="黑体"/>
         <w:b/>
         <w:bCs/>
       </w:rPr>
     </w:tblStylePr>
     <w:tblStylePr w:type="lastCol">
       <w:rPr>
+        <w:rFonts w:eastAsia="黑体"/>
         <w:b/>
         <w:bCs/>
       </w:rPr>
@@ -4979,6 +5323,7 @@
       <w:spacing w:after="0" w:line="240" w:lineRule="auto"/>
     </w:pPr>
     <w:rPr>
+      <w:rFonts w:eastAsia="黑体"/>
       <w:color w:themeColor="accent6" w:themeShade="BF" w:val="E36C0A"/>
     </w:rPr>
     <w:tblPr>
@@ -5001,6 +5346,7 @@
         <w:spacing w:after="0" w:before="0" w:line="240" w:lineRule="auto"/>
       </w:pPr>
       <w:rPr>
+        <w:rFonts w:eastAsia="黑体"/>
         <w:b/>
         <w:bCs/>
       </w:rPr>
@@ -5021,6 +5367,7 @@
         <w:spacing w:after="0" w:before="0" w:line="240" w:lineRule="auto"/>
       </w:pPr>
       <w:rPr>
+        <w:rFonts w:eastAsia="黑体"/>
         <w:b/>
         <w:bCs/>
       </w:rPr>
@@ -5038,12 +5385,14 @@
     </w:tblStylePr>
     <w:tblStylePr w:type="firstCol">
       <w:rPr>
+        <w:rFonts w:eastAsia="黑体"/>
         <w:b/>
         <w:bCs/>
       </w:rPr>
     </w:tblStylePr>
     <w:tblStylePr w:type="lastCol">
       <w:rPr>
+        <w:rFonts w:eastAsia="黑体"/>
         <w:b/>
         <w:bCs/>
       </w:rPr>
@@ -5103,6 +5452,7 @@
         <w:spacing w:after="0" w:before="0" w:line="240" w:lineRule="auto"/>
       </w:pPr>
       <w:rPr>
+        <w:rFonts w:eastAsia="黑体"/>
         <w:b/>
         <w:bCs/>
         <w:color w:themeColor="background1" w:val="FFFFFF"/>
@@ -5117,6 +5467,7 @@
         <w:spacing w:after="0" w:before="0" w:line="240" w:lineRule="auto"/>
       </w:pPr>
       <w:rPr>
+        <w:rFonts w:eastAsia="黑体"/>
         <w:b/>
         <w:bCs/>
       </w:rPr>
@@ -5132,12 +5483,14 @@
     </w:tblStylePr>
     <w:tblStylePr w:type="firstCol">
       <w:rPr>
+        <w:rFonts w:eastAsia="黑体"/>
         <w:b/>
         <w:bCs/>
       </w:rPr>
     </w:tblStylePr>
     <w:tblStylePr w:type="lastCol">
       <w:rPr>
+        <w:rFonts w:eastAsia="黑体"/>
         <w:b/>
         <w:bCs/>
       </w:rPr>
@@ -5195,6 +5548,7 @@
         <w:spacing w:after="0" w:before="0" w:line="240" w:lineRule="auto"/>
       </w:pPr>
       <w:rPr>
+        <w:rFonts w:eastAsia="黑体"/>
         <w:b/>
         <w:bCs/>
         <w:color w:themeColor="background1" w:val="FFFFFF"/>
@@ -5209,6 +5563,7 @@
         <w:spacing w:after="0" w:before="0" w:line="240" w:lineRule="auto"/>
       </w:pPr>
       <w:rPr>
+        <w:rFonts w:eastAsia="黑体"/>
         <w:b/>
         <w:bCs/>
       </w:rPr>
@@ -5224,12 +5579,14 @@
     </w:tblStylePr>
     <w:tblStylePr w:type="firstCol">
       <w:rPr>
+        <w:rFonts w:eastAsia="黑体"/>
         <w:b/>
         <w:bCs/>
       </w:rPr>
     </w:tblStylePr>
     <w:tblStylePr w:type="lastCol">
       <w:rPr>
+        <w:rFonts w:eastAsia="黑体"/>
         <w:b/>
         <w:bCs/>
       </w:rPr>
@@ -5287,6 +5644,7 @@
         <w:spacing w:after="0" w:before="0" w:line="240" w:lineRule="auto"/>
       </w:pPr>
       <w:rPr>
+        <w:rFonts w:eastAsia="黑体"/>
         <w:b/>
         <w:bCs/>
         <w:color w:themeColor="background1" w:val="FFFFFF"/>
@@ -5301,6 +5659,7 @@
         <w:spacing w:after="0" w:before="0" w:line="240" w:lineRule="auto"/>
       </w:pPr>
       <w:rPr>
+        <w:rFonts w:eastAsia="黑体"/>
         <w:b/>
         <w:bCs/>
       </w:rPr>
@@ -5316,12 +5675,14 @@
     </w:tblStylePr>
     <w:tblStylePr w:type="firstCol">
       <w:rPr>
+        <w:rFonts w:eastAsia="黑体"/>
         <w:b/>
         <w:bCs/>
       </w:rPr>
     </w:tblStylePr>
     <w:tblStylePr w:type="lastCol">
       <w:rPr>
+        <w:rFonts w:eastAsia="黑体"/>
         <w:b/>
         <w:bCs/>
       </w:rPr>
@@ -5379,6 +5740,7 @@
         <w:spacing w:after="0" w:before="0" w:line="240" w:lineRule="auto"/>
       </w:pPr>
       <w:rPr>
+        <w:rFonts w:eastAsia="黑体"/>
         <w:b/>
         <w:bCs/>
         <w:color w:themeColor="background1" w:val="FFFFFF"/>
@@ -5393,6 +5755,7 @@
         <w:spacing w:after="0" w:before="0" w:line="240" w:lineRule="auto"/>
       </w:pPr>
       <w:rPr>
+        <w:rFonts w:eastAsia="黑体"/>
         <w:b/>
         <w:bCs/>
       </w:rPr>
@@ -5408,12 +5771,14 @@
     </w:tblStylePr>
     <w:tblStylePr w:type="firstCol">
       <w:rPr>
+        <w:rFonts w:eastAsia="黑体"/>
         <w:b/>
         <w:bCs/>
       </w:rPr>
     </w:tblStylePr>
     <w:tblStylePr w:type="lastCol">
       <w:rPr>
+        <w:rFonts w:eastAsia="黑体"/>
         <w:b/>
         <w:bCs/>
       </w:rPr>
@@ -5471,6 +5836,7 @@
         <w:spacing w:after="0" w:before="0" w:line="240" w:lineRule="auto"/>
       </w:pPr>
       <w:rPr>
+        <w:rFonts w:eastAsia="黑体"/>
         <w:b/>
         <w:bCs/>
         <w:color w:themeColor="background1" w:val="FFFFFF"/>
@@ -5485,6 +5851,7 @@
         <w:spacing w:after="0" w:before="0" w:line="240" w:lineRule="auto"/>
       </w:pPr>
       <w:rPr>
+        <w:rFonts w:eastAsia="黑体"/>
         <w:b/>
         <w:bCs/>
       </w:rPr>
@@ -5500,12 +5867,14 @@
     </w:tblStylePr>
     <w:tblStylePr w:type="firstCol">
       <w:rPr>
+        <w:rFonts w:eastAsia="黑体"/>
         <w:b/>
         <w:bCs/>
       </w:rPr>
     </w:tblStylePr>
     <w:tblStylePr w:type="lastCol">
       <w:rPr>
+        <w:rFonts w:eastAsia="黑体"/>
         <w:b/>
         <w:bCs/>
       </w:rPr>
@@ -5563,6 +5932,7 @@
         <w:spacing w:after="0" w:before="0" w:line="240" w:lineRule="auto"/>
       </w:pPr>
       <w:rPr>
+        <w:rFonts w:eastAsia="黑体"/>
         <w:b/>
         <w:bCs/>
         <w:color w:themeColor="background1" w:val="FFFFFF"/>
@@ -5577,6 +5947,7 @@
         <w:spacing w:after="0" w:before="0" w:line="240" w:lineRule="auto"/>
       </w:pPr>
       <w:rPr>
+        <w:rFonts w:eastAsia="黑体"/>
         <w:b/>
         <w:bCs/>
       </w:rPr>
@@ -5592,12 +5963,14 @@
     </w:tblStylePr>
     <w:tblStylePr w:type="firstCol">
       <w:rPr>
+        <w:rFonts w:eastAsia="黑体"/>
         <w:b/>
         <w:bCs/>
       </w:rPr>
     </w:tblStylePr>
     <w:tblStylePr w:type="lastCol">
       <w:rPr>
+        <w:rFonts w:eastAsia="黑体"/>
         <w:b/>
         <w:bCs/>
       </w:rPr>
@@ -5655,6 +6028,7 @@
         <w:spacing w:after="0" w:before="0" w:line="240" w:lineRule="auto"/>
       </w:pPr>
       <w:rPr>
+        <w:rFonts w:eastAsia="黑体"/>
         <w:b/>
         <w:bCs/>
         <w:color w:themeColor="background1" w:val="FFFFFF"/>
@@ -5669,6 +6043,7 @@
         <w:spacing w:after="0" w:before="0" w:line="240" w:lineRule="auto"/>
       </w:pPr>
       <w:rPr>
+        <w:rFonts w:eastAsia="黑体"/>
         <w:b/>
         <w:bCs/>
       </w:rPr>
@@ -5684,12 +6059,14 @@
     </w:tblStylePr>
     <w:tblStylePr w:type="firstCol">
       <w:rPr>
+        <w:rFonts w:eastAsia="黑体"/>
         <w:b/>
         <w:bCs/>
       </w:rPr>
     </w:tblStylePr>
     <w:tblStylePr w:type="lastCol">
       <w:rPr>
+        <w:rFonts w:eastAsia="黑体"/>
         <w:b/>
         <w:bCs/>
       </w:rPr>
@@ -5749,7 +6126,7 @@
         <w:spacing w:after="0" w:before="0" w:line="240" w:lineRule="auto"/>
       </w:pPr>
       <w:rPr>
-        <w:rFonts w:asciiTheme="majorHAnsi" w:cstheme="majorBidi" w:eastAsiaTheme="majorEastAsia" w:hAnsiTheme="majorHAnsi"/>
+        <w:rFonts w:asciiTheme="majorHAnsi" w:cstheme="majorBidi" w:hAnsiTheme="majorHAnsi" w:eastAsia="黑体"/>
         <w:b/>
         <w:bCs/>
       </w:rPr>
@@ -5770,7 +6147,7 @@
         <w:spacing w:after="0" w:before="0" w:line="240" w:lineRule="auto"/>
       </w:pPr>
       <w:rPr>
-        <w:rFonts w:asciiTheme="majorHAnsi" w:cstheme="majorBidi" w:eastAsiaTheme="majorEastAsia" w:hAnsiTheme="majorHAnsi"/>
+        <w:rFonts w:asciiTheme="majorHAnsi" w:cstheme="majorBidi" w:hAnsiTheme="majorHAnsi" w:eastAsia="黑体"/>
         <w:b/>
         <w:bCs/>
       </w:rPr>
@@ -5788,14 +6165,14 @@
     </w:tblStylePr>
     <w:tblStylePr w:type="firstCol">
       <w:rPr>
-        <w:rFonts w:asciiTheme="majorHAnsi" w:cstheme="majorBidi" w:eastAsiaTheme="majorEastAsia" w:hAnsiTheme="majorHAnsi"/>
+        <w:rFonts w:asciiTheme="majorHAnsi" w:cstheme="majorBidi" w:hAnsiTheme="majorHAnsi" w:eastAsia="黑体"/>
         <w:b/>
         <w:bCs/>
       </w:rPr>
     </w:tblStylePr>
     <w:tblStylePr w:type="lastCol">
       <w:rPr>
-        <w:rFonts w:asciiTheme="majorHAnsi" w:cstheme="majorBidi" w:eastAsiaTheme="majorEastAsia" w:hAnsiTheme="majorHAnsi"/>
+        <w:rFonts w:asciiTheme="majorHAnsi" w:cstheme="majorBidi" w:hAnsiTheme="majorHAnsi" w:eastAsia="黑体"/>
         <w:b/>
         <w:bCs/>
       </w:rPr>
@@ -5879,7 +6256,7 @@
         <w:spacing w:after="0" w:before="0" w:line="240" w:lineRule="auto"/>
       </w:pPr>
       <w:rPr>
-        <w:rFonts w:asciiTheme="majorHAnsi" w:cstheme="majorBidi" w:eastAsiaTheme="majorEastAsia" w:hAnsiTheme="majorHAnsi"/>
+        <w:rFonts w:asciiTheme="majorHAnsi" w:cstheme="majorBidi" w:hAnsiTheme="majorHAnsi" w:eastAsia="黑体"/>
         <w:b/>
         <w:bCs/>
       </w:rPr>
@@ -5900,7 +6277,7 @@
         <w:spacing w:after="0" w:before="0" w:line="240" w:lineRule="auto"/>
       </w:pPr>
       <w:rPr>
-        <w:rFonts w:asciiTheme="majorHAnsi" w:cstheme="majorBidi" w:eastAsiaTheme="majorEastAsia" w:hAnsiTheme="majorHAnsi"/>
+        <w:rFonts w:asciiTheme="majorHAnsi" w:cstheme="majorBidi" w:hAnsiTheme="majorHAnsi" w:eastAsia="黑体"/>
         <w:b/>
         <w:bCs/>
       </w:rPr>
@@ -5918,14 +6295,14 @@
     </w:tblStylePr>
     <w:tblStylePr w:type="firstCol">
       <w:rPr>
-        <w:rFonts w:asciiTheme="majorHAnsi" w:cstheme="majorBidi" w:eastAsiaTheme="majorEastAsia" w:hAnsiTheme="majorHAnsi"/>
+        <w:rFonts w:asciiTheme="majorHAnsi" w:cstheme="majorBidi" w:hAnsiTheme="majorHAnsi" w:eastAsia="黑体"/>
         <w:b/>
         <w:bCs/>
       </w:rPr>
     </w:tblStylePr>
     <w:tblStylePr w:type="lastCol">
       <w:rPr>
-        <w:rFonts w:asciiTheme="majorHAnsi" w:cstheme="majorBidi" w:eastAsiaTheme="majorEastAsia" w:hAnsiTheme="majorHAnsi"/>
+        <w:rFonts w:asciiTheme="majorHAnsi" w:cstheme="majorBidi" w:hAnsiTheme="majorHAnsi" w:eastAsia="黑体"/>
         <w:b/>
         <w:bCs/>
       </w:rPr>
@@ -6009,7 +6386,7 @@
         <w:spacing w:after="0" w:before="0" w:line="240" w:lineRule="auto"/>
       </w:pPr>
       <w:rPr>
-        <w:rFonts w:asciiTheme="majorHAnsi" w:cstheme="majorBidi" w:eastAsiaTheme="majorEastAsia" w:hAnsiTheme="majorHAnsi"/>
+        <w:rFonts w:asciiTheme="majorHAnsi" w:cstheme="majorBidi" w:hAnsiTheme="majorHAnsi" w:eastAsia="黑体"/>
         <w:b/>
         <w:bCs/>
       </w:rPr>
@@ -6030,7 +6407,7 @@
         <w:spacing w:after="0" w:before="0" w:line="240" w:lineRule="auto"/>
       </w:pPr>
       <w:rPr>
-        <w:rFonts w:asciiTheme="majorHAnsi" w:cstheme="majorBidi" w:eastAsiaTheme="majorEastAsia" w:hAnsiTheme="majorHAnsi"/>
+        <w:rFonts w:asciiTheme="majorHAnsi" w:cstheme="majorBidi" w:hAnsiTheme="majorHAnsi" w:eastAsia="黑体"/>
         <w:b/>
         <w:bCs/>
       </w:rPr>
@@ -6048,14 +6425,14 @@
     </w:tblStylePr>
     <w:tblStylePr w:type="firstCol">
       <w:rPr>
-        <w:rFonts w:asciiTheme="majorHAnsi" w:cstheme="majorBidi" w:eastAsiaTheme="majorEastAsia" w:hAnsiTheme="majorHAnsi"/>
+        <w:rFonts w:asciiTheme="majorHAnsi" w:cstheme="majorBidi" w:hAnsiTheme="majorHAnsi" w:eastAsia="黑体"/>
         <w:b/>
         <w:bCs/>
       </w:rPr>
     </w:tblStylePr>
     <w:tblStylePr w:type="lastCol">
       <w:rPr>
-        <w:rFonts w:asciiTheme="majorHAnsi" w:cstheme="majorBidi" w:eastAsiaTheme="majorEastAsia" w:hAnsiTheme="majorHAnsi"/>
+        <w:rFonts w:asciiTheme="majorHAnsi" w:cstheme="majorBidi" w:hAnsiTheme="majorHAnsi" w:eastAsia="黑体"/>
         <w:b/>
         <w:bCs/>
       </w:rPr>
@@ -6139,7 +6516,7 @@
         <w:spacing w:after="0" w:before="0" w:line="240" w:lineRule="auto"/>
       </w:pPr>
       <w:rPr>
-        <w:rFonts w:asciiTheme="majorHAnsi" w:cstheme="majorBidi" w:eastAsiaTheme="majorEastAsia" w:hAnsiTheme="majorHAnsi"/>
+        <w:rFonts w:asciiTheme="majorHAnsi" w:cstheme="majorBidi" w:hAnsiTheme="majorHAnsi" w:eastAsia="黑体"/>
         <w:b/>
         <w:bCs/>
       </w:rPr>
@@ -6160,7 +6537,7 @@
         <w:spacing w:after="0" w:before="0" w:line="240" w:lineRule="auto"/>
       </w:pPr>
       <w:rPr>
-        <w:rFonts w:asciiTheme="majorHAnsi" w:cstheme="majorBidi" w:eastAsiaTheme="majorEastAsia" w:hAnsiTheme="majorHAnsi"/>
+        <w:rFonts w:asciiTheme="majorHAnsi" w:cstheme="majorBidi" w:hAnsiTheme="majorHAnsi" w:eastAsia="黑体"/>
         <w:b/>
         <w:bCs/>
       </w:rPr>
@@ -6178,14 +6555,14 @@
     </w:tblStylePr>
     <w:tblStylePr w:type="firstCol">
       <w:rPr>
-        <w:rFonts w:asciiTheme="majorHAnsi" w:cstheme="majorBidi" w:eastAsiaTheme="majorEastAsia" w:hAnsiTheme="majorHAnsi"/>
+        <w:rFonts w:asciiTheme="majorHAnsi" w:cstheme="majorBidi" w:hAnsiTheme="majorHAnsi" w:eastAsia="黑体"/>
         <w:b/>
         <w:bCs/>
       </w:rPr>
     </w:tblStylePr>
     <w:tblStylePr w:type="lastCol">
       <w:rPr>
-        <w:rFonts w:asciiTheme="majorHAnsi" w:cstheme="majorBidi" w:eastAsiaTheme="majorEastAsia" w:hAnsiTheme="majorHAnsi"/>
+        <w:rFonts w:asciiTheme="majorHAnsi" w:cstheme="majorBidi" w:hAnsiTheme="majorHAnsi" w:eastAsia="黑体"/>
         <w:b/>
         <w:bCs/>
       </w:rPr>
@@ -6269,7 +6646,7 @@
         <w:spacing w:after="0" w:before="0" w:line="240" w:lineRule="auto"/>
       </w:pPr>
       <w:rPr>
-        <w:rFonts w:asciiTheme="majorHAnsi" w:cstheme="majorBidi" w:eastAsiaTheme="majorEastAsia" w:hAnsiTheme="majorHAnsi"/>
+        <w:rFonts w:asciiTheme="majorHAnsi" w:cstheme="majorBidi" w:hAnsiTheme="majorHAnsi" w:eastAsia="黑体"/>
         <w:b/>
         <w:bCs/>
       </w:rPr>
@@ -6290,7 +6667,7 @@
         <w:spacing w:after="0" w:before="0" w:line="240" w:lineRule="auto"/>
       </w:pPr>
       <w:rPr>
-        <w:rFonts w:asciiTheme="majorHAnsi" w:cstheme="majorBidi" w:eastAsiaTheme="majorEastAsia" w:hAnsiTheme="majorHAnsi"/>
+        <w:rFonts w:asciiTheme="majorHAnsi" w:cstheme="majorBidi" w:hAnsiTheme="majorHAnsi" w:eastAsia="黑体"/>
         <w:b/>
         <w:bCs/>
       </w:rPr>
@@ -6308,14 +6685,14 @@
     </w:tblStylePr>
     <w:tblStylePr w:type="firstCol">
       <w:rPr>
-        <w:rFonts w:asciiTheme="majorHAnsi" w:cstheme="majorBidi" w:eastAsiaTheme="majorEastAsia" w:hAnsiTheme="majorHAnsi"/>
+        <w:rFonts w:asciiTheme="majorHAnsi" w:cstheme="majorBidi" w:hAnsiTheme="majorHAnsi" w:eastAsia="黑体"/>
         <w:b/>
         <w:bCs/>
       </w:rPr>
     </w:tblStylePr>
     <w:tblStylePr w:type="lastCol">
       <w:rPr>
-        <w:rFonts w:asciiTheme="majorHAnsi" w:cstheme="majorBidi" w:eastAsiaTheme="majorEastAsia" w:hAnsiTheme="majorHAnsi"/>
+        <w:rFonts w:asciiTheme="majorHAnsi" w:cstheme="majorBidi" w:hAnsiTheme="majorHAnsi" w:eastAsia="黑体"/>
         <w:b/>
         <w:bCs/>
       </w:rPr>
@@ -6399,7 +6776,7 @@
         <w:spacing w:after="0" w:before="0" w:line="240" w:lineRule="auto"/>
       </w:pPr>
       <w:rPr>
-        <w:rFonts w:asciiTheme="majorHAnsi" w:cstheme="majorBidi" w:eastAsiaTheme="majorEastAsia" w:hAnsiTheme="majorHAnsi"/>
+        <w:rFonts w:asciiTheme="majorHAnsi" w:cstheme="majorBidi" w:hAnsiTheme="majorHAnsi" w:eastAsia="黑体"/>
         <w:b/>
         <w:bCs/>
       </w:rPr>
@@ -6420,7 +6797,7 @@
         <w:spacing w:after="0" w:before="0" w:line="240" w:lineRule="auto"/>
       </w:pPr>
       <w:rPr>
-        <w:rFonts w:asciiTheme="majorHAnsi" w:cstheme="majorBidi" w:eastAsiaTheme="majorEastAsia" w:hAnsiTheme="majorHAnsi"/>
+        <w:rFonts w:asciiTheme="majorHAnsi" w:cstheme="majorBidi" w:hAnsiTheme="majorHAnsi" w:eastAsia="黑体"/>
         <w:b/>
         <w:bCs/>
       </w:rPr>
@@ -6438,14 +6815,14 @@
     </w:tblStylePr>
     <w:tblStylePr w:type="firstCol">
       <w:rPr>
-        <w:rFonts w:asciiTheme="majorHAnsi" w:cstheme="majorBidi" w:eastAsiaTheme="majorEastAsia" w:hAnsiTheme="majorHAnsi"/>
+        <w:rFonts w:asciiTheme="majorHAnsi" w:cstheme="majorBidi" w:hAnsiTheme="majorHAnsi" w:eastAsia="黑体"/>
         <w:b/>
         <w:bCs/>
       </w:rPr>
     </w:tblStylePr>
     <w:tblStylePr w:type="lastCol">
       <w:rPr>
-        <w:rFonts w:asciiTheme="majorHAnsi" w:cstheme="majorBidi" w:eastAsiaTheme="majorEastAsia" w:hAnsiTheme="majorHAnsi"/>
+        <w:rFonts w:asciiTheme="majorHAnsi" w:cstheme="majorBidi" w:hAnsiTheme="majorHAnsi" w:eastAsia="黑体"/>
         <w:b/>
         <w:bCs/>
       </w:rPr>
@@ -6529,7 +6906,7 @@
         <w:spacing w:after="0" w:before="0" w:line="240" w:lineRule="auto"/>
       </w:pPr>
       <w:rPr>
-        <w:rFonts w:asciiTheme="majorHAnsi" w:cstheme="majorBidi" w:eastAsiaTheme="majorEastAsia" w:hAnsiTheme="majorHAnsi"/>
+        <w:rFonts w:asciiTheme="majorHAnsi" w:cstheme="majorBidi" w:hAnsiTheme="majorHAnsi" w:eastAsia="黑体"/>
         <w:b/>
         <w:bCs/>
       </w:rPr>
@@ -6550,7 +6927,7 @@
         <w:spacing w:after="0" w:before="0" w:line="240" w:lineRule="auto"/>
       </w:pPr>
       <w:rPr>
-        <w:rFonts w:asciiTheme="majorHAnsi" w:cstheme="majorBidi" w:eastAsiaTheme="majorEastAsia" w:hAnsiTheme="majorHAnsi"/>
+        <w:rFonts w:asciiTheme="majorHAnsi" w:cstheme="majorBidi" w:hAnsiTheme="majorHAnsi" w:eastAsia="黑体"/>
         <w:b/>
         <w:bCs/>
       </w:rPr>
@@ -6568,14 +6945,14 @@
     </w:tblStylePr>
     <w:tblStylePr w:type="firstCol">
       <w:rPr>
-        <w:rFonts w:asciiTheme="majorHAnsi" w:cstheme="majorBidi" w:eastAsiaTheme="majorEastAsia" w:hAnsiTheme="majorHAnsi"/>
+        <w:rFonts w:asciiTheme="majorHAnsi" w:cstheme="majorBidi" w:hAnsiTheme="majorHAnsi" w:eastAsia="黑体"/>
         <w:b/>
         <w:bCs/>
       </w:rPr>
     </w:tblStylePr>
     <w:tblStylePr w:type="lastCol">
       <w:rPr>
-        <w:rFonts w:asciiTheme="majorHAnsi" w:cstheme="majorBidi" w:eastAsiaTheme="majorEastAsia" w:hAnsiTheme="majorHAnsi"/>
+        <w:rFonts w:asciiTheme="majorHAnsi" w:cstheme="majorBidi" w:hAnsiTheme="majorHAnsi" w:eastAsia="黑体"/>
         <w:b/>
         <w:bCs/>
       </w:rPr>
@@ -6658,6 +7035,7 @@
         <w:spacing w:after="0" w:before="0" w:line="240" w:lineRule="auto"/>
       </w:pPr>
       <w:rPr>
+        <w:rFonts w:eastAsia="黑体"/>
         <w:b/>
         <w:bCs/>
         <w:color w:themeColor="background1" w:val="FFFFFF"/>
@@ -6680,6 +7058,7 @@
         <w:spacing w:after="0" w:before="0" w:line="240" w:lineRule="auto"/>
       </w:pPr>
       <w:rPr>
+        <w:rFonts w:eastAsia="黑体"/>
         <w:b/>
         <w:bCs/>
       </w:rPr>
@@ -6697,12 +7076,14 @@
     </w:tblStylePr>
     <w:tblStylePr w:type="firstCol">
       <w:rPr>
+        <w:rFonts w:eastAsia="黑体"/>
         <w:b/>
         <w:bCs/>
       </w:rPr>
     </w:tblStylePr>
     <w:tblStylePr w:type="lastCol">
       <w:rPr>
+        <w:rFonts w:eastAsia="黑体"/>
         <w:b/>
         <w:bCs/>
       </w:rPr>
@@ -6764,6 +7145,7 @@
         <w:spacing w:after="0" w:before="0" w:line="240" w:lineRule="auto"/>
       </w:pPr>
       <w:rPr>
+        <w:rFonts w:eastAsia="黑体"/>
         <w:b/>
         <w:bCs/>
         <w:color w:themeColor="background1" w:val="FFFFFF"/>
@@ -6786,6 +7168,7 @@
         <w:spacing w:after="0" w:before="0" w:line="240" w:lineRule="auto"/>
       </w:pPr>
       <w:rPr>
+        <w:rFonts w:eastAsia="黑体"/>
         <w:b/>
         <w:bCs/>
       </w:rPr>
@@ -6803,12 +7186,14 @@
     </w:tblStylePr>
     <w:tblStylePr w:type="firstCol">
       <w:rPr>
+        <w:rFonts w:eastAsia="黑体"/>
         <w:b/>
         <w:bCs/>
       </w:rPr>
     </w:tblStylePr>
     <w:tblStylePr w:type="lastCol">
       <w:rPr>
+        <w:rFonts w:eastAsia="黑体"/>
         <w:b/>
         <w:bCs/>
       </w:rPr>
@@ -6870,6 +7255,7 @@
         <w:spacing w:after="0" w:before="0" w:line="240" w:lineRule="auto"/>
       </w:pPr>
       <w:rPr>
+        <w:rFonts w:eastAsia="黑体"/>
         <w:b/>
         <w:bCs/>
         <w:color w:themeColor="background1" w:val="FFFFFF"/>
@@ -6892,6 +7278,7 @@
         <w:spacing w:after="0" w:before="0" w:line="240" w:lineRule="auto"/>
       </w:pPr>
       <w:rPr>
+        <w:rFonts w:eastAsia="黑体"/>
         <w:b/>
         <w:bCs/>
       </w:rPr>
@@ -6909,12 +7296,14 @@
     </w:tblStylePr>
     <w:tblStylePr w:type="firstCol">
       <w:rPr>
+        <w:rFonts w:eastAsia="黑体"/>
         <w:b/>
         <w:bCs/>
       </w:rPr>
     </w:tblStylePr>
     <w:tblStylePr w:type="lastCol">
       <w:rPr>
+        <w:rFonts w:eastAsia="黑体"/>
         <w:b/>
         <w:bCs/>
       </w:rPr>
@@ -6976,6 +7365,7 @@
         <w:spacing w:after="0" w:before="0" w:line="240" w:lineRule="auto"/>
       </w:pPr>
       <w:rPr>
+        <w:rFonts w:eastAsia="黑体"/>
         <w:b/>
         <w:bCs/>
         <w:color w:themeColor="background1" w:val="FFFFFF"/>
@@ -6998,6 +7388,7 @@
         <w:spacing w:after="0" w:before="0" w:line="240" w:lineRule="auto"/>
       </w:pPr>
       <w:rPr>
+        <w:rFonts w:eastAsia="黑体"/>
         <w:b/>
         <w:bCs/>
       </w:rPr>
@@ -7015,12 +7406,14 @@
     </w:tblStylePr>
     <w:tblStylePr w:type="firstCol">
       <w:rPr>
+        <w:rFonts w:eastAsia="黑体"/>
         <w:b/>
         <w:bCs/>
       </w:rPr>
     </w:tblStylePr>
     <w:tblStylePr w:type="lastCol">
       <w:rPr>
+        <w:rFonts w:eastAsia="黑体"/>
         <w:b/>
         <w:bCs/>
       </w:rPr>
@@ -7082,6 +7475,7 @@
         <w:spacing w:after="0" w:before="0" w:line="240" w:lineRule="auto"/>
       </w:pPr>
       <w:rPr>
+        <w:rFonts w:eastAsia="黑体"/>
         <w:b/>
         <w:bCs/>
         <w:color w:themeColor="background1" w:val="FFFFFF"/>
@@ -7104,6 +7498,7 @@
         <w:spacing w:after="0" w:before="0" w:line="240" w:lineRule="auto"/>
       </w:pPr>
       <w:rPr>
+        <w:rFonts w:eastAsia="黑体"/>
         <w:b/>
         <w:bCs/>
       </w:rPr>
@@ -7121,12 +7516,14 @@
     </w:tblStylePr>
     <w:tblStylePr w:type="firstCol">
       <w:rPr>
+        <w:rFonts w:eastAsia="黑体"/>
         <w:b/>
         <w:bCs/>
       </w:rPr>
     </w:tblStylePr>
     <w:tblStylePr w:type="lastCol">
       <w:rPr>
+        <w:rFonts w:eastAsia="黑体"/>
         <w:b/>
         <w:bCs/>
       </w:rPr>
@@ -7188,6 +7585,7 @@
         <w:spacing w:after="0" w:before="0" w:line="240" w:lineRule="auto"/>
       </w:pPr>
       <w:rPr>
+        <w:rFonts w:eastAsia="黑体"/>
         <w:b/>
         <w:bCs/>
         <w:color w:themeColor="background1" w:val="FFFFFF"/>
@@ -7210,6 +7608,7 @@
         <w:spacing w:after="0" w:before="0" w:line="240" w:lineRule="auto"/>
       </w:pPr>
       <w:rPr>
+        <w:rFonts w:eastAsia="黑体"/>
         <w:b/>
         <w:bCs/>
       </w:rPr>
@@ -7227,12 +7626,14 @@
     </w:tblStylePr>
     <w:tblStylePr w:type="firstCol">
       <w:rPr>
+        <w:rFonts w:eastAsia="黑体"/>
         <w:b/>
         <w:bCs/>
       </w:rPr>
     </w:tblStylePr>
     <w:tblStylePr w:type="lastCol">
       <w:rPr>
+        <w:rFonts w:eastAsia="黑体"/>
         <w:b/>
         <w:bCs/>
       </w:rPr>
@@ -7294,6 +7695,7 @@
         <w:spacing w:after="0" w:before="0" w:line="240" w:lineRule="auto"/>
       </w:pPr>
       <w:rPr>
+        <w:rFonts w:eastAsia="黑体"/>
         <w:b/>
         <w:bCs/>
         <w:color w:themeColor="background1" w:val="FFFFFF"/>
@@ -7316,6 +7718,7 @@
         <w:spacing w:after="0" w:before="0" w:line="240" w:lineRule="auto"/>
       </w:pPr>
       <w:rPr>
+        <w:rFonts w:eastAsia="黑体"/>
         <w:b/>
         <w:bCs/>
       </w:rPr>
@@ -7333,12 +7736,14 @@
     </w:tblStylePr>
     <w:tblStylePr w:type="firstCol">
       <w:rPr>
+        <w:rFonts w:eastAsia="黑体"/>
         <w:b/>
         <w:bCs/>
       </w:rPr>
     </w:tblStylePr>
     <w:tblStylePr w:type="lastCol">
       <w:rPr>
+        <w:rFonts w:eastAsia="黑体"/>
         <w:b/>
         <w:bCs/>
       </w:rPr>
@@ -7397,6 +7802,7 @@
         <w:spacing w:after="0" w:before="0" w:line="240" w:lineRule="auto"/>
       </w:pPr>
       <w:rPr>
+        <w:rFonts w:eastAsia="黑体"/>
         <w:b/>
         <w:bCs/>
         <w:color w:themeColor="background1" w:val="FFFFFF"/>
@@ -7419,6 +7825,7 @@
         <w:spacing w:after="0" w:before="0" w:line="240" w:lineRule="auto"/>
       </w:pPr>
       <w:rPr>
+        <w:rFonts w:eastAsia="黑体"/>
         <w:color w:val="auto"/>
       </w:rPr>
       <w:tblPr/>
@@ -7436,6 +7843,7 @@
     </w:tblStylePr>
     <w:tblStylePr w:type="firstCol">
       <w:rPr>
+        <w:rFonts w:eastAsia="黑体"/>
         <w:b/>
         <w:bCs/>
         <w:color w:themeColor="background1" w:val="FFFFFF"/>
@@ -7455,6 +7863,7 @@
     </w:tblStylePr>
     <w:tblStylePr w:type="lastCol">
       <w:rPr>
+        <w:rFonts w:eastAsia="黑体"/>
         <w:b/>
         <w:bCs/>
         <w:color w:themeColor="background1" w:val="FFFFFF"/>
@@ -7503,6 +7912,7 @@
     </w:tblStylePr>
     <w:tblStylePr w:type="nwCell">
       <w:rPr>
+        <w:rFonts w:eastAsia="黑体"/>
         <w:color w:themeColor="background1" w:val="FFFFFF"/>
       </w:rPr>
       <w:tblPr/>
@@ -7546,6 +7956,7 @@
         <w:spacing w:after="0" w:before="0" w:line="240" w:lineRule="auto"/>
       </w:pPr>
       <w:rPr>
+        <w:rFonts w:eastAsia="黑体"/>
         <w:b/>
         <w:bCs/>
         <w:color w:themeColor="background1" w:val="FFFFFF"/>
@@ -7568,6 +7979,7 @@
         <w:spacing w:after="0" w:before="0" w:line="240" w:lineRule="auto"/>
       </w:pPr>
       <w:rPr>
+        <w:rFonts w:eastAsia="黑体"/>
         <w:color w:val="auto"/>
       </w:rPr>
       <w:tblPr/>
@@ -7585,6 +7997,7 @@
     </w:tblStylePr>
     <w:tblStylePr w:type="firstCol">
       <w:rPr>
+        <w:rFonts w:eastAsia="黑体"/>
         <w:b/>
         <w:bCs/>
         <w:color w:themeColor="background1" w:val="FFFFFF"/>
@@ -7604,6 +8017,7 @@
     </w:tblStylePr>
     <w:tblStylePr w:type="lastCol">
       <w:rPr>
+        <w:rFonts w:eastAsia="黑体"/>
         <w:b/>
         <w:bCs/>
         <w:color w:themeColor="background1" w:val="FFFFFF"/>
@@ -7652,6 +8066,7 @@
     </w:tblStylePr>
     <w:tblStylePr w:type="nwCell">
       <w:rPr>
+        <w:rFonts w:eastAsia="黑体"/>
         <w:color w:themeColor="background1" w:val="FFFFFF"/>
       </w:rPr>
       <w:tblPr/>
@@ -7695,6 +8110,7 @@
         <w:spacing w:after="0" w:before="0" w:line="240" w:lineRule="auto"/>
       </w:pPr>
       <w:rPr>
+        <w:rFonts w:eastAsia="黑体"/>
         <w:b/>
         <w:bCs/>
         <w:color w:themeColor="background1" w:val="FFFFFF"/>
@@ -7717,6 +8133,7 @@
         <w:spacing w:after="0" w:before="0" w:line="240" w:lineRule="auto"/>
       </w:pPr>
       <w:rPr>
+        <w:rFonts w:eastAsia="黑体"/>
         <w:color w:val="auto"/>
       </w:rPr>
       <w:tblPr/>
@@ -7734,6 +8151,7 @@
     </w:tblStylePr>
     <w:tblStylePr w:type="firstCol">
       <w:rPr>
+        <w:rFonts w:eastAsia="黑体"/>
         <w:b/>
         <w:bCs/>
         <w:color w:themeColor="background1" w:val="FFFFFF"/>
@@ -7753,6 +8171,7 @@
     </w:tblStylePr>
     <w:tblStylePr w:type="lastCol">
       <w:rPr>
+        <w:rFonts w:eastAsia="黑体"/>
         <w:b/>
         <w:bCs/>
         <w:color w:themeColor="background1" w:val="FFFFFF"/>
@@ -7801,6 +8220,7 @@
     </w:tblStylePr>
     <w:tblStylePr w:type="nwCell">
       <w:rPr>
+        <w:rFonts w:eastAsia="黑体"/>
         <w:color w:themeColor="background1" w:val="FFFFFF"/>
       </w:rPr>
       <w:tblPr/>
@@ -7844,6 +8264,7 @@
         <w:spacing w:after="0" w:before="0" w:line="240" w:lineRule="auto"/>
       </w:pPr>
       <w:rPr>
+        <w:rFonts w:eastAsia="黑体"/>
         <w:b/>
         <w:bCs/>
         <w:color w:themeColor="background1" w:val="FFFFFF"/>
@@ -7866,6 +8287,7 @@
         <w:spacing w:after="0" w:before="0" w:line="240" w:lineRule="auto"/>
       </w:pPr>
       <w:rPr>
+        <w:rFonts w:eastAsia="黑体"/>
         <w:color w:val="auto"/>
       </w:rPr>
       <w:tblPr/>
@@ -7883,6 +8305,7 @@
     </w:tblStylePr>
     <w:tblStylePr w:type="firstCol">
       <w:rPr>
+        <w:rFonts w:eastAsia="黑体"/>
         <w:b/>
         <w:bCs/>
         <w:color w:themeColor="background1" w:val="FFFFFF"/>
@@ -7902,6 +8325,7 @@
     </w:tblStylePr>
     <w:tblStylePr w:type="lastCol">
       <w:rPr>
+        <w:rFonts w:eastAsia="黑体"/>
         <w:b/>
         <w:bCs/>
         <w:color w:themeColor="background1" w:val="FFFFFF"/>
@@ -7950,6 +8374,7 @@
     </w:tblStylePr>
     <w:tblStylePr w:type="nwCell">
       <w:rPr>
+        <w:rFonts w:eastAsia="黑体"/>
         <w:color w:themeColor="background1" w:val="FFFFFF"/>
       </w:rPr>
       <w:tblPr/>
@@ -7993,6 +8418,7 @@
         <w:spacing w:after="0" w:before="0" w:line="240" w:lineRule="auto"/>
       </w:pPr>
       <w:rPr>
+        <w:rFonts w:eastAsia="黑体"/>
         <w:b/>
         <w:bCs/>
         <w:color w:themeColor="background1" w:val="FFFFFF"/>
@@ -8015,6 +8441,7 @@
         <w:spacing w:after="0" w:before="0" w:line="240" w:lineRule="auto"/>
       </w:pPr>
       <w:rPr>
+        <w:rFonts w:eastAsia="黑体"/>
         <w:color w:val="auto"/>
       </w:rPr>
       <w:tblPr/>
@@ -8032,6 +8459,7 @@
     </w:tblStylePr>
     <w:tblStylePr w:type="firstCol">
       <w:rPr>
+        <w:rFonts w:eastAsia="黑体"/>
         <w:b/>
         <w:bCs/>
         <w:color w:themeColor="background1" w:val="FFFFFF"/>
@@ -8051,6 +8479,7 @@
     </w:tblStylePr>
     <w:tblStylePr w:type="lastCol">
       <w:rPr>
+        <w:rFonts w:eastAsia="黑体"/>
         <w:b/>
         <w:bCs/>
         <w:color w:themeColor="background1" w:val="FFFFFF"/>
@@ -8099,6 +8528,7 @@
     </w:tblStylePr>
     <w:tblStylePr w:type="nwCell">
       <w:rPr>
+        <w:rFonts w:eastAsia="黑体"/>
         <w:color w:themeColor="background1" w:val="FFFFFF"/>
       </w:rPr>
       <w:tblPr/>
@@ -8142,6 +8572,7 @@
         <w:spacing w:after="0" w:before="0" w:line="240" w:lineRule="auto"/>
       </w:pPr>
       <w:rPr>
+        <w:rFonts w:eastAsia="黑体"/>
         <w:b/>
         <w:bCs/>
         <w:color w:themeColor="background1" w:val="FFFFFF"/>
@@ -8164,6 +8595,7 @@
         <w:spacing w:after="0" w:before="0" w:line="240" w:lineRule="auto"/>
       </w:pPr>
       <w:rPr>
+        <w:rFonts w:eastAsia="黑体"/>
         <w:color w:val="auto"/>
       </w:rPr>
       <w:tblPr/>
@@ -8181,6 +8613,7 @@
     </w:tblStylePr>
     <w:tblStylePr w:type="firstCol">
       <w:rPr>
+        <w:rFonts w:eastAsia="黑体"/>
         <w:b/>
         <w:bCs/>
         <w:color w:themeColor="background1" w:val="FFFFFF"/>
@@ -8200,6 +8633,7 @@
     </w:tblStylePr>
     <w:tblStylePr w:type="lastCol">
       <w:rPr>
+        <w:rFonts w:eastAsia="黑体"/>
         <w:b/>
         <w:bCs/>
         <w:color w:themeColor="background1" w:val="FFFFFF"/>
@@ -8248,6 +8682,7 @@
     </w:tblStylePr>
     <w:tblStylePr w:type="nwCell">
       <w:rPr>
+        <w:rFonts w:eastAsia="黑体"/>
         <w:color w:themeColor="background1" w:val="FFFFFF"/>
       </w:rPr>
       <w:tblPr/>
@@ -8291,6 +8726,7 @@
         <w:spacing w:after="0" w:before="0" w:line="240" w:lineRule="auto"/>
       </w:pPr>
       <w:rPr>
+        <w:rFonts w:eastAsia="黑体"/>
         <w:b/>
         <w:bCs/>
         <w:color w:themeColor="background1" w:val="FFFFFF"/>
@@ -8313,6 +8749,7 @@
         <w:spacing w:after="0" w:before="0" w:line="240" w:lineRule="auto"/>
       </w:pPr>
       <w:rPr>
+        <w:rFonts w:eastAsia="黑体"/>
         <w:color w:val="auto"/>
       </w:rPr>
       <w:tblPr/>
@@ -8330,6 +8767,7 @@
     </w:tblStylePr>
     <w:tblStylePr w:type="firstCol">
       <w:rPr>
+        <w:rFonts w:eastAsia="黑体"/>
         <w:b/>
         <w:bCs/>
         <w:color w:themeColor="background1" w:val="FFFFFF"/>
@@ -8349,6 +8787,7 @@
     </w:tblStylePr>
     <w:tblStylePr w:type="lastCol">
       <w:rPr>
+        <w:rFonts w:eastAsia="黑体"/>
         <w:b/>
         <w:bCs/>
         <w:color w:themeColor="background1" w:val="FFFFFF"/>
@@ -8397,6 +8836,7 @@
     </w:tblStylePr>
     <w:tblStylePr w:type="nwCell">
       <w:rPr>
+        <w:rFonts w:eastAsia="黑体"/>
         <w:color w:themeColor="background1" w:val="FFFFFF"/>
       </w:rPr>
       <w:tblPr/>
@@ -8421,6 +8861,7 @@
       <w:spacing w:after="0" w:line="240" w:lineRule="auto"/>
     </w:pPr>
     <w:rPr>
+      <w:rFonts w:eastAsia="黑体"/>
       <w:color w:themeColor="text1" w:val="000000"/>
     </w:rPr>
     <w:tblPr>
@@ -8440,7 +8881,7 @@
     </w:tblPr>
     <w:tblStylePr w:type="firstRow">
       <w:rPr>
-        <w:rFonts w:asciiTheme="majorHAnsi" w:cstheme="majorBidi" w:eastAsiaTheme="majorEastAsia" w:hAnsiTheme="majorHAnsi"/>
+        <w:rFonts w:asciiTheme="majorHAnsi" w:cstheme="majorBidi" w:hAnsiTheme="majorHAnsi" w:eastAsia="黑体"/>
       </w:rPr>
       <w:tblPr/>
       <w:tcPr>
@@ -8452,6 +8893,7 @@
     </w:tblStylePr>
     <w:tblStylePr w:type="lastRow">
       <w:rPr>
+        <w:rFonts w:eastAsia="黑体"/>
         <w:b/>
         <w:bCs/>
         <w:color w:themeColor="text2" w:val="1F497D"/>
@@ -8466,12 +8908,14 @@
     </w:tblStylePr>
     <w:tblStylePr w:type="firstCol">
       <w:rPr>
+        <w:rFonts w:eastAsia="黑体"/>
         <w:b/>
         <w:bCs/>
       </w:rPr>
     </w:tblStylePr>
     <w:tblStylePr w:type="lastCol">
       <w:rPr>
+        <w:rFonts w:eastAsia="黑体"/>
         <w:b/>
         <w:bCs/>
       </w:rPr>
@@ -8505,6 +8949,7 @@
       <w:spacing w:after="0" w:line="240" w:lineRule="auto"/>
     </w:pPr>
     <w:rPr>
+      <w:rFonts w:eastAsia="黑体"/>
       <w:color w:themeColor="text1" w:val="000000"/>
     </w:rPr>
     <w:tblPr>
@@ -8524,7 +8969,7 @@
     </w:tblPr>
     <w:tblStylePr w:type="firstRow">
       <w:rPr>
-        <w:rFonts w:asciiTheme="majorHAnsi" w:cstheme="majorBidi" w:eastAsiaTheme="majorEastAsia" w:hAnsiTheme="majorHAnsi"/>
+        <w:rFonts w:asciiTheme="majorHAnsi" w:cstheme="majorBidi" w:hAnsiTheme="majorHAnsi" w:eastAsia="黑体"/>
       </w:rPr>
       <w:tblPr/>
       <w:tcPr>
@@ -8536,6 +8981,7 @@
     </w:tblStylePr>
     <w:tblStylePr w:type="lastRow">
       <w:rPr>
+        <w:rFonts w:eastAsia="黑体"/>
         <w:b/>
         <w:bCs/>
         <w:color w:themeColor="text2" w:val="1F497D"/>
@@ -8550,12 +8996,14 @@
     </w:tblStylePr>
     <w:tblStylePr w:type="firstCol">
       <w:rPr>
+        <w:rFonts w:eastAsia="黑体"/>
         <w:b/>
         <w:bCs/>
       </w:rPr>
     </w:tblStylePr>
     <w:tblStylePr w:type="lastCol">
       <w:rPr>
+        <w:rFonts w:eastAsia="黑体"/>
         <w:b/>
         <w:bCs/>
       </w:rPr>
@@ -8589,6 +9037,7 @@
       <w:spacing w:after="0" w:line="240" w:lineRule="auto"/>
     </w:pPr>
     <w:rPr>
+      <w:rFonts w:eastAsia="黑体"/>
       <w:color w:themeColor="text1" w:val="000000"/>
     </w:rPr>
     <w:tblPr>
@@ -8608,7 +9057,7 @@
     </w:tblPr>
     <w:tblStylePr w:type="firstRow">
       <w:rPr>
-        <w:rFonts w:asciiTheme="majorHAnsi" w:cstheme="majorBidi" w:eastAsiaTheme="majorEastAsia" w:hAnsiTheme="majorHAnsi"/>
+        <w:rFonts w:asciiTheme="majorHAnsi" w:cstheme="majorBidi" w:hAnsiTheme="majorHAnsi" w:eastAsia="黑体"/>
       </w:rPr>
       <w:tblPr/>
       <w:tcPr>
@@ -8620,6 +9069,7 @@
     </w:tblStylePr>
     <w:tblStylePr w:type="lastRow">
       <w:rPr>
+        <w:rFonts w:eastAsia="黑体"/>
         <w:b/>
         <w:bCs/>
         <w:color w:themeColor="text2" w:val="1F497D"/>
@@ -8634,12 +9084,14 @@
     </w:tblStylePr>
     <w:tblStylePr w:type="firstCol">
       <w:rPr>
+        <w:rFonts w:eastAsia="黑体"/>
         <w:b/>
         <w:bCs/>
       </w:rPr>
     </w:tblStylePr>
     <w:tblStylePr w:type="lastCol">
       <w:rPr>
+        <w:rFonts w:eastAsia="黑体"/>
         <w:b/>
         <w:bCs/>
       </w:rPr>
@@ -8673,6 +9125,7 @@
       <w:spacing w:after="0" w:line="240" w:lineRule="auto"/>
     </w:pPr>
     <w:rPr>
+      <w:rFonts w:eastAsia="黑体"/>
       <w:color w:themeColor="text1" w:val="000000"/>
     </w:rPr>
     <w:tblPr>
@@ -8692,7 +9145,7 @@
     </w:tblPr>
     <w:tblStylePr w:type="firstRow">
       <w:rPr>
-        <w:rFonts w:asciiTheme="majorHAnsi" w:cstheme="majorBidi" w:eastAsiaTheme="majorEastAsia" w:hAnsiTheme="majorHAnsi"/>
+        <w:rFonts w:asciiTheme="majorHAnsi" w:cstheme="majorBidi" w:hAnsiTheme="majorHAnsi" w:eastAsia="黑体"/>
       </w:rPr>
       <w:tblPr/>
       <w:tcPr>
@@ -8704,6 +9157,7 @@
     </w:tblStylePr>
     <w:tblStylePr w:type="lastRow">
       <w:rPr>
+        <w:rFonts w:eastAsia="黑体"/>
         <w:b/>
         <w:bCs/>
         <w:color w:themeColor="text2" w:val="1F497D"/>
@@ -8718,12 +9172,14 @@
     </w:tblStylePr>
     <w:tblStylePr w:type="firstCol">
       <w:rPr>
+        <w:rFonts w:eastAsia="黑体"/>
         <w:b/>
         <w:bCs/>
       </w:rPr>
     </w:tblStylePr>
     <w:tblStylePr w:type="lastCol">
       <w:rPr>
+        <w:rFonts w:eastAsia="黑体"/>
         <w:b/>
         <w:bCs/>
       </w:rPr>
@@ -8757,6 +9213,7 @@
       <w:spacing w:after="0" w:line="240" w:lineRule="auto"/>
     </w:pPr>
     <w:rPr>
+      <w:rFonts w:eastAsia="黑体"/>
       <w:color w:themeColor="text1" w:val="000000"/>
     </w:rPr>
     <w:tblPr>
@@ -8776,7 +9233,7 @@
     </w:tblPr>
     <w:tblStylePr w:type="firstRow">
       <w:rPr>
-        <w:rFonts w:asciiTheme="majorHAnsi" w:cstheme="majorBidi" w:eastAsiaTheme="majorEastAsia" w:hAnsiTheme="majorHAnsi"/>
+        <w:rFonts w:asciiTheme="majorHAnsi" w:cstheme="majorBidi" w:hAnsiTheme="majorHAnsi" w:eastAsia="黑体"/>
       </w:rPr>
       <w:tblPr/>
       <w:tcPr>
@@ -8788,6 +9245,7 @@
     </w:tblStylePr>
     <w:tblStylePr w:type="lastRow">
       <w:rPr>
+        <w:rFonts w:eastAsia="黑体"/>
         <w:b/>
         <w:bCs/>
         <w:color w:themeColor="text2" w:val="1F497D"/>
@@ -8802,12 +9260,14 @@
     </w:tblStylePr>
     <w:tblStylePr w:type="firstCol">
       <w:rPr>
+        <w:rFonts w:eastAsia="黑体"/>
         <w:b/>
         <w:bCs/>
       </w:rPr>
     </w:tblStylePr>
     <w:tblStylePr w:type="lastCol">
       <w:rPr>
+        <w:rFonts w:eastAsia="黑体"/>
         <w:b/>
         <w:bCs/>
       </w:rPr>
@@ -8841,6 +9301,7 @@
       <w:spacing w:after="0" w:line="240" w:lineRule="auto"/>
     </w:pPr>
     <w:rPr>
+      <w:rFonts w:eastAsia="黑体"/>
       <w:color w:themeColor="text1" w:val="000000"/>
     </w:rPr>
     <w:tblPr>
@@ -8860,7 +9321,7 @@
     </w:tblPr>
     <w:tblStylePr w:type="firstRow">
       <w:rPr>
-        <w:rFonts w:asciiTheme="majorHAnsi" w:cstheme="majorBidi" w:eastAsiaTheme="majorEastAsia" w:hAnsiTheme="majorHAnsi"/>
+        <w:rFonts w:asciiTheme="majorHAnsi" w:cstheme="majorBidi" w:hAnsiTheme="majorHAnsi" w:eastAsia="黑体"/>
       </w:rPr>
       <w:tblPr/>
       <w:tcPr>
@@ -8872,6 +9333,7 @@
     </w:tblStylePr>
     <w:tblStylePr w:type="lastRow">
       <w:rPr>
+        <w:rFonts w:eastAsia="黑体"/>
         <w:b/>
         <w:bCs/>
         <w:color w:themeColor="text2" w:val="1F497D"/>
@@ -8886,12 +9348,14 @@
     </w:tblStylePr>
     <w:tblStylePr w:type="firstCol">
       <w:rPr>
+        <w:rFonts w:eastAsia="黑体"/>
         <w:b/>
         <w:bCs/>
       </w:rPr>
     </w:tblStylePr>
     <w:tblStylePr w:type="lastCol">
       <w:rPr>
+        <w:rFonts w:eastAsia="黑体"/>
         <w:b/>
         <w:bCs/>
       </w:rPr>
@@ -8925,6 +9389,7 @@
       <w:spacing w:after="0" w:line="240" w:lineRule="auto"/>
     </w:pPr>
     <w:rPr>
+      <w:rFonts w:eastAsia="黑体"/>
       <w:color w:themeColor="text1" w:val="000000"/>
     </w:rPr>
     <w:tblPr>
@@ -8944,7 +9409,7 @@
     </w:tblPr>
     <w:tblStylePr w:type="firstRow">
       <w:rPr>
-        <w:rFonts w:asciiTheme="majorHAnsi" w:cstheme="majorBidi" w:eastAsiaTheme="majorEastAsia" w:hAnsiTheme="majorHAnsi"/>
+        <w:rFonts w:asciiTheme="majorHAnsi" w:cstheme="majorBidi" w:hAnsiTheme="majorHAnsi" w:eastAsia="黑体"/>
       </w:rPr>
       <w:tblPr/>
       <w:tcPr>
@@ -8956,6 +9421,7 @@
     </w:tblStylePr>
     <w:tblStylePr w:type="lastRow">
       <w:rPr>
+        <w:rFonts w:eastAsia="黑体"/>
         <w:b/>
         <w:bCs/>
         <w:color w:themeColor="text2" w:val="1F497D"/>
@@ -8970,12 +9436,14 @@
     </w:tblStylePr>
     <w:tblStylePr w:type="firstCol">
       <w:rPr>
+        <w:rFonts w:eastAsia="黑体"/>
         <w:b/>
         <w:bCs/>
       </w:rPr>
     </w:tblStylePr>
     <w:tblStylePr w:type="lastCol">
       <w:rPr>
+        <w:rFonts w:eastAsia="黑体"/>
         <w:b/>
         <w:bCs/>
       </w:rPr>
@@ -9009,7 +9477,7 @@
       <w:spacing w:after="0" w:line="240" w:lineRule="auto"/>
     </w:pPr>
     <w:rPr>
-      <w:rFonts w:asciiTheme="majorHAnsi" w:cstheme="majorBidi" w:eastAsiaTheme="majorEastAsia" w:hAnsiTheme="majorHAnsi"/>
+      <w:rFonts w:asciiTheme="majorHAnsi" w:cstheme="majorBidi" w:hAnsiTheme="majorHAnsi" w:eastAsia="黑体"/>
       <w:color w:themeColor="text1" w:val="000000"/>
     </w:rPr>
     <w:tblPr>
@@ -9031,6 +9499,7 @@
     </w:tblPr>
     <w:tblStylePr w:type="firstRow">
       <w:rPr>
+        <w:rFonts w:eastAsia="黑体"/>
         <w:sz w:val="24"/>
         <w:szCs w:val="24"/>
       </w:rPr>
@@ -9137,7 +9606,7 @@
       <w:spacing w:after="0" w:line="240" w:lineRule="auto"/>
     </w:pPr>
     <w:rPr>
-      <w:rFonts w:asciiTheme="majorHAnsi" w:cstheme="majorBidi" w:eastAsiaTheme="majorEastAsia" w:hAnsiTheme="majorHAnsi"/>
+      <w:rFonts w:asciiTheme="majorHAnsi" w:cstheme="majorBidi" w:hAnsiTheme="majorHAnsi" w:eastAsia="黑体"/>
       <w:color w:themeColor="text1" w:val="000000"/>
     </w:rPr>
     <w:tblPr>
@@ -9159,6 +9628,7 @@
     </w:tblPr>
     <w:tblStylePr w:type="firstRow">
       <w:rPr>
+        <w:rFonts w:eastAsia="黑体"/>
         <w:sz w:val="24"/>
         <w:szCs w:val="24"/>
       </w:rPr>
@@ -9265,7 +9735,7 @@
       <w:spacing w:after="0" w:line="240" w:lineRule="auto"/>
     </w:pPr>
     <w:rPr>
-      <w:rFonts w:asciiTheme="majorHAnsi" w:cstheme="majorBidi" w:eastAsiaTheme="majorEastAsia" w:hAnsiTheme="majorHAnsi"/>
+      <w:rFonts w:asciiTheme="majorHAnsi" w:cstheme="majorBidi" w:hAnsiTheme="majorHAnsi" w:eastAsia="黑体"/>
       <w:color w:themeColor="text1" w:val="000000"/>
     </w:rPr>
     <w:tblPr>
@@ -9287,6 +9757,7 @@
     </w:tblPr>
     <w:tblStylePr w:type="firstRow">
       <w:rPr>
+        <w:rFonts w:eastAsia="黑体"/>
         <w:sz w:val="24"/>
         <w:szCs w:val="24"/>
       </w:rPr>
@@ -9393,7 +9864,7 @@
       <w:spacing w:after="0" w:line="240" w:lineRule="auto"/>
     </w:pPr>
     <w:rPr>
-      <w:rFonts w:asciiTheme="majorHAnsi" w:cstheme="majorBidi" w:eastAsiaTheme="majorEastAsia" w:hAnsiTheme="majorHAnsi"/>
+      <w:rFonts w:asciiTheme="majorHAnsi" w:cstheme="majorBidi" w:hAnsiTheme="majorHAnsi" w:eastAsia="黑体"/>
       <w:color w:themeColor="text1" w:val="000000"/>
     </w:rPr>
     <w:tblPr>
@@ -9415,6 +9886,7 @@
     </w:tblPr>
     <w:tblStylePr w:type="firstRow">
       <w:rPr>
+        <w:rFonts w:eastAsia="黑体"/>
         <w:sz w:val="24"/>
         <w:szCs w:val="24"/>
       </w:rPr>
@@ -9521,7 +9993,7 @@
       <w:spacing w:after="0" w:line="240" w:lineRule="auto"/>
     </w:pPr>
     <w:rPr>
-      <w:rFonts w:asciiTheme="majorHAnsi" w:cstheme="majorBidi" w:eastAsiaTheme="majorEastAsia" w:hAnsiTheme="majorHAnsi"/>
+      <w:rFonts w:asciiTheme="majorHAnsi" w:cstheme="majorBidi" w:hAnsiTheme="majorHAnsi" w:eastAsia="黑体"/>
       <w:color w:themeColor="text1" w:val="000000"/>
     </w:rPr>
     <w:tblPr>
@@ -9543,6 +10015,7 @@
     </w:tblPr>
     <w:tblStylePr w:type="firstRow">
       <w:rPr>
+        <w:rFonts w:eastAsia="黑体"/>
         <w:sz w:val="24"/>
         <w:szCs w:val="24"/>
       </w:rPr>
@@ -9649,7 +10122,7 @@
       <w:spacing w:after="0" w:line="240" w:lineRule="auto"/>
     </w:pPr>
     <w:rPr>
-      <w:rFonts w:asciiTheme="majorHAnsi" w:cstheme="majorBidi" w:eastAsiaTheme="majorEastAsia" w:hAnsiTheme="majorHAnsi"/>
+      <w:rFonts w:asciiTheme="majorHAnsi" w:cstheme="majorBidi" w:hAnsiTheme="majorHAnsi" w:eastAsia="黑体"/>
       <w:color w:themeColor="text1" w:val="000000"/>
     </w:rPr>
     <w:tblPr>
@@ -9671,6 +10144,7 @@
     </w:tblPr>
     <w:tblStylePr w:type="firstRow">
       <w:rPr>
+        <w:rFonts w:eastAsia="黑体"/>
         <w:sz w:val="24"/>
         <w:szCs w:val="24"/>
       </w:rPr>
@@ -9777,7 +10251,7 @@
       <w:spacing w:after="0" w:line="240" w:lineRule="auto"/>
     </w:pPr>
     <w:rPr>
-      <w:rFonts w:asciiTheme="majorHAnsi" w:cstheme="majorBidi" w:eastAsiaTheme="majorEastAsia" w:hAnsiTheme="majorHAnsi"/>
+      <w:rFonts w:asciiTheme="majorHAnsi" w:cstheme="majorBidi" w:hAnsiTheme="majorHAnsi" w:eastAsia="黑体"/>
       <w:color w:themeColor="text1" w:val="000000"/>
     </w:rPr>
     <w:tblPr>
@@ -9799,6 +10273,7 @@
     </w:tblPr>
     <w:tblStylePr w:type="firstRow">
       <w:rPr>
+        <w:rFonts w:eastAsia="黑体"/>
         <w:sz w:val="24"/>
         <w:szCs w:val="24"/>
       </w:rPr>
@@ -9928,12 +10403,14 @@
     </w:tcPr>
     <w:tblStylePr w:type="firstRow">
       <w:rPr>
+        <w:rFonts w:eastAsia="黑体"/>
         <w:b/>
         <w:bCs/>
       </w:rPr>
     </w:tblStylePr>
     <w:tblStylePr w:type="lastRow">
       <w:rPr>
+        <w:rFonts w:eastAsia="黑体"/>
         <w:b/>
         <w:bCs/>
       </w:rPr>
@@ -9946,12 +10423,14 @@
     </w:tblStylePr>
     <w:tblStylePr w:type="firstCol">
       <w:rPr>
+        <w:rFonts w:eastAsia="黑体"/>
         <w:b/>
         <w:bCs/>
       </w:rPr>
     </w:tblStylePr>
     <w:tblStylePr w:type="lastCol">
       <w:rPr>
+        <w:rFonts w:eastAsia="黑体"/>
         <w:b/>
         <w:bCs/>
       </w:rPr>
@@ -10001,12 +10480,14 @@
     </w:tcPr>
     <w:tblStylePr w:type="firstRow">
       <w:rPr>
+        <w:rFonts w:eastAsia="黑体"/>
         <w:b/>
         <w:bCs/>
       </w:rPr>
     </w:tblStylePr>
     <w:tblStylePr w:type="lastRow">
       <w:rPr>
+        <w:rFonts w:eastAsia="黑体"/>
         <w:b/>
         <w:bCs/>
       </w:rPr>
@@ -10019,12 +10500,14 @@
     </w:tblStylePr>
     <w:tblStylePr w:type="firstCol">
       <w:rPr>
+        <w:rFonts w:eastAsia="黑体"/>
         <w:b/>
         <w:bCs/>
       </w:rPr>
     </w:tblStylePr>
     <w:tblStylePr w:type="lastCol">
       <w:rPr>
+        <w:rFonts w:eastAsia="黑体"/>
         <w:b/>
         <w:bCs/>
       </w:rPr>
@@ -10074,12 +10557,14 @@
     </w:tcPr>
     <w:tblStylePr w:type="firstRow">
       <w:rPr>
+        <w:rFonts w:eastAsia="黑体"/>
         <w:b/>
         <w:bCs/>
       </w:rPr>
     </w:tblStylePr>
     <w:tblStylePr w:type="lastRow">
       <w:rPr>
+        <w:rFonts w:eastAsia="黑体"/>
         <w:b/>
         <w:bCs/>
       </w:rPr>
@@ -10092,12 +10577,14 @@
     </w:tblStylePr>
     <w:tblStylePr w:type="firstCol">
       <w:rPr>
+        <w:rFonts w:eastAsia="黑体"/>
         <w:b/>
         <w:bCs/>
       </w:rPr>
     </w:tblStylePr>
     <w:tblStylePr w:type="lastCol">
       <w:rPr>
+        <w:rFonts w:eastAsia="黑体"/>
         <w:b/>
         <w:bCs/>
       </w:rPr>
@@ -10147,12 +10634,14 @@
     </w:tcPr>
     <w:tblStylePr w:type="firstRow">
       <w:rPr>
+        <w:rFonts w:eastAsia="黑体"/>
         <w:b/>
         <w:bCs/>
       </w:rPr>
     </w:tblStylePr>
     <w:tblStylePr w:type="lastRow">
       <w:rPr>
+        <w:rFonts w:eastAsia="黑体"/>
         <w:b/>
         <w:bCs/>
       </w:rPr>
@@ -10165,12 +10654,14 @@
     </w:tblStylePr>
     <w:tblStylePr w:type="firstCol">
       <w:rPr>
+        <w:rFonts w:eastAsia="黑体"/>
         <w:b/>
         <w:bCs/>
       </w:rPr>
     </w:tblStylePr>
     <w:tblStylePr w:type="lastCol">
       <w:rPr>
+        <w:rFonts w:eastAsia="黑体"/>
         <w:b/>
         <w:bCs/>
       </w:rPr>
@@ -10220,12 +10711,14 @@
     </w:tcPr>
     <w:tblStylePr w:type="firstRow">
       <w:rPr>
+        <w:rFonts w:eastAsia="黑体"/>
         <w:b/>
         <w:bCs/>
       </w:rPr>
     </w:tblStylePr>
     <w:tblStylePr w:type="lastRow">
       <w:rPr>
+        <w:rFonts w:eastAsia="黑体"/>
         <w:b/>
         <w:bCs/>
       </w:rPr>
@@ -10238,12 +10731,14 @@
     </w:tblStylePr>
     <w:tblStylePr w:type="firstCol">
       <w:rPr>
+        <w:rFonts w:eastAsia="黑体"/>
         <w:b/>
         <w:bCs/>
       </w:rPr>
     </w:tblStylePr>
     <w:tblStylePr w:type="lastCol">
       <w:rPr>
+        <w:rFonts w:eastAsia="黑体"/>
         <w:b/>
         <w:bCs/>
       </w:rPr>
@@ -10293,12 +10788,14 @@
     </w:tcPr>
     <w:tblStylePr w:type="firstRow">
       <w:rPr>
+        <w:rFonts w:eastAsia="黑体"/>
         <w:b/>
         <w:bCs/>
       </w:rPr>
     </w:tblStylePr>
     <w:tblStylePr w:type="lastRow">
       <w:rPr>
+        <w:rFonts w:eastAsia="黑体"/>
         <w:b/>
         <w:bCs/>
       </w:rPr>
@@ -10311,12 +10808,14 @@
     </w:tblStylePr>
     <w:tblStylePr w:type="firstCol">
       <w:rPr>
+        <w:rFonts w:eastAsia="黑体"/>
         <w:b/>
         <w:bCs/>
       </w:rPr>
     </w:tblStylePr>
     <w:tblStylePr w:type="lastCol">
       <w:rPr>
+        <w:rFonts w:eastAsia="黑体"/>
         <w:b/>
         <w:bCs/>
       </w:rPr>
@@ -10366,12 +10865,14 @@
     </w:tcPr>
     <w:tblStylePr w:type="firstRow">
       <w:rPr>
+        <w:rFonts w:eastAsia="黑体"/>
         <w:b/>
         <w:bCs/>
       </w:rPr>
     </w:tblStylePr>
     <w:tblStylePr w:type="lastRow">
       <w:rPr>
+        <w:rFonts w:eastAsia="黑体"/>
         <w:b/>
         <w:bCs/>
       </w:rPr>
@@ -10384,12 +10885,14 @@
     </w:tblStylePr>
     <w:tblStylePr w:type="firstCol">
       <w:rPr>
+        <w:rFonts w:eastAsia="黑体"/>
         <w:b/>
         <w:bCs/>
       </w:rPr>
     </w:tblStylePr>
     <w:tblStylePr w:type="lastCol">
       <w:rPr>
+        <w:rFonts w:eastAsia="黑体"/>
         <w:b/>
         <w:bCs/>
       </w:rPr>
@@ -10416,7 +10919,7 @@
       <w:spacing w:after="0" w:line="240" w:lineRule="auto"/>
     </w:pPr>
     <w:rPr>
-      <w:rFonts w:asciiTheme="majorHAnsi" w:cstheme="majorBidi" w:eastAsiaTheme="majorEastAsia" w:hAnsiTheme="majorHAnsi"/>
+      <w:rFonts w:asciiTheme="majorHAnsi" w:cstheme="majorBidi" w:hAnsiTheme="majorHAnsi" w:eastAsia="黑体"/>
       <w:color w:themeColor="text1" w:val="000000"/>
     </w:rPr>
     <w:tblPr>
@@ -10443,6 +10946,7 @@
     </w:tcPr>
     <w:tblStylePr w:type="firstRow">
       <w:rPr>
+        <w:rFonts w:eastAsia="黑体"/>
         <w:b/>
         <w:bCs/>
         <w:color w:themeColor="text1" w:val="000000"/>
@@ -10454,6 +10958,7 @@
     </w:tblStylePr>
     <w:tblStylePr w:type="lastRow">
       <w:rPr>
+        <w:rFonts w:eastAsia="黑体"/>
         <w:b/>
         <w:bCs/>
         <w:color w:themeColor="text1" w:val="000000"/>
@@ -10473,6 +10978,7 @@
     </w:tblStylePr>
     <w:tblStylePr w:type="firstCol">
       <w:rPr>
+        <w:rFonts w:eastAsia="黑体"/>
         <w:b/>
         <w:bCs/>
         <w:color w:themeColor="text1" w:val="000000"/>
@@ -10492,6 +10998,7 @@
     </w:tblStylePr>
     <w:tblStylePr w:type="lastCol">
       <w:rPr>
+        <w:rFonts w:eastAsia="黑体"/>
         <w:b w:val="0"/>
         <w:bCs w:val="0"/>
         <w:color w:themeColor="text1" w:val="000000"/>
@@ -10541,7 +11048,7 @@
       <w:spacing w:after="0" w:line="240" w:lineRule="auto"/>
     </w:pPr>
     <w:rPr>
-      <w:rFonts w:asciiTheme="majorHAnsi" w:cstheme="majorBidi" w:eastAsiaTheme="majorEastAsia" w:hAnsiTheme="majorHAnsi"/>
+      <w:rFonts w:asciiTheme="majorHAnsi" w:cstheme="majorBidi" w:hAnsiTheme="majorHAnsi" w:eastAsia="黑体"/>
       <w:color w:themeColor="text1" w:val="000000"/>
     </w:rPr>
     <w:tblPr>
@@ -10568,6 +11075,7 @@
     </w:tcPr>
     <w:tblStylePr w:type="firstRow">
       <w:rPr>
+        <w:rFonts w:eastAsia="黑体"/>
         <w:b/>
         <w:bCs/>
         <w:color w:themeColor="text1" w:val="000000"/>
@@ -10579,6 +11087,7 @@
     </w:tblStylePr>
     <w:tblStylePr w:type="lastRow">
       <w:rPr>
+        <w:rFonts w:eastAsia="黑体"/>
         <w:b/>
         <w:bCs/>
         <w:color w:themeColor="text1" w:val="000000"/>
@@ -10598,6 +11107,7 @@
     </w:tblStylePr>
     <w:tblStylePr w:type="firstCol">
       <w:rPr>
+        <w:rFonts w:eastAsia="黑体"/>
         <w:b/>
         <w:bCs/>
         <w:color w:themeColor="text1" w:val="000000"/>
@@ -10617,6 +11127,7 @@
     </w:tblStylePr>
     <w:tblStylePr w:type="lastCol">
       <w:rPr>
+        <w:rFonts w:eastAsia="黑体"/>
         <w:b w:val="0"/>
         <w:bCs w:val="0"/>
         <w:color w:themeColor="text1" w:val="000000"/>
@@ -10666,7 +11177,7 @@
       <w:spacing w:after="0" w:line="240" w:lineRule="auto"/>
     </w:pPr>
     <w:rPr>
-      <w:rFonts w:asciiTheme="majorHAnsi" w:cstheme="majorBidi" w:eastAsiaTheme="majorEastAsia" w:hAnsiTheme="majorHAnsi"/>
+      <w:rFonts w:asciiTheme="majorHAnsi" w:cstheme="majorBidi" w:hAnsiTheme="majorHAnsi" w:eastAsia="黑体"/>
       <w:color w:themeColor="text1" w:val="000000"/>
     </w:rPr>
     <w:tblPr>
@@ -10693,6 +11204,7 @@
     </w:tcPr>
     <w:tblStylePr w:type="firstRow">
       <w:rPr>
+        <w:rFonts w:eastAsia="黑体"/>
         <w:b/>
         <w:bCs/>
         <w:color w:themeColor="text1" w:val="000000"/>
@@ -10704,6 +11216,7 @@
     </w:tblStylePr>
     <w:tblStylePr w:type="lastRow">
       <w:rPr>
+        <w:rFonts w:eastAsia="黑体"/>
         <w:b/>
         <w:bCs/>
         <w:color w:themeColor="text1" w:val="000000"/>
@@ -10723,6 +11236,7 @@
     </w:tblStylePr>
     <w:tblStylePr w:type="firstCol">
       <w:rPr>
+        <w:rFonts w:eastAsia="黑体"/>
         <w:b/>
         <w:bCs/>
         <w:color w:themeColor="text1" w:val="000000"/>
@@ -10742,6 +11256,7 @@
     </w:tblStylePr>
     <w:tblStylePr w:type="lastCol">
       <w:rPr>
+        <w:rFonts w:eastAsia="黑体"/>
         <w:b w:val="0"/>
         <w:bCs w:val="0"/>
         <w:color w:themeColor="text1" w:val="000000"/>
@@ -10791,7 +11306,7 @@
       <w:spacing w:after="0" w:line="240" w:lineRule="auto"/>
     </w:pPr>
     <w:rPr>
-      <w:rFonts w:asciiTheme="majorHAnsi" w:cstheme="majorBidi" w:eastAsiaTheme="majorEastAsia" w:hAnsiTheme="majorHAnsi"/>
+      <w:rFonts w:asciiTheme="majorHAnsi" w:cstheme="majorBidi" w:hAnsiTheme="majorHAnsi" w:eastAsia="黑体"/>
       <w:color w:themeColor="text1" w:val="000000"/>
     </w:rPr>
     <w:tblPr>
@@ -10818,6 +11333,7 @@
     </w:tcPr>
     <w:tblStylePr w:type="firstRow">
       <w:rPr>
+        <w:rFonts w:eastAsia="黑体"/>
         <w:b/>
         <w:bCs/>
         <w:color w:themeColor="text1" w:val="000000"/>
@@ -10829,6 +11345,7 @@
     </w:tblStylePr>
     <w:tblStylePr w:type="lastRow">
       <w:rPr>
+        <w:rFonts w:eastAsia="黑体"/>
         <w:b/>
         <w:bCs/>
         <w:color w:themeColor="text1" w:val="000000"/>
@@ -10848,6 +11365,7 @@
     </w:tblStylePr>
     <w:tblStylePr w:type="firstCol">
       <w:rPr>
+        <w:rFonts w:eastAsia="黑体"/>
         <w:b/>
         <w:bCs/>
         <w:color w:themeColor="text1" w:val="000000"/>
@@ -10867,6 +11385,7 @@
     </w:tblStylePr>
     <w:tblStylePr w:type="lastCol">
       <w:rPr>
+        <w:rFonts w:eastAsia="黑体"/>
         <w:b w:val="0"/>
         <w:bCs w:val="0"/>
         <w:color w:themeColor="text1" w:val="000000"/>
@@ -10916,7 +11435,7 @@
       <w:spacing w:after="0" w:line="240" w:lineRule="auto"/>
     </w:pPr>
     <w:rPr>
-      <w:rFonts w:asciiTheme="majorHAnsi" w:cstheme="majorBidi" w:eastAsiaTheme="majorEastAsia" w:hAnsiTheme="majorHAnsi"/>
+      <w:rFonts w:asciiTheme="majorHAnsi" w:cstheme="majorBidi" w:hAnsiTheme="majorHAnsi" w:eastAsia="黑体"/>
       <w:color w:themeColor="text1" w:val="000000"/>
     </w:rPr>
     <w:tblPr>
@@ -10943,6 +11462,7 @@
     </w:tcPr>
     <w:tblStylePr w:type="firstRow">
       <w:rPr>
+        <w:rFonts w:eastAsia="黑体"/>
         <w:b/>
         <w:bCs/>
         <w:color w:themeColor="text1" w:val="000000"/>
@@ -10954,6 +11474,7 @@
     </w:tblStylePr>
     <w:tblStylePr w:type="lastRow">
       <w:rPr>
+        <w:rFonts w:eastAsia="黑体"/>
         <w:b/>
         <w:bCs/>
         <w:color w:themeColor="text1" w:val="000000"/>
@@ -10973,6 +11494,7 @@
     </w:tblStylePr>
     <w:tblStylePr w:type="firstCol">
       <w:rPr>
+        <w:rFonts w:eastAsia="黑体"/>
         <w:b/>
         <w:bCs/>
         <w:color w:themeColor="text1" w:val="000000"/>
@@ -10992,6 +11514,7 @@
     </w:tblStylePr>
     <w:tblStylePr w:type="lastCol">
       <w:rPr>
+        <w:rFonts w:eastAsia="黑体"/>
         <w:b w:val="0"/>
         <w:bCs w:val="0"/>
         <w:color w:themeColor="text1" w:val="000000"/>
@@ -11041,7 +11564,7 @@
       <w:spacing w:after="0" w:line="240" w:lineRule="auto"/>
     </w:pPr>
     <w:rPr>
-      <w:rFonts w:asciiTheme="majorHAnsi" w:cstheme="majorBidi" w:eastAsiaTheme="majorEastAsia" w:hAnsiTheme="majorHAnsi"/>
+      <w:rFonts w:asciiTheme="majorHAnsi" w:cstheme="majorBidi" w:hAnsiTheme="majorHAnsi" w:eastAsia="黑体"/>
       <w:color w:themeColor="text1" w:val="000000"/>
     </w:rPr>
     <w:tblPr>
@@ -11068,6 +11591,7 @@
     </w:tcPr>
     <w:tblStylePr w:type="firstRow">
       <w:rPr>
+        <w:rFonts w:eastAsia="黑体"/>
         <w:b/>
         <w:bCs/>
         <w:color w:themeColor="text1" w:val="000000"/>
@@ -11079,6 +11603,7 @@
     </w:tblStylePr>
     <w:tblStylePr w:type="lastRow">
       <w:rPr>
+        <w:rFonts w:eastAsia="黑体"/>
         <w:b/>
         <w:bCs/>
         <w:color w:themeColor="text1" w:val="000000"/>
@@ -11098,6 +11623,7 @@
     </w:tblStylePr>
     <w:tblStylePr w:type="firstCol">
       <w:rPr>
+        <w:rFonts w:eastAsia="黑体"/>
         <w:b/>
         <w:bCs/>
         <w:color w:themeColor="text1" w:val="000000"/>
@@ -11117,6 +11643,7 @@
     </w:tblStylePr>
     <w:tblStylePr w:type="lastCol">
       <w:rPr>
+        <w:rFonts w:eastAsia="黑体"/>
         <w:b w:val="0"/>
         <w:bCs w:val="0"/>
         <w:color w:themeColor="text1" w:val="000000"/>
@@ -11166,7 +11693,7 @@
       <w:spacing w:after="0" w:line="240" w:lineRule="auto"/>
     </w:pPr>
     <w:rPr>
-      <w:rFonts w:asciiTheme="majorHAnsi" w:cstheme="majorBidi" w:eastAsiaTheme="majorEastAsia" w:hAnsiTheme="majorHAnsi"/>
+      <w:rFonts w:asciiTheme="majorHAnsi" w:cstheme="majorBidi" w:hAnsiTheme="majorHAnsi" w:eastAsia="黑体"/>
       <w:color w:themeColor="text1" w:val="000000"/>
     </w:rPr>
     <w:tblPr>
@@ -11193,6 +11720,7 @@
     </w:tcPr>
     <w:tblStylePr w:type="firstRow">
       <w:rPr>
+        <w:rFonts w:eastAsia="黑体"/>
         <w:b/>
         <w:bCs/>
         <w:color w:themeColor="text1" w:val="000000"/>
@@ -11204,6 +11732,7 @@
     </w:tblStylePr>
     <w:tblStylePr w:type="lastRow">
       <w:rPr>
+        <w:rFonts w:eastAsia="黑体"/>
         <w:b/>
         <w:bCs/>
         <w:color w:themeColor="text1" w:val="000000"/>
@@ -11223,6 +11752,7 @@
     </w:tblStylePr>
     <w:tblStylePr w:type="firstCol">
       <w:rPr>
+        <w:rFonts w:eastAsia="黑体"/>
         <w:b/>
         <w:bCs/>
         <w:color w:themeColor="text1" w:val="000000"/>
@@ -11242,6 +11772,7 @@
     </w:tblStylePr>
     <w:tblStylePr w:type="lastCol">
       <w:rPr>
+        <w:rFonts w:eastAsia="黑体"/>
         <w:b w:val="0"/>
         <w:bCs w:val="0"/>
         <w:color w:themeColor="text1" w:val="000000"/>
@@ -11314,6 +11845,7 @@
     </w:tcPr>
     <w:tblStylePr w:type="firstRow">
       <w:rPr>
+        <w:rFonts w:eastAsia="黑体"/>
         <w:b/>
         <w:bCs/>
         <w:i w:val="0"/>
@@ -11335,6 +11867,7 @@
     </w:tblStylePr>
     <w:tblStylePr w:type="lastRow">
       <w:rPr>
+        <w:rFonts w:eastAsia="黑体"/>
         <w:b/>
         <w:bCs/>
         <w:i w:val="0"/>
@@ -11356,6 +11889,7 @@
     </w:tblStylePr>
     <w:tblStylePr w:type="firstCol">
       <w:rPr>
+        <w:rFonts w:eastAsia="黑体"/>
         <w:b/>
         <w:bCs/>
         <w:i w:val="0"/>
@@ -11375,6 +11909,7 @@
     </w:tblStylePr>
     <w:tblStylePr w:type="lastCol">
       <w:rPr>
+        <w:rFonts w:eastAsia="黑体"/>
         <w:b/>
         <w:bCs/>
         <w:i w:val="0"/>
@@ -11455,6 +11990,7 @@
     </w:tcPr>
     <w:tblStylePr w:type="firstRow">
       <w:rPr>
+        <w:rFonts w:eastAsia="黑体"/>
         <w:b/>
         <w:bCs/>
         <w:i w:val="0"/>
@@ -11476,6 +12012,7 @@
     </w:tblStylePr>
     <w:tblStylePr w:type="lastRow">
       <w:rPr>
+        <w:rFonts w:eastAsia="黑体"/>
         <w:b/>
         <w:bCs/>
         <w:i w:val="0"/>
@@ -11497,6 +12034,7 @@
     </w:tblStylePr>
     <w:tblStylePr w:type="firstCol">
       <w:rPr>
+        <w:rFonts w:eastAsia="黑体"/>
         <w:b/>
         <w:bCs/>
         <w:i w:val="0"/>
@@ -11516,6 +12054,7 @@
     </w:tblStylePr>
     <w:tblStylePr w:type="lastCol">
       <w:rPr>
+        <w:rFonts w:eastAsia="黑体"/>
         <w:b/>
         <w:bCs/>
         <w:i w:val="0"/>
@@ -11596,6 +12135,7 @@
     </w:tcPr>
     <w:tblStylePr w:type="firstRow">
       <w:rPr>
+        <w:rFonts w:eastAsia="黑体"/>
         <w:b/>
         <w:bCs/>
         <w:i w:val="0"/>
@@ -11617,6 +12157,7 @@
     </w:tblStylePr>
     <w:tblStylePr w:type="lastRow">
       <w:rPr>
+        <w:rFonts w:eastAsia="黑体"/>
         <w:b/>
         <w:bCs/>
         <w:i w:val="0"/>
@@ -11638,6 +12179,7 @@
     </w:tblStylePr>
     <w:tblStylePr w:type="firstCol">
       <w:rPr>
+        <w:rFonts w:eastAsia="黑体"/>
         <w:b/>
         <w:bCs/>
         <w:i w:val="0"/>
@@ -11657,6 +12199,7 @@
     </w:tblStylePr>
     <w:tblStylePr w:type="lastCol">
       <w:rPr>
+        <w:rFonts w:eastAsia="黑体"/>
         <w:b/>
         <w:bCs/>
         <w:i w:val="0"/>
@@ -11737,6 +12280,7 @@
     </w:tcPr>
     <w:tblStylePr w:type="firstRow">
       <w:rPr>
+        <w:rFonts w:eastAsia="黑体"/>
         <w:b/>
         <w:bCs/>
         <w:i w:val="0"/>
@@ -11758,6 +12302,7 @@
     </w:tblStylePr>
     <w:tblStylePr w:type="lastRow">
       <w:rPr>
+        <w:rFonts w:eastAsia="黑体"/>
         <w:b/>
         <w:bCs/>
         <w:i w:val="0"/>
@@ -11779,6 +12324,7 @@
     </w:tblStylePr>
     <w:tblStylePr w:type="firstCol">
       <w:rPr>
+        <w:rFonts w:eastAsia="黑体"/>
         <w:b/>
         <w:bCs/>
         <w:i w:val="0"/>
@@ -11798,6 +12344,7 @@
     </w:tblStylePr>
     <w:tblStylePr w:type="lastCol">
       <w:rPr>
+        <w:rFonts w:eastAsia="黑体"/>
         <w:b/>
         <w:bCs/>
         <w:i w:val="0"/>
@@ -11878,6 +12425,7 @@
     </w:tcPr>
     <w:tblStylePr w:type="firstRow">
       <w:rPr>
+        <w:rFonts w:eastAsia="黑体"/>
         <w:b/>
         <w:bCs/>
         <w:i w:val="0"/>
@@ -11899,6 +12447,7 @@
     </w:tblStylePr>
     <w:tblStylePr w:type="lastRow">
       <w:rPr>
+        <w:rFonts w:eastAsia="黑体"/>
         <w:b/>
         <w:bCs/>
         <w:i w:val="0"/>
@@ -11920,6 +12469,7 @@
     </w:tblStylePr>
     <w:tblStylePr w:type="firstCol">
       <w:rPr>
+        <w:rFonts w:eastAsia="黑体"/>
         <w:b/>
         <w:bCs/>
         <w:i w:val="0"/>
@@ -11939,6 +12489,7 @@
     </w:tblStylePr>
     <w:tblStylePr w:type="lastCol">
       <w:rPr>
+        <w:rFonts w:eastAsia="黑体"/>
         <w:b/>
         <w:bCs/>
         <w:i w:val="0"/>
@@ -12019,6 +12570,7 @@
     </w:tcPr>
     <w:tblStylePr w:type="firstRow">
       <w:rPr>
+        <w:rFonts w:eastAsia="黑体"/>
         <w:b/>
         <w:bCs/>
         <w:i w:val="0"/>
@@ -12040,6 +12592,7 @@
     </w:tblStylePr>
     <w:tblStylePr w:type="lastRow">
       <w:rPr>
+        <w:rFonts w:eastAsia="黑体"/>
         <w:b/>
         <w:bCs/>
         <w:i w:val="0"/>
@@ -12061,6 +12614,7 @@
     </w:tblStylePr>
     <w:tblStylePr w:type="firstCol">
       <w:rPr>
+        <w:rFonts w:eastAsia="黑体"/>
         <w:b/>
         <w:bCs/>
         <w:i w:val="0"/>
@@ -12080,6 +12634,7 @@
     </w:tblStylePr>
     <w:tblStylePr w:type="lastCol">
       <w:rPr>
+        <w:rFonts w:eastAsia="黑体"/>
         <w:b/>
         <w:bCs/>
         <w:i w:val="0"/>
@@ -12160,6 +12715,7 @@
     </w:tcPr>
     <w:tblStylePr w:type="firstRow">
       <w:rPr>
+        <w:rFonts w:eastAsia="黑体"/>
         <w:b/>
         <w:bCs/>
         <w:i w:val="0"/>
@@ -12181,6 +12737,7 @@
     </w:tblStylePr>
     <w:tblStylePr w:type="lastRow">
       <w:rPr>
+        <w:rFonts w:eastAsia="黑体"/>
         <w:b/>
         <w:bCs/>
         <w:i w:val="0"/>
@@ -12202,6 +12759,7 @@
     </w:tblStylePr>
     <w:tblStylePr w:type="firstCol">
       <w:rPr>
+        <w:rFonts w:eastAsia="黑体"/>
         <w:b/>
         <w:bCs/>
         <w:i w:val="0"/>
@@ -12221,6 +12779,7 @@
     </w:tblStylePr>
     <w:tblStylePr w:type="lastCol">
       <w:rPr>
+        <w:rFonts w:eastAsia="黑体"/>
         <w:b/>
         <w:bCs/>
         <w:i w:val="0"/>
@@ -12278,6 +12837,7 @@
       <w:spacing w:after="0" w:line="240" w:lineRule="auto"/>
     </w:pPr>
     <w:rPr>
+      <w:rFonts w:eastAsia="黑体"/>
       <w:color w:themeColor="background1" w:val="FFFFFF"/>
     </w:rPr>
     <w:tblPr>
@@ -12296,6 +12856,7 @@
     </w:tcPr>
     <w:tblStylePr w:type="firstRow">
       <w:rPr>
+        <w:rFonts w:eastAsia="黑体"/>
         <w:b/>
         <w:bCs/>
       </w:rPr>
@@ -12392,6 +12953,7 @@
       <w:spacing w:after="0" w:line="240" w:lineRule="auto"/>
     </w:pPr>
     <w:rPr>
+      <w:rFonts w:eastAsia="黑体"/>
       <w:color w:themeColor="background1" w:val="FFFFFF"/>
     </w:rPr>
     <w:tblPr>
@@ -12410,6 +12972,7 @@
     </w:tcPr>
     <w:tblStylePr w:type="firstRow">
       <w:rPr>
+        <w:rFonts w:eastAsia="黑体"/>
         <w:b/>
         <w:bCs/>
       </w:rPr>
@@ -12506,6 +13069,7 @@
       <w:spacing w:after="0" w:line="240" w:lineRule="auto"/>
     </w:pPr>
     <w:rPr>
+      <w:rFonts w:eastAsia="黑体"/>
       <w:color w:themeColor="background1" w:val="FFFFFF"/>
     </w:rPr>
     <w:tblPr>
@@ -12524,6 +13088,7 @@
     </w:tcPr>
     <w:tblStylePr w:type="firstRow">
       <w:rPr>
+        <w:rFonts w:eastAsia="黑体"/>
         <w:b/>
         <w:bCs/>
       </w:rPr>
@@ -12620,6 +13185,7 @@
       <w:spacing w:after="0" w:line="240" w:lineRule="auto"/>
     </w:pPr>
     <w:rPr>
+      <w:rFonts w:eastAsia="黑体"/>
       <w:color w:themeColor="background1" w:val="FFFFFF"/>
     </w:rPr>
     <w:tblPr>
@@ -12638,6 +13204,7 @@
     </w:tcPr>
     <w:tblStylePr w:type="firstRow">
       <w:rPr>
+        <w:rFonts w:eastAsia="黑体"/>
         <w:b/>
         <w:bCs/>
       </w:rPr>
@@ -12734,6 +13301,7 @@
       <w:spacing w:after="0" w:line="240" w:lineRule="auto"/>
     </w:pPr>
     <w:rPr>
+      <w:rFonts w:eastAsia="黑体"/>
       <w:color w:themeColor="background1" w:val="FFFFFF"/>
     </w:rPr>
     <w:tblPr>
@@ -12752,6 +13320,7 @@
     </w:tcPr>
     <w:tblStylePr w:type="firstRow">
       <w:rPr>
+        <w:rFonts w:eastAsia="黑体"/>
         <w:b/>
         <w:bCs/>
       </w:rPr>
@@ -12848,6 +13417,7 @@
       <w:spacing w:after="0" w:line="240" w:lineRule="auto"/>
     </w:pPr>
     <w:rPr>
+      <w:rFonts w:eastAsia="黑体"/>
       <w:color w:themeColor="background1" w:val="FFFFFF"/>
     </w:rPr>
     <w:tblPr>
@@ -12866,6 +13436,7 @@
     </w:tcPr>
     <w:tblStylePr w:type="firstRow">
       <w:rPr>
+        <w:rFonts w:eastAsia="黑体"/>
         <w:b/>
         <w:bCs/>
       </w:rPr>
@@ -12962,6 +13533,7 @@
       <w:spacing w:after="0" w:line="240" w:lineRule="auto"/>
     </w:pPr>
     <w:rPr>
+      <w:rFonts w:eastAsia="黑体"/>
       <w:color w:themeColor="background1" w:val="FFFFFF"/>
     </w:rPr>
     <w:tblPr>
@@ -12980,6 +13552,7 @@
     </w:tcPr>
     <w:tblStylePr w:type="firstRow">
       <w:rPr>
+        <w:rFonts w:eastAsia="黑体"/>
         <w:b/>
         <w:bCs/>
       </w:rPr>
@@ -13076,6 +13649,7 @@
       <w:spacing w:after="0" w:line="240" w:lineRule="auto"/>
     </w:pPr>
     <w:rPr>
+      <w:rFonts w:eastAsia="黑体"/>
       <w:color w:themeColor="text1" w:val="000000"/>
     </w:rPr>
     <w:tblPr>
@@ -13102,6 +13676,7 @@
     </w:tcPr>
     <w:tblStylePr w:type="firstRow">
       <w:rPr>
+        <w:rFonts w:eastAsia="黑体"/>
         <w:b/>
         <w:bCs/>
       </w:rPr>
@@ -13120,6 +13695,7 @@
     </w:tblStylePr>
     <w:tblStylePr w:type="lastRow">
       <w:rPr>
+        <w:rFonts w:eastAsia="黑体"/>
         <w:b/>
         <w:bCs/>
         <w:color w:themeColor="background1" w:val="FFFFFF"/>
@@ -13134,6 +13710,7 @@
     </w:tblStylePr>
     <w:tblStylePr w:type="firstCol">
       <w:rPr>
+        <w:rFonts w:eastAsia="黑体"/>
         <w:color w:themeColor="background1" w:val="FFFFFF"/>
       </w:rPr>
       <w:tblPr/>
@@ -13151,6 +13728,7 @@
     </w:tblStylePr>
     <w:tblStylePr w:type="lastCol">
       <w:rPr>
+        <w:rFonts w:eastAsia="黑体"/>
         <w:color w:themeColor="background1" w:val="FFFFFF"/>
       </w:rPr>
       <w:tblPr/>
@@ -13180,11 +13758,13 @@
     </w:tblStylePr>
     <w:tblStylePr w:type="neCell">
       <w:rPr>
+        <w:rFonts w:eastAsia="黑体"/>
         <w:color w:themeColor="text1" w:val="000000"/>
       </w:rPr>
     </w:tblStylePr>
     <w:tblStylePr w:type="nwCell">
       <w:rPr>
+        <w:rFonts w:eastAsia="黑体"/>
         <w:color w:themeColor="text1" w:val="000000"/>
       </w:rPr>
     </w:tblStylePr>
@@ -13198,6 +13778,7 @@
       <w:spacing w:after="0" w:line="240" w:lineRule="auto"/>
     </w:pPr>
     <w:rPr>
+      <w:rFonts w:eastAsia="黑体"/>
       <w:color w:themeColor="text1" w:val="000000"/>
     </w:rPr>
     <w:tblPr>
@@ -13224,6 +13805,7 @@
     </w:tcPr>
     <w:tblStylePr w:type="firstRow">
       <w:rPr>
+        <w:rFonts w:eastAsia="黑体"/>
         <w:b/>
         <w:bCs/>
       </w:rPr>
@@ -13242,6 +13824,7 @@
     </w:tblStylePr>
     <w:tblStylePr w:type="lastRow">
       <w:rPr>
+        <w:rFonts w:eastAsia="黑体"/>
         <w:b/>
         <w:bCs/>
         <w:color w:themeColor="background1" w:val="FFFFFF"/>
@@ -13256,6 +13839,7 @@
     </w:tblStylePr>
     <w:tblStylePr w:type="firstCol">
       <w:rPr>
+        <w:rFonts w:eastAsia="黑体"/>
         <w:color w:themeColor="background1" w:val="FFFFFF"/>
       </w:rPr>
       <w:tblPr/>
@@ -13273,6 +13857,7 @@
     </w:tblStylePr>
     <w:tblStylePr w:type="lastCol">
       <w:rPr>
+        <w:rFonts w:eastAsia="黑体"/>
         <w:color w:themeColor="background1" w:val="FFFFFF"/>
       </w:rPr>
       <w:tblPr/>
@@ -13302,11 +13887,13 @@
     </w:tblStylePr>
     <w:tblStylePr w:type="neCell">
       <w:rPr>
+        <w:rFonts w:eastAsia="黑体"/>
         <w:color w:themeColor="text1" w:val="000000"/>
       </w:rPr>
     </w:tblStylePr>
     <w:tblStylePr w:type="nwCell">
       <w:rPr>
+        <w:rFonts w:eastAsia="黑体"/>
         <w:color w:themeColor="text1" w:val="000000"/>
       </w:rPr>
     </w:tblStylePr>
@@ -13320,6 +13907,7 @@
       <w:spacing w:after="0" w:line="240" w:lineRule="auto"/>
     </w:pPr>
     <w:rPr>
+      <w:rFonts w:eastAsia="黑体"/>
       <w:color w:themeColor="text1" w:val="000000"/>
     </w:rPr>
     <w:tblPr>
@@ -13346,6 +13934,7 @@
     </w:tcPr>
     <w:tblStylePr w:type="firstRow">
       <w:rPr>
+        <w:rFonts w:eastAsia="黑体"/>
         <w:b/>
         <w:bCs/>
       </w:rPr>
@@ -13364,6 +13953,7 @@
     </w:tblStylePr>
     <w:tblStylePr w:type="lastRow">
       <w:rPr>
+        <w:rFonts w:eastAsia="黑体"/>
         <w:b/>
         <w:bCs/>
         <w:color w:themeColor="background1" w:val="FFFFFF"/>
@@ -13378,6 +13968,7 @@
     </w:tblStylePr>
     <w:tblStylePr w:type="firstCol">
       <w:rPr>
+        <w:rFonts w:eastAsia="黑体"/>
         <w:color w:themeColor="background1" w:val="FFFFFF"/>
       </w:rPr>
       <w:tblPr/>
@@ -13395,6 +13986,7 @@
     </w:tblStylePr>
     <w:tblStylePr w:type="lastCol">
       <w:rPr>
+        <w:rFonts w:eastAsia="黑体"/>
         <w:color w:themeColor="background1" w:val="FFFFFF"/>
       </w:rPr>
       <w:tblPr/>
@@ -13424,11 +14016,13 @@
     </w:tblStylePr>
     <w:tblStylePr w:type="neCell">
       <w:rPr>
+        <w:rFonts w:eastAsia="黑体"/>
         <w:color w:themeColor="text1" w:val="000000"/>
       </w:rPr>
     </w:tblStylePr>
     <w:tblStylePr w:type="nwCell">
       <w:rPr>
+        <w:rFonts w:eastAsia="黑体"/>
         <w:color w:themeColor="text1" w:val="000000"/>
       </w:rPr>
     </w:tblStylePr>
@@ -13442,6 +14036,7 @@
       <w:spacing w:after="0" w:line="240" w:lineRule="auto"/>
     </w:pPr>
     <w:rPr>
+      <w:rFonts w:eastAsia="黑体"/>
       <w:color w:themeColor="text1" w:val="000000"/>
     </w:rPr>
     <w:tblPr>
@@ -13468,6 +14063,7 @@
     </w:tcPr>
     <w:tblStylePr w:type="firstRow">
       <w:rPr>
+        <w:rFonts w:eastAsia="黑体"/>
         <w:b/>
         <w:bCs/>
       </w:rPr>
@@ -13486,6 +14082,7 @@
     </w:tblStylePr>
     <w:tblStylePr w:type="lastRow">
       <w:rPr>
+        <w:rFonts w:eastAsia="黑体"/>
         <w:b/>
         <w:bCs/>
         <w:color w:themeColor="background1" w:val="FFFFFF"/>
@@ -13500,6 +14097,7 @@
     </w:tblStylePr>
     <w:tblStylePr w:type="firstCol">
       <w:rPr>
+        <w:rFonts w:eastAsia="黑体"/>
         <w:color w:themeColor="background1" w:val="FFFFFF"/>
       </w:rPr>
       <w:tblPr/>
@@ -13517,6 +14115,7 @@
     </w:tblStylePr>
     <w:tblStylePr w:type="lastCol">
       <w:rPr>
+        <w:rFonts w:eastAsia="黑体"/>
         <w:color w:themeColor="background1" w:val="FFFFFF"/>
       </w:rPr>
       <w:tblPr/>
@@ -13554,6 +14153,7 @@
       <w:spacing w:after="0" w:line="240" w:lineRule="auto"/>
     </w:pPr>
     <w:rPr>
+      <w:rFonts w:eastAsia="黑体"/>
       <w:color w:themeColor="text1" w:val="000000"/>
     </w:rPr>
     <w:tblPr>
@@ -13580,6 +14180,7 @@
     </w:tcPr>
     <w:tblStylePr w:type="firstRow">
       <w:rPr>
+        <w:rFonts w:eastAsia="黑体"/>
         <w:b/>
         <w:bCs/>
       </w:rPr>
@@ -13598,6 +14199,7 @@
     </w:tblStylePr>
     <w:tblStylePr w:type="lastRow">
       <w:rPr>
+        <w:rFonts w:eastAsia="黑体"/>
         <w:b/>
         <w:bCs/>
         <w:color w:themeColor="background1" w:val="FFFFFF"/>
@@ -13612,6 +14214,7 @@
     </w:tblStylePr>
     <w:tblStylePr w:type="firstCol">
       <w:rPr>
+        <w:rFonts w:eastAsia="黑体"/>
         <w:color w:themeColor="background1" w:val="FFFFFF"/>
       </w:rPr>
       <w:tblPr/>
@@ -13629,6 +14232,7 @@
     </w:tblStylePr>
     <w:tblStylePr w:type="lastCol">
       <w:rPr>
+        <w:rFonts w:eastAsia="黑体"/>
         <w:color w:themeColor="background1" w:val="FFFFFF"/>
       </w:rPr>
       <w:tblPr/>
@@ -13658,11 +14262,13 @@
     </w:tblStylePr>
     <w:tblStylePr w:type="neCell">
       <w:rPr>
+        <w:rFonts w:eastAsia="黑体"/>
         <w:color w:themeColor="text1" w:val="000000"/>
       </w:rPr>
     </w:tblStylePr>
     <w:tblStylePr w:type="nwCell">
       <w:rPr>
+        <w:rFonts w:eastAsia="黑体"/>
         <w:color w:themeColor="text1" w:val="000000"/>
       </w:rPr>
     </w:tblStylePr>
@@ -13676,6 +14282,7 @@
       <w:spacing w:after="0" w:line="240" w:lineRule="auto"/>
     </w:pPr>
     <w:rPr>
+      <w:rFonts w:eastAsia="黑体"/>
       <w:color w:themeColor="text1" w:val="000000"/>
     </w:rPr>
     <w:tblPr>
@@ -13702,6 +14309,7 @@
     </w:tcPr>
     <w:tblStylePr w:type="firstRow">
       <w:rPr>
+        <w:rFonts w:eastAsia="黑体"/>
         <w:b/>
         <w:bCs/>
       </w:rPr>
@@ -13720,6 +14328,7 @@
     </w:tblStylePr>
     <w:tblStylePr w:type="lastRow">
       <w:rPr>
+        <w:rFonts w:eastAsia="黑体"/>
         <w:b/>
         <w:bCs/>
         <w:color w:themeColor="background1" w:val="FFFFFF"/>
@@ -13734,6 +14343,7 @@
     </w:tblStylePr>
     <w:tblStylePr w:type="firstCol">
       <w:rPr>
+        <w:rFonts w:eastAsia="黑体"/>
         <w:color w:themeColor="background1" w:val="FFFFFF"/>
       </w:rPr>
       <w:tblPr/>
@@ -13751,6 +14361,7 @@
     </w:tblStylePr>
     <w:tblStylePr w:type="lastCol">
       <w:rPr>
+        <w:rFonts w:eastAsia="黑体"/>
         <w:color w:themeColor="background1" w:val="FFFFFF"/>
       </w:rPr>
       <w:tblPr/>
@@ -13780,11 +14391,13 @@
     </w:tblStylePr>
     <w:tblStylePr w:type="neCell">
       <w:rPr>
+        <w:rFonts w:eastAsia="黑体"/>
         <w:color w:themeColor="text1" w:val="000000"/>
       </w:rPr>
     </w:tblStylePr>
     <w:tblStylePr w:type="nwCell">
       <w:rPr>
+        <w:rFonts w:eastAsia="黑体"/>
         <w:color w:themeColor="text1" w:val="000000"/>
       </w:rPr>
     </w:tblStylePr>
@@ -13798,6 +14411,7 @@
       <w:spacing w:after="0" w:line="240" w:lineRule="auto"/>
     </w:pPr>
     <w:rPr>
+      <w:rFonts w:eastAsia="黑体"/>
       <w:color w:themeColor="text1" w:val="000000"/>
     </w:rPr>
     <w:tblPr>
@@ -13824,6 +14438,7 @@
     </w:tcPr>
     <w:tblStylePr w:type="firstRow">
       <w:rPr>
+        <w:rFonts w:eastAsia="黑体"/>
         <w:b/>
         <w:bCs/>
       </w:rPr>
@@ -13842,6 +14457,7 @@
     </w:tblStylePr>
     <w:tblStylePr w:type="lastRow">
       <w:rPr>
+        <w:rFonts w:eastAsia="黑体"/>
         <w:b/>
         <w:bCs/>
         <w:color w:themeColor="background1" w:val="FFFFFF"/>
@@ -13856,6 +14472,7 @@
     </w:tblStylePr>
     <w:tblStylePr w:type="firstCol">
       <w:rPr>
+        <w:rFonts w:eastAsia="黑体"/>
         <w:color w:themeColor="background1" w:val="FFFFFF"/>
       </w:rPr>
       <w:tblPr/>
@@ -13873,6 +14490,7 @@
     </w:tblStylePr>
     <w:tblStylePr w:type="lastCol">
       <w:rPr>
+        <w:rFonts w:eastAsia="黑体"/>
         <w:color w:themeColor="background1" w:val="FFFFFF"/>
       </w:rPr>
       <w:tblPr/>
@@ -13902,11 +14520,13 @@
     </w:tblStylePr>
     <w:tblStylePr w:type="neCell">
       <w:rPr>
+        <w:rFonts w:eastAsia="黑体"/>
         <w:color w:themeColor="text1" w:val="000000"/>
       </w:rPr>
     </w:tblStylePr>
     <w:tblStylePr w:type="nwCell">
       <w:rPr>
+        <w:rFonts w:eastAsia="黑体"/>
         <w:color w:themeColor="text1" w:val="000000"/>
       </w:rPr>
     </w:tblStylePr>
@@ -13920,6 +14540,7 @@
       <w:spacing w:after="0" w:line="240" w:lineRule="auto"/>
     </w:pPr>
     <w:rPr>
+      <w:rFonts w:eastAsia="黑体"/>
       <w:color w:themeColor="text1" w:val="000000"/>
     </w:rPr>
     <w:tblPr>
@@ -13938,6 +14559,7 @@
     </w:tcPr>
     <w:tblStylePr w:type="firstRow">
       <w:rPr>
+        <w:rFonts w:eastAsia="黑体"/>
         <w:b/>
         <w:bCs/>
         <w:color w:themeColor="background1" w:val="FFFFFF"/>
@@ -13952,6 +14574,7 @@
     </w:tblStylePr>
     <w:tblStylePr w:type="lastRow">
       <w:rPr>
+        <w:rFonts w:eastAsia="黑体"/>
         <w:b/>
         <w:bCs/>
         <w:color w:themeColor="accent2" w:themeShade="CC" w:val="9E3A38"/>
@@ -13966,12 +14589,14 @@
     </w:tblStylePr>
     <w:tblStylePr w:type="firstCol">
       <w:rPr>
+        <w:rFonts w:eastAsia="黑体"/>
         <w:b/>
         <w:bCs/>
       </w:rPr>
     </w:tblStylePr>
     <w:tblStylePr w:type="lastCol">
       <w:rPr>
+        <w:rFonts w:eastAsia="黑体"/>
         <w:b/>
         <w:bCs/>
       </w:rPr>
@@ -14006,6 +14631,7 @@
       <w:spacing w:after="0" w:line="240" w:lineRule="auto"/>
     </w:pPr>
     <w:rPr>
+      <w:rFonts w:eastAsia="黑体"/>
       <w:color w:themeColor="text1" w:val="000000"/>
     </w:rPr>
     <w:tblPr>
@@ -14024,6 +14650,7 @@
     </w:tcPr>
     <w:tblStylePr w:type="firstRow">
       <w:rPr>
+        <w:rFonts w:eastAsia="黑体"/>
         <w:b/>
         <w:bCs/>
         <w:color w:themeColor="background1" w:val="FFFFFF"/>
@@ -14038,6 +14665,7 @@
     </w:tblStylePr>
     <w:tblStylePr w:type="lastRow">
       <w:rPr>
+        <w:rFonts w:eastAsia="黑体"/>
         <w:b/>
         <w:bCs/>
         <w:color w:themeColor="accent2" w:themeShade="CC" w:val="9E3A38"/>
@@ -14052,12 +14680,14 @@
     </w:tblStylePr>
     <w:tblStylePr w:type="firstCol">
       <w:rPr>
+        <w:rFonts w:eastAsia="黑体"/>
         <w:b/>
         <w:bCs/>
       </w:rPr>
     </w:tblStylePr>
     <w:tblStylePr w:type="lastCol">
       <w:rPr>
+        <w:rFonts w:eastAsia="黑体"/>
         <w:b/>
         <w:bCs/>
       </w:rPr>
@@ -14092,6 +14722,7 @@
       <w:spacing w:after="0" w:line="240" w:lineRule="auto"/>
     </w:pPr>
     <w:rPr>
+      <w:rFonts w:eastAsia="黑体"/>
       <w:color w:themeColor="text1" w:val="000000"/>
     </w:rPr>
     <w:tblPr>
@@ -14110,6 +14741,7 @@
     </w:tcPr>
     <w:tblStylePr w:type="firstRow">
       <w:rPr>
+        <w:rFonts w:eastAsia="黑体"/>
         <w:b/>
         <w:bCs/>
         <w:color w:themeColor="background1" w:val="FFFFFF"/>
@@ -14124,6 +14756,7 @@
     </w:tblStylePr>
     <w:tblStylePr w:type="lastRow">
       <w:rPr>
+        <w:rFonts w:eastAsia="黑体"/>
         <w:b/>
         <w:bCs/>
         <w:color w:themeColor="accent2" w:themeShade="CC" w:val="9E3A38"/>
@@ -14138,12 +14771,14 @@
     </w:tblStylePr>
     <w:tblStylePr w:type="firstCol">
       <w:rPr>
+        <w:rFonts w:eastAsia="黑体"/>
         <w:b/>
         <w:bCs/>
       </w:rPr>
     </w:tblStylePr>
     <w:tblStylePr w:type="lastCol">
       <w:rPr>
+        <w:rFonts w:eastAsia="黑体"/>
         <w:b/>
         <w:bCs/>
       </w:rPr>
@@ -14178,6 +14813,7 @@
       <w:spacing w:after="0" w:line="240" w:lineRule="auto"/>
     </w:pPr>
     <w:rPr>
+      <w:rFonts w:eastAsia="黑体"/>
       <w:color w:themeColor="text1" w:val="000000"/>
     </w:rPr>
     <w:tblPr>
@@ -14196,6 +14832,7 @@
     </w:tcPr>
     <w:tblStylePr w:type="firstRow">
       <w:rPr>
+        <w:rFonts w:eastAsia="黑体"/>
         <w:b/>
         <w:bCs/>
         <w:color w:themeColor="background1" w:val="FFFFFF"/>
@@ -14210,6 +14847,7 @@
     </w:tblStylePr>
     <w:tblStylePr w:type="lastRow">
       <w:rPr>
+        <w:rFonts w:eastAsia="黑体"/>
         <w:b/>
         <w:bCs/>
         <w:color w:themeColor="accent4" w:themeShade="CC" w:val="664E82"/>
@@ -14224,12 +14862,14 @@
     </w:tblStylePr>
     <w:tblStylePr w:type="firstCol">
       <w:rPr>
+        <w:rFonts w:eastAsia="黑体"/>
         <w:b/>
         <w:bCs/>
       </w:rPr>
     </w:tblStylePr>
     <w:tblStylePr w:type="lastCol">
       <w:rPr>
+        <w:rFonts w:eastAsia="黑体"/>
         <w:b/>
         <w:bCs/>
       </w:rPr>
@@ -14264,6 +14904,7 @@
       <w:spacing w:after="0" w:line="240" w:lineRule="auto"/>
     </w:pPr>
     <w:rPr>
+      <w:rFonts w:eastAsia="黑体"/>
       <w:color w:themeColor="text1" w:val="000000"/>
     </w:rPr>
     <w:tblPr>
@@ -14282,6 +14923,7 @@
     </w:tcPr>
     <w:tblStylePr w:type="firstRow">
       <w:rPr>
+        <w:rFonts w:eastAsia="黑体"/>
         <w:b/>
         <w:bCs/>
         <w:color w:themeColor="background1" w:val="FFFFFF"/>
@@ -14296,6 +14938,7 @@
     </w:tblStylePr>
     <w:tblStylePr w:type="lastRow">
       <w:rPr>
+        <w:rFonts w:eastAsia="黑体"/>
         <w:b/>
         <w:bCs/>
         <w:color w:themeColor="accent3" w:themeShade="CC" w:val="7E9C40"/>
@@ -14310,12 +14953,14 @@
     </w:tblStylePr>
     <w:tblStylePr w:type="firstCol">
       <w:rPr>
+        <w:rFonts w:eastAsia="黑体"/>
         <w:b/>
         <w:bCs/>
       </w:rPr>
     </w:tblStylePr>
     <w:tblStylePr w:type="lastCol">
       <w:rPr>
+        <w:rFonts w:eastAsia="黑体"/>
         <w:b/>
         <w:bCs/>
       </w:rPr>
@@ -14350,6 +14995,7 @@
       <w:spacing w:after="0" w:line="240" w:lineRule="auto"/>
     </w:pPr>
     <w:rPr>
+      <w:rFonts w:eastAsia="黑体"/>
       <w:color w:themeColor="text1" w:val="000000"/>
     </w:rPr>
     <w:tblPr>
@@ -14368,6 +15014,7 @@
     </w:tcPr>
     <w:tblStylePr w:type="firstRow">
       <w:rPr>
+        <w:rFonts w:eastAsia="黑体"/>
         <w:b/>
         <w:bCs/>
         <w:color w:themeColor="background1" w:val="FFFFFF"/>
@@ -14382,6 +15029,7 @@
     </w:tblStylePr>
     <w:tblStylePr w:type="lastRow">
       <w:rPr>
+        <w:rFonts w:eastAsia="黑体"/>
         <w:b/>
         <w:bCs/>
         <w:color w:themeColor="accent6" w:themeShade="CC" w:val="F2730A"/>
@@ -14396,12 +15044,14 @@
     </w:tblStylePr>
     <w:tblStylePr w:type="firstCol">
       <w:rPr>
+        <w:rFonts w:eastAsia="黑体"/>
         <w:b/>
         <w:bCs/>
       </w:rPr>
     </w:tblStylePr>
     <w:tblStylePr w:type="lastCol">
       <w:rPr>
+        <w:rFonts w:eastAsia="黑体"/>
         <w:b/>
         <w:bCs/>
       </w:rPr>
@@ -14436,6 +15086,7 @@
       <w:spacing w:after="0" w:line="240" w:lineRule="auto"/>
     </w:pPr>
     <w:rPr>
+      <w:rFonts w:eastAsia="黑体"/>
       <w:color w:themeColor="text1" w:val="000000"/>
     </w:rPr>
     <w:tblPr>
@@ -14454,6 +15105,7 @@
     </w:tcPr>
     <w:tblStylePr w:type="firstRow">
       <w:rPr>
+        <w:rFonts w:eastAsia="黑体"/>
         <w:b/>
         <w:bCs/>
         <w:color w:themeColor="background1" w:val="FFFFFF"/>
@@ -14468,6 +15120,7 @@
     </w:tblStylePr>
     <w:tblStylePr w:type="lastRow">
       <w:rPr>
+        <w:rFonts w:eastAsia="黑体"/>
         <w:b/>
         <w:bCs/>
         <w:color w:themeColor="accent5" w:themeShade="CC" w:val="348DA5"/>
@@ -14482,12 +15135,14 @@
     </w:tblStylePr>
     <w:tblStylePr w:type="firstCol">
       <w:rPr>
+        <w:rFonts w:eastAsia="黑体"/>
         <w:b/>
         <w:bCs/>
       </w:rPr>
     </w:tblStylePr>
     <w:tblStylePr w:type="lastCol">
       <w:rPr>
+        <w:rFonts w:eastAsia="黑体"/>
         <w:b/>
         <w:bCs/>
       </w:rPr>
@@ -14522,6 +15177,7 @@
       <w:spacing w:after="0" w:line="240" w:lineRule="auto"/>
     </w:pPr>
     <w:rPr>
+      <w:rFonts w:eastAsia="黑体"/>
       <w:color w:themeColor="text1" w:val="000000"/>
     </w:rPr>
     <w:tblPr>
@@ -14543,6 +15199,7 @@
     </w:tcPr>
     <w:tblStylePr w:type="firstRow">
       <w:rPr>
+        <w:rFonts w:eastAsia="黑体"/>
         <w:b/>
         <w:bCs/>
       </w:rPr>
@@ -14553,6 +15210,7 @@
     </w:tblStylePr>
     <w:tblStylePr w:type="lastRow">
       <w:rPr>
+        <w:rFonts w:eastAsia="黑体"/>
         <w:b/>
         <w:bCs/>
         <w:color w:themeColor="text1" w:val="000000"/>
@@ -14564,6 +15222,7 @@
     </w:tblStylePr>
     <w:tblStylePr w:type="firstCol">
       <w:rPr>
+        <w:rFonts w:eastAsia="黑体"/>
         <w:color w:themeColor="background1" w:val="FFFFFF"/>
       </w:rPr>
       <w:tblPr/>
@@ -14573,6 +15232,7 @@
     </w:tblStylePr>
     <w:tblStylePr w:type="lastCol">
       <w:rPr>
+        <w:rFonts w:eastAsia="黑体"/>
         <w:color w:themeColor="background1" w:val="FFFFFF"/>
       </w:rPr>
       <w:tblPr/>
@@ -14602,6 +15262,7 @@
       <w:spacing w:after="0" w:line="240" w:lineRule="auto"/>
     </w:pPr>
     <w:rPr>
+      <w:rFonts w:eastAsia="黑体"/>
       <w:color w:themeColor="text1" w:val="000000"/>
     </w:rPr>
     <w:tblPr>
@@ -14623,6 +15284,7 @@
     </w:tcPr>
     <w:tblStylePr w:type="firstRow">
       <w:rPr>
+        <w:rFonts w:eastAsia="黑体"/>
         <w:b/>
         <w:bCs/>
       </w:rPr>
@@ -14633,6 +15295,7 @@
     </w:tblStylePr>
     <w:tblStylePr w:type="lastRow">
       <w:rPr>
+        <w:rFonts w:eastAsia="黑体"/>
         <w:b/>
         <w:bCs/>
         <w:color w:themeColor="text1" w:val="000000"/>
@@ -14644,6 +15307,7 @@
     </w:tblStylePr>
     <w:tblStylePr w:type="firstCol">
       <w:rPr>
+        <w:rFonts w:eastAsia="黑体"/>
         <w:color w:themeColor="background1" w:val="FFFFFF"/>
       </w:rPr>
       <w:tblPr/>
@@ -14653,6 +15317,7 @@
     </w:tblStylePr>
     <w:tblStylePr w:type="lastCol">
       <w:rPr>
+        <w:rFonts w:eastAsia="黑体"/>
         <w:color w:themeColor="background1" w:val="FFFFFF"/>
       </w:rPr>
       <w:tblPr/>
@@ -14682,6 +15347,7 @@
       <w:spacing w:after="0" w:line="240" w:lineRule="auto"/>
     </w:pPr>
     <w:rPr>
+      <w:rFonts w:eastAsia="黑体"/>
       <w:color w:themeColor="text1" w:val="000000"/>
     </w:rPr>
     <w:tblPr>
@@ -14703,6 +15369,7 @@
     </w:tcPr>
     <w:tblStylePr w:type="firstRow">
       <w:rPr>
+        <w:rFonts w:eastAsia="黑体"/>
         <w:b/>
         <w:bCs/>
       </w:rPr>
@@ -14713,6 +15380,7 @@
     </w:tblStylePr>
     <w:tblStylePr w:type="lastRow">
       <w:rPr>
+        <w:rFonts w:eastAsia="黑体"/>
         <w:b/>
         <w:bCs/>
         <w:color w:themeColor="text1" w:val="000000"/>
@@ -14724,6 +15392,7 @@
     </w:tblStylePr>
     <w:tblStylePr w:type="firstCol">
       <w:rPr>
+        <w:rFonts w:eastAsia="黑体"/>
         <w:color w:themeColor="background1" w:val="FFFFFF"/>
       </w:rPr>
       <w:tblPr/>
@@ -14733,6 +15402,7 @@
     </w:tblStylePr>
     <w:tblStylePr w:type="lastCol">
       <w:rPr>
+        <w:rFonts w:eastAsia="黑体"/>
         <w:color w:themeColor="background1" w:val="FFFFFF"/>
       </w:rPr>
       <w:tblPr/>
@@ -14762,6 +15432,7 @@
       <w:spacing w:after="0" w:line="240" w:lineRule="auto"/>
     </w:pPr>
     <w:rPr>
+      <w:rFonts w:eastAsia="黑体"/>
       <w:color w:themeColor="text1" w:val="000000"/>
     </w:rPr>
     <w:tblPr>
@@ -14783,6 +15454,7 @@
     </w:tcPr>
     <w:tblStylePr w:type="firstRow">
       <w:rPr>
+        <w:rFonts w:eastAsia="黑体"/>
         <w:b/>
         <w:bCs/>
       </w:rPr>
@@ -14793,6 +15465,7 @@
     </w:tblStylePr>
     <w:tblStylePr w:type="lastRow">
       <w:rPr>
+        <w:rFonts w:eastAsia="黑体"/>
         <w:b/>
         <w:bCs/>
         <w:color w:themeColor="text1" w:val="000000"/>
@@ -14804,6 +15477,7 @@
     </w:tblStylePr>
     <w:tblStylePr w:type="firstCol">
       <w:rPr>
+        <w:rFonts w:eastAsia="黑体"/>
         <w:color w:themeColor="background1" w:val="FFFFFF"/>
       </w:rPr>
       <w:tblPr/>
@@ -14813,6 +15487,7 @@
     </w:tblStylePr>
     <w:tblStylePr w:type="lastCol">
       <w:rPr>
+        <w:rFonts w:eastAsia="黑体"/>
         <w:color w:themeColor="background1" w:val="FFFFFF"/>
       </w:rPr>
       <w:tblPr/>
@@ -14842,6 +15517,7 @@
       <w:spacing w:after="0" w:line="240" w:lineRule="auto"/>
     </w:pPr>
     <w:rPr>
+      <w:rFonts w:eastAsia="黑体"/>
       <w:color w:themeColor="text1" w:val="000000"/>
     </w:rPr>
     <w:tblPr>
@@ -14863,6 +15539,7 @@
     </w:tcPr>
     <w:tblStylePr w:type="firstRow">
       <w:rPr>
+        <w:rFonts w:eastAsia="黑体"/>
         <w:b/>
         <w:bCs/>
       </w:rPr>
@@ -14873,6 +15550,7 @@
     </w:tblStylePr>
     <w:tblStylePr w:type="lastRow">
       <w:rPr>
+        <w:rFonts w:eastAsia="黑体"/>
         <w:b/>
         <w:bCs/>
         <w:color w:themeColor="text1" w:val="000000"/>
@@ -14884,6 +15562,7 @@
     </w:tblStylePr>
     <w:tblStylePr w:type="firstCol">
       <w:rPr>
+        <w:rFonts w:eastAsia="黑体"/>
         <w:color w:themeColor="background1" w:val="FFFFFF"/>
       </w:rPr>
       <w:tblPr/>
@@ -14893,6 +15572,7 @@
     </w:tblStylePr>
     <w:tblStylePr w:type="lastCol">
       <w:rPr>
+        <w:rFonts w:eastAsia="黑体"/>
         <w:color w:themeColor="background1" w:val="FFFFFF"/>
       </w:rPr>
       <w:tblPr/>
@@ -14922,6 +15602,7 @@
       <w:spacing w:after="0" w:line="240" w:lineRule="auto"/>
     </w:pPr>
     <w:rPr>
+      <w:rFonts w:eastAsia="黑体"/>
       <w:color w:themeColor="text1" w:val="000000"/>
     </w:rPr>
     <w:tblPr>
@@ -14943,6 +15624,7 @@
     </w:tcPr>
     <w:tblStylePr w:type="firstRow">
       <w:rPr>
+        <w:rFonts w:eastAsia="黑体"/>
         <w:b/>
         <w:bCs/>
       </w:rPr>
@@ -14953,6 +15635,7 @@
     </w:tblStylePr>
     <w:tblStylePr w:type="lastRow">
       <w:rPr>
+        <w:rFonts w:eastAsia="黑体"/>
         <w:b/>
         <w:bCs/>
         <w:color w:themeColor="text1" w:val="000000"/>
@@ -14964,6 +15647,7 @@
     </w:tblStylePr>
     <w:tblStylePr w:type="firstCol">
       <w:rPr>
+        <w:rFonts w:eastAsia="黑体"/>
         <w:color w:themeColor="background1" w:val="FFFFFF"/>
       </w:rPr>
       <w:tblPr/>
@@ -14973,6 +15657,7 @@
     </w:tblStylePr>
     <w:tblStylePr w:type="lastCol">
       <w:rPr>
+        <w:rFonts w:eastAsia="黑体"/>
         <w:color w:themeColor="background1" w:val="FFFFFF"/>
       </w:rPr>
       <w:tblPr/>
@@ -15002,6 +15687,7 @@
       <w:spacing w:after="0" w:line="240" w:lineRule="auto"/>
     </w:pPr>
     <w:rPr>
+      <w:rFonts w:eastAsia="黑体"/>
       <w:color w:themeColor="text1" w:val="000000"/>
     </w:rPr>
     <w:tblPr>
@@ -15023,6 +15709,7 @@
     </w:tcPr>
     <w:tblStylePr w:type="firstRow">
       <w:rPr>
+        <w:rFonts w:eastAsia="黑体"/>
         <w:b/>
         <w:bCs/>
       </w:rPr>
@@ -15033,6 +15720,7 @@
     </w:tblStylePr>
     <w:tblStylePr w:type="lastRow">
       <w:rPr>
+        <w:rFonts w:eastAsia="黑体"/>
         <w:b/>
         <w:bCs/>
         <w:color w:themeColor="text1" w:val="000000"/>
@@ -15044,6 +15732,7 @@
     </w:tblStylePr>
     <w:tblStylePr w:type="firstCol">
       <w:rPr>
+        <w:rFonts w:eastAsia="黑体"/>
         <w:color w:themeColor="background1" w:val="FFFFFF"/>
       </w:rPr>
       <w:tblPr/>
@@ -15053,6 +15742,7 @@
     </w:tblStylePr>
     <w:tblStylePr w:type="lastCol">
       <w:rPr>
+        <w:rFonts w:eastAsia="黑体"/>
         <w:color w:themeColor="background1" w:val="FFFFFF"/>
       </w:rPr>
       <w:tblPr/>
@@ -15085,6 +15775,7 @@
     <w:name w:val="KeywordTok"/>
     <w:basedOn w:val="VerbatimChar"/>
     <w:rPr>
+      <w:rFonts w:eastAsia="黑体"/>
       <w:b/>
       <w:color w:val="007020"/>
     </w:rPr>
@@ -15093,6 +15784,7 @@
     <w:name w:val="DataTypeTok"/>
     <w:basedOn w:val="VerbatimChar"/>
     <w:rPr>
+      <w:rFonts w:eastAsia="黑体"/>
       <w:color w:val="902000"/>
     </w:rPr>
   </w:style>
@@ -15100,6 +15792,7 @@
     <w:name w:val="DecValTok"/>
     <w:basedOn w:val="VerbatimChar"/>
     <w:rPr>
+      <w:rFonts w:eastAsia="黑体"/>
       <w:color w:val="40a070"/>
     </w:rPr>
   </w:style>
@@ -15107,6 +15800,7 @@
     <w:name w:val="BaseNTok"/>
     <w:basedOn w:val="VerbatimChar"/>
     <w:rPr>
+      <w:rFonts w:eastAsia="黑体"/>
       <w:color w:val="40a070"/>
     </w:rPr>
   </w:style>
@@ -15114,6 +15808,7 @@
     <w:name w:val="FloatTok"/>
     <w:basedOn w:val="VerbatimChar"/>
     <w:rPr>
+      <w:rFonts w:eastAsia="黑体"/>
       <w:color w:val="40a070"/>
     </w:rPr>
   </w:style>
@@ -15121,6 +15816,7 @@
     <w:name w:val="ConstantTok"/>
     <w:basedOn w:val="VerbatimChar"/>
     <w:rPr>
+      <w:rFonts w:eastAsia="黑体"/>
       <w:color w:val="880000"/>
     </w:rPr>
   </w:style>
@@ -15128,6 +15824,7 @@
     <w:name w:val="CharTok"/>
     <w:basedOn w:val="VerbatimChar"/>
     <w:rPr>
+      <w:rFonts w:eastAsia="黑体"/>
       <w:color w:val="4070a0"/>
     </w:rPr>
   </w:style>
@@ -15135,6 +15832,7 @@
     <w:name w:val="SpecialCharTok"/>
     <w:basedOn w:val="VerbatimChar"/>
     <w:rPr>
+      <w:rFonts w:eastAsia="黑体"/>
       <w:color w:val="4070a0"/>
     </w:rPr>
   </w:style>
@@ -15142,6 +15840,7 @@
     <w:name w:val="StringTok"/>
     <w:basedOn w:val="VerbatimChar"/>
     <w:rPr>
+      <w:rFonts w:eastAsia="黑体"/>
       <w:color w:val="4070a0"/>
     </w:rPr>
   </w:style>
@@ -15149,6 +15848,7 @@
     <w:name w:val="VerbatimStringTok"/>
     <w:basedOn w:val="VerbatimChar"/>
     <w:rPr>
+      <w:rFonts w:eastAsia="黑体"/>
       <w:color w:val="4070a0"/>
     </w:rPr>
   </w:style>
@@ -15156,6 +15856,7 @@
     <w:name w:val="SpecialStringTok"/>
     <w:basedOn w:val="VerbatimChar"/>
     <w:rPr>
+      <w:rFonts w:eastAsia="黑体"/>
       <w:color w:val="bb6688"/>
     </w:rPr>
   </w:style>
@@ -15163,6 +15864,7 @@
     <w:name w:val="ImportTok"/>
     <w:basedOn w:val="VerbatimChar"/>
     <w:rPr>
+      <w:rFonts w:eastAsia="黑体"/>
       <w:b/>
       <w:color w:val="008000"/>
     </w:rPr>
@@ -15171,6 +15873,7 @@
     <w:name w:val="CommentTok"/>
     <w:basedOn w:val="VerbatimChar"/>
     <w:rPr>
+      <w:rFonts w:eastAsia="黑体"/>
       <w:i/>
       <w:color w:val="60a0b0"/>
     </w:rPr>
@@ -15179,6 +15882,7 @@
     <w:name w:val="DocumentationTok"/>
     <w:basedOn w:val="VerbatimChar"/>
     <w:rPr>
+      <w:rFonts w:eastAsia="黑体"/>
       <w:i/>
       <w:color w:val="ba2121"/>
     </w:rPr>
@@ -15187,6 +15891,7 @@
     <w:name w:val="AnnotationTok"/>
     <w:basedOn w:val="VerbatimChar"/>
     <w:rPr>
+      <w:rFonts w:eastAsia="黑体"/>
       <w:b/>
       <w:i/>
       <w:color w:val="60a0b0"/>
@@ -15196,6 +15901,7 @@
     <w:name w:val="CommentVarTok"/>
     <w:basedOn w:val="VerbatimChar"/>
     <w:rPr>
+      <w:rFonts w:eastAsia="黑体"/>
       <w:b/>
       <w:i/>
       <w:color w:val="60a0b0"/>
@@ -15205,6 +15911,7 @@
     <w:name w:val="OtherTok"/>
     <w:basedOn w:val="VerbatimChar"/>
     <w:rPr>
+      <w:rFonts w:eastAsia="黑体"/>
       <w:color w:val="007020"/>
     </w:rPr>
   </w:style>
@@ -15212,6 +15919,7 @@
     <w:name w:val="FunctionTok"/>
     <w:basedOn w:val="VerbatimChar"/>
     <w:rPr>
+      <w:rFonts w:eastAsia="黑体"/>
       <w:color w:val="06287e"/>
     </w:rPr>
   </w:style>
@@ -15219,6 +15927,7 @@
     <w:name w:val="VariableTok"/>
     <w:basedOn w:val="VerbatimChar"/>
     <w:rPr>
+      <w:rFonts w:eastAsia="黑体"/>
       <w:color w:val="19177c"/>
     </w:rPr>
   </w:style>
@@ -15226,6 +15935,7 @@
     <w:name w:val="ControlFlowTok"/>
     <w:basedOn w:val="VerbatimChar"/>
     <w:rPr>
+      <w:rFonts w:eastAsia="黑体"/>
       <w:b/>
       <w:color w:val="007020"/>
     </w:rPr>
@@ -15234,6 +15944,7 @@
     <w:name w:val="OperatorTok"/>
     <w:basedOn w:val="VerbatimChar"/>
     <w:rPr>
+      <w:rFonts w:eastAsia="黑体"/>
       <w:color w:val="666666"/>
     </w:rPr>
   </w:style>
@@ -15241,18 +15952,22 @@
     <w:name w:val="BuiltInTok"/>
     <w:basedOn w:val="VerbatimChar"/>
     <w:rPr>
+      <w:rFonts w:eastAsia="黑体"/>
       <w:color w:val="008000"/>
     </w:rPr>
   </w:style>
   <w:style w:type="character" w:customStyle="1" w:styleId="ExtensionTok">
     <w:name w:val="ExtensionTok"/>
     <w:basedOn w:val="VerbatimChar"/>
-    <w:rPr/>
+    <w:rPr>
+      <w:rFonts w:eastAsia="黑体"/>
+    </w:rPr>
   </w:style>
   <w:style w:type="character" w:customStyle="1" w:styleId="PreprocessorTok">
     <w:name w:val="PreprocessorTok"/>
     <w:basedOn w:val="VerbatimChar"/>
     <w:rPr>
+      <w:rFonts w:eastAsia="黑体"/>
       <w:color w:val="bc7a00"/>
     </w:rPr>
   </w:style>
@@ -15260,18 +15975,22 @@
     <w:name w:val="AttributeTok"/>
     <w:basedOn w:val="VerbatimChar"/>
     <w:rPr>
+      <w:rFonts w:eastAsia="黑体"/>
       <w:color w:val="7d9029"/>
     </w:rPr>
   </w:style>
   <w:style w:type="character" w:customStyle="1" w:styleId="RegionMarkerTok">
     <w:name w:val="RegionMarkerTok"/>
     <w:basedOn w:val="VerbatimChar"/>
-    <w:rPr/>
+    <w:rPr>
+      <w:rFonts w:eastAsia="黑体"/>
+    </w:rPr>
   </w:style>
   <w:style w:type="character" w:customStyle="1" w:styleId="InformationTok">
     <w:name w:val="InformationTok"/>
     <w:basedOn w:val="VerbatimChar"/>
     <w:rPr>
+      <w:rFonts w:eastAsia="黑体"/>
       <w:b/>
       <w:i/>
       <w:color w:val="60a0b0"/>
@@ -15281,6 +16000,7 @@
     <w:name w:val="WarningTok"/>
     <w:basedOn w:val="VerbatimChar"/>
     <w:rPr>
+      <w:rFonts w:eastAsia="黑体"/>
       <w:b/>
       <w:i/>
       <w:color w:val="60a0b0"/>
@@ -15290,6 +16010,7 @@
     <w:name w:val="AlertTok"/>
     <w:basedOn w:val="VerbatimChar"/>
     <w:rPr>
+      <w:rFonts w:eastAsia="黑体"/>
       <w:b/>
       <w:color w:val="ff0000"/>
     </w:rPr>
@@ -15298,6 +16019,7 @@
     <w:name w:val="ErrorTok"/>
     <w:basedOn w:val="VerbatimChar"/>
     <w:rPr>
+      <w:rFonts w:eastAsia="黑体"/>
       <w:b/>
       <w:color w:val="ff0000"/>
     </w:rPr>
@@ -15305,7 +16027,9 @@
   <w:style w:type="character" w:customStyle="1" w:styleId="NormalTok">
     <w:name w:val="NormalTok"/>
     <w:basedOn w:val="VerbatimChar"/>
-    <w:rPr/>
+    <w:rPr>
+      <w:rFonts w:eastAsia="黑体"/>
+    </w:rPr>
   </w:style>
 </w:styles>
 </file>
@@ -15354,12 +16078,12 @@
     <a:fontScheme name="Office">
       <a:majorFont>
         <a:latin typeface="Calibri"/>
-        <a:ea typeface=""/>
+        <a:ea typeface="黑体"/>
         <a:cs typeface=""/>
         <a:font script="Jpan" typeface="ＭＳ ゴシック"/>
         <a:font script="Hang" typeface="맑은 고딕"/>
-        <a:font script="Hans" typeface="宋体"/>
-        <a:font script="Hant" typeface="新細明體"/>
+        <a:font script="Hans" typeface="黑体"/>
+        <a:font script="Hant" typeface="黑体"/>
         <a:font script="Arab" typeface="Times New Roman"/>
         <a:font script="Hebr" typeface="Times New Roman"/>
         <a:font script="Thai" typeface="Angsana New"/>
@@ -15389,12 +16113,12 @@
       </a:majorFont>
       <a:minorFont>
         <a:latin typeface="Cambria"/>
-        <a:ea typeface=""/>
+        <a:ea typeface="黑体"/>
         <a:cs typeface=""/>
         <a:font script="Jpan" typeface="ＭＳ 明朝"/>
         <a:font script="Hang" typeface="맑은 고딕"/>
-        <a:font script="Hans" typeface="宋体"/>
-        <a:font script="Hant" typeface="新細明體"/>
+        <a:font script="Hans" typeface="黑体"/>
+        <a:font script="Hant" typeface="黑体"/>
         <a:font script="Arab" typeface="Arial"/>
         <a:font script="Hebr" typeface="Arial"/>
         <a:font script="Thai" typeface="Cordia New"/>

--- a/06-转换电路/02-数模转换DAC/PWM型DAC电路/PWM型DAC电路.docx
+++ b/06-转换电路/02-数模转换DAC/PWM型DAC电路/PWM型DAC电路.docx
@@ -3007,7 +3007,7 @@
           <w:color w:val="555555"/>
           <w:sz w:val="21"/>
         </w:rPr>
-        <w:t>材料收集者：杜文杰，WX手机：19519196569，QQ:3478827729</w:t>
+        <w:t>材料收集者：杜文杰，微信/手机：19519196569，QQ:3478827729</w:t>
       </w:r>
     </w:p>
     <w:sectPr>
